--- a/Pranav_resume.docx
+++ b/Pranav_resume.docx
@@ -1,6 +1,6 @@
 
 <file path=word/document.xml><?xml version="1.0" encoding="utf-8"?>
-<w:document xmlns:wpc="http://schemas.microsoft.com/office/word/2010/wordprocessingCanvas" xmlns:cx="http://schemas.microsoft.com/office/drawing/2014/chartex" xmlns:cx1="http://schemas.microsoft.com/office/drawing/2015/9/8/chartex" xmlns:cx2="http://schemas.microsoft.com/office/drawing/2015/10/21/chartex" xmlns:cx3="http://schemas.microsoft.com/office/drawing/2016/5/9/chartex" xmlns:cx4="http://schemas.microsoft.com/office/drawing/2016/5/10/chartex" xmlns:cx5="http://schemas.microsoft.com/office/drawing/2016/5/11/chartex" xmlns:cx6="http://schemas.microsoft.com/office/drawing/2016/5/12/chartex" xmlns:cx7="http://schemas.microsoft.com/office/drawing/2016/5/13/chartex" xmlns:cx8="http://schemas.microsoft.com/office/drawing/2016/5/14/chartex" xmlns:mc="http://schemas.openxmlformats.org/markup-compatibility/2006" xmlns:aink="http://schemas.microsoft.com/office/drawing/2016/ink" xmlns:am3d="http://schemas.microsoft.com/office/drawing/2017/model3d" xmlns:o="urn:schemas-microsoft-com:office:office" xmlns:oel="http://schemas.microsoft.com/office/2019/extlst" xmlns:r="http://schemas.openxmlformats.org/officeDocument/2006/relationships" xmlns:m="http://schemas.openxmlformats.org/officeDocument/2006/math" xmlns:v="urn:schemas-microsoft-com:vml" xmlns:wp14="http://schemas.microsoft.com/office/word/2010/wordprocessingDrawing" xmlns:wp="http://schemas.openxmlformats.org/drawingml/2006/wordprocessingDrawing" xmlns:w10="urn:schemas-microsoft-com:office:word" xmlns:w="http://schemas.openxmlformats.org/wordprocessingml/2006/main" xmlns:w14="http://schemas.microsoft.com/office/word/2010/wordml" xmlns:w15="http://schemas.microsoft.com/office/word/2012/wordml" xmlns:w16cex="http://schemas.microsoft.com/office/word/2018/wordml/cex" xmlns:w16cid="http://schemas.microsoft.com/office/word/2016/wordml/cid" xmlns:w16="http://schemas.microsoft.com/office/word/2018/wordml" xmlns:w16sdtdh="http://schemas.microsoft.com/office/word/2020/wordml/sdtdatahash" xmlns:w16se="http://schemas.microsoft.com/office/word/2015/wordml/symex" xmlns:wpg="http://schemas.microsoft.com/office/word/2010/wordprocessingGroup" xmlns:wpi="http://schemas.microsoft.com/office/word/2010/wordprocessingInk" xmlns:wne="http://schemas.microsoft.com/office/word/2006/wordml" xmlns:wps="http://schemas.microsoft.com/office/word/2010/wordprocessingShape" mc:Ignorable="w14 w15 w16se w16cid w16 w16cex w16sdtdh wp14">
+<w:document xmlns:wpc="http://schemas.microsoft.com/office/word/2010/wordprocessingCanvas" xmlns:cx="http://schemas.microsoft.com/office/drawing/2014/chartex" xmlns:cx1="http://schemas.microsoft.com/office/drawing/2015/9/8/chartex" xmlns:cx2="http://schemas.microsoft.com/office/drawing/2015/10/21/chartex" xmlns:cx3="http://schemas.microsoft.com/office/drawing/2016/5/9/chartex" xmlns:cx4="http://schemas.microsoft.com/office/drawing/2016/5/10/chartex" xmlns:cx5="http://schemas.microsoft.com/office/drawing/2016/5/11/chartex" xmlns:cx6="http://schemas.microsoft.com/office/drawing/2016/5/12/chartex" xmlns:cx7="http://schemas.microsoft.com/office/drawing/2016/5/13/chartex" xmlns:cx8="http://schemas.microsoft.com/office/drawing/2016/5/14/chartex" xmlns:mc="http://schemas.openxmlformats.org/markup-compatibility/2006" xmlns:aink="http://schemas.microsoft.com/office/drawing/2016/ink" xmlns:am3d="http://schemas.microsoft.com/office/drawing/2017/model3d" xmlns:o="urn:schemas-microsoft-com:office:office" xmlns:oel="http://schemas.microsoft.com/office/2019/extlst" xmlns:r="http://schemas.openxmlformats.org/officeDocument/2006/relationships" xmlns:m="http://schemas.openxmlformats.org/officeDocument/2006/math" xmlns:v="urn:schemas-microsoft-com:vml" xmlns:wp14="http://schemas.microsoft.com/office/word/2010/wordprocessingDrawing" xmlns:wp="http://schemas.openxmlformats.org/drawingml/2006/wordprocessingDrawing" xmlns:w10="urn:schemas-microsoft-com:office:word" xmlns:w="http://schemas.openxmlformats.org/wordprocessingml/2006/main" xmlns:w14="http://schemas.microsoft.com/office/word/2010/wordml" xmlns:w15="http://schemas.microsoft.com/office/word/2012/wordml" xmlns:w16cex="http://schemas.microsoft.com/office/word/2018/wordml/cex" xmlns:w16cid="http://schemas.microsoft.com/office/word/2016/wordml/cid" xmlns:w16="http://schemas.microsoft.com/office/word/2018/wordml" xmlns:w16du="http://schemas.microsoft.com/office/word/2023/wordml/word16du" xmlns:w16sdtdh="http://schemas.microsoft.com/office/word/2020/wordml/sdtdatahash" xmlns:w16sdtfl="http://schemas.microsoft.com/office/word/2024/wordml/sdtformatlock" xmlns:w16se="http://schemas.microsoft.com/office/word/2015/wordml/symex" xmlns:wpg="http://schemas.microsoft.com/office/word/2010/wordprocessingGroup" xmlns:wpi="http://schemas.microsoft.com/office/word/2010/wordprocessingInk" xmlns:wne="http://schemas.microsoft.com/office/word/2006/wordml" xmlns:wps="http://schemas.microsoft.com/office/word/2010/wordprocessingShape" mc:Ignorable="w14 w15 w16se w16cid w16 w16cex w16sdtdh w16sdtfl w16du wp14">
   <w:body>
     <w:p>
       <w:pPr>
@@ -26,126 +26,85 @@
         <w:ind w:left="-5"/>
         <w:jc w:val="center"/>
         <w:rPr>
-          <w:sz w:val="24"/>
-          <w:szCs w:val="24"/>
+          <w:sz w:val="22"/>
         </w:rPr>
       </w:pPr>
       <w:r>
         <w:rPr>
           <w:color w:val="000000" w:themeColor="text1"/>
-          <w:sz w:val="24"/>
-          <w:szCs w:val="24"/>
+          <w:sz w:val="22"/>
         </w:rPr>
         <w:t>Denton, Texas</w:t>
       </w:r>
       <w:r>
         <w:rPr>
           <w:color w:val="000000" w:themeColor="text1"/>
-          <w:sz w:val="24"/>
-          <w:szCs w:val="24"/>
+          <w:sz w:val="22"/>
         </w:rPr>
         <w:tab/>
       </w:r>
       <w:r>
         <w:rPr>
           <w:color w:val="000000" w:themeColor="text1"/>
-          <w:sz w:val="24"/>
-          <w:szCs w:val="24"/>
+          <w:sz w:val="22"/>
         </w:rPr>
         <w:tab/>
-      </w:r>
-      <w:hyperlink r:id="rId5" w:history="1">
-        <w:r>
-          <w:rPr>
-            <w:rStyle w:val="Hyperlink"/>
-            <w:sz w:val="24"/>
-            <w:szCs w:val="24"/>
-          </w:rPr>
-          <w:t>pranavmoses@gmail.com</w:t>
-        </w:r>
-      </w:hyperlink>
-      <w:r>
-        <w:rPr>
-          <w:sz w:val="24"/>
-          <w:szCs w:val="24"/>
-        </w:rPr>
-        <w:t xml:space="preserve">   </w:t>
-      </w:r>
-      <w:r>
-        <w:rPr>
-          <w:sz w:val="24"/>
-          <w:szCs w:val="24"/>
-        </w:rPr>
-        <w:tab/>
-        <w:t xml:space="preserve">           </w:t>
       </w:r>
       <w:hyperlink r:id="rId6" w:history="1">
         <w:r>
           <w:rPr>
             <w:rStyle w:val="Hyperlink"/>
-            <w:sz w:val="24"/>
-            <w:szCs w:val="24"/>
+            <w:sz w:val="22"/>
+          </w:rPr>
+          <w:t>pranavabishaimoses@gmail.com</w:t>
+        </w:r>
+      </w:hyperlink>
+      <w:r>
+        <w:rPr>
+          <w:sz w:val="22"/>
+        </w:rPr>
+        <w:t xml:space="preserve">   </w:t>
+      </w:r>
+      <w:r>
+        <w:rPr>
+          <w:sz w:val="22"/>
+        </w:rPr>
+        <w:tab/>
+        <w:t xml:space="preserve">           </w:t>
+      </w:r>
+      <w:hyperlink r:id="rId7" w:history="1">
+        <w:r>
+          <w:rPr>
+            <w:rStyle w:val="Hyperlink"/>
+            <w:sz w:val="22"/>
           </w:rPr>
           <w:t>LinkedIn</w:t>
         </w:r>
       </w:hyperlink>
       <w:r>
         <w:rPr>
-          <w:sz w:val="24"/>
-          <w:szCs w:val="24"/>
+          <w:sz w:val="22"/>
         </w:rPr>
         <w:tab/>
       </w:r>
       <w:r>
         <w:rPr>
-          <w:sz w:val="24"/>
-          <w:szCs w:val="24"/>
+          <w:sz w:val="22"/>
         </w:rPr>
         <w:tab/>
       </w:r>
-      <w:r>
-        <w:rPr>
-          <w:sz w:val="24"/>
-          <w:szCs w:val="24"/>
-        </w:rPr>
-        <w:tab/>
-      </w:r>
-      <w:r>
-        <w:fldChar w:fldCharType="begin"/>
-      </w:r>
-      <w:r>
-        <w:instrText>HYPERLINK "https://github.com/blahblahblah1920/"</w:instrText>
-      </w:r>
-      <w:r>
-        <w:fldChar w:fldCharType="separate"/>
-      </w:r>
-      <w:r>
-        <w:rPr>
-          <w:rStyle w:val="Hyperlink"/>
-          <w:sz w:val="24"/>
-          <w:szCs w:val="24"/>
-        </w:rPr>
-        <w:t>GitHub</w:t>
-      </w:r>
-      <w:r>
-        <w:rPr>
-          <w:rStyle w:val="Hyperlink"/>
-          <w:sz w:val="24"/>
-          <w:szCs w:val="24"/>
-        </w:rPr>
-        <w:fldChar w:fldCharType="end"/>
-      </w:r>
-      <w:r>
-        <w:rPr>
-          <w:sz w:val="24"/>
-          <w:szCs w:val="24"/>
-        </w:rPr>
-        <w:t xml:space="preserve"> </w:t>
-      </w:r>
-      <w:r>
-        <w:rPr>
-          <w:sz w:val="24"/>
-          <w:szCs w:val="24"/>
+      <w:hyperlink r:id="rId8" w:history="1">
+        <w:r>
+          <w:rPr>
+            <w:rStyle w:val="Hyperlink"/>
+            <w:sz w:val="22"/>
+          </w:rPr>
+          <w:t>Portfolio</w:t>
+        </w:r>
+      </w:hyperlink>
+      <w:r>
+        <w:rPr>
+          <w:sz w:val="22"/>
         </w:rPr>
         <w:br/>
       </w:r>
@@ -155,11 +114,12 @@
         <w:pStyle w:val="Heading1"/>
         <w:spacing w:after="65"/>
         <w:ind w:left="-5"/>
+        <w:jc w:val="both"/>
         <w:rPr>
           <w:rFonts w:eastAsiaTheme="minorEastAsia"/>
           <w:color w:val="auto"/>
           <w:kern w:val="0"/>
-          <w:szCs w:val="24"/>
+          <w:sz w:val="22"/>
         </w:rPr>
       </w:pPr>
       <w:r>
@@ -167,557 +127,843 @@
           <w:rFonts w:eastAsiaTheme="minorEastAsia"/>
           <w:color w:val="auto"/>
           <w:kern w:val="0"/>
-          <w:szCs w:val="24"/>
-        </w:rPr>
-        <w:t>Highly motivated Data Science Master's student with a passion for extracting valuable insights from data. Proficient in traditional machine learning and deep learning algorithms, and eager to explore Natural Language Processing, Generative AI, and Transformers to further enhance my analytical toolki</w:t>
+          <w:sz w:val="22"/>
+        </w:rPr>
+        <w:t xml:space="preserve">Highly motivated Data Science </w:t>
       </w:r>
       <w:r>
         <w:rPr>
           <w:rFonts w:eastAsiaTheme="minorEastAsia"/>
           <w:color w:val="auto"/>
           <w:kern w:val="0"/>
-          <w:szCs w:val="24"/>
-        </w:rPr>
-        <w:t>t.</w:t>
+          <w:sz w:val="22"/>
+        </w:rPr>
+        <w:t>Doctoral</w:t>
       </w:r>
       <w:r>
         <w:rPr>
           <w:rFonts w:eastAsiaTheme="minorEastAsia"/>
           <w:color w:val="auto"/>
           <w:kern w:val="0"/>
-          <w:szCs w:val="24"/>
-        </w:rPr>
-        <w:br/>
+          <w:sz w:val="22"/>
+        </w:rPr>
+        <w:t xml:space="preserve"> student</w:t>
+      </w:r>
+      <w:r>
+        <w:rPr>
+          <w:rFonts w:eastAsiaTheme="minorEastAsia"/>
+          <w:color w:val="auto"/>
+          <w:kern w:val="0"/>
+          <w:sz w:val="22"/>
+        </w:rPr>
+        <w:t>, at</w:t>
+      </w:r>
+      <w:r>
+        <w:rPr>
+          <w:rFonts w:eastAsiaTheme="minorEastAsia"/>
+          <w:color w:val="auto"/>
+          <w:kern w:val="0"/>
+          <w:sz w:val="22"/>
+        </w:rPr>
+        <w:t xml:space="preserve"> UNT </w:t>
+      </w:r>
+      <w:r>
+        <w:rPr>
+          <w:rFonts w:eastAsiaTheme="minorEastAsia"/>
+          <w:color w:val="auto"/>
+          <w:kern w:val="0"/>
+          <w:sz w:val="22"/>
+        </w:rPr>
+        <w:t>working on</w:t>
+      </w:r>
+      <w:r>
+        <w:rPr>
+          <w:rFonts w:eastAsiaTheme="minorEastAsia"/>
+          <w:color w:val="auto"/>
+          <w:kern w:val="0"/>
+          <w:sz w:val="22"/>
+        </w:rPr>
+        <w:t xml:space="preserve"> Data Science, Virtual Reality and Material Science</w:t>
+      </w:r>
+      <w:r>
+        <w:rPr>
+          <w:rFonts w:eastAsiaTheme="minorEastAsia"/>
+          <w:color w:val="auto"/>
+          <w:kern w:val="0"/>
+          <w:sz w:val="22"/>
+        </w:rPr>
+        <w:t>,</w:t>
+      </w:r>
+      <w:r>
+        <w:rPr>
+          <w:rFonts w:eastAsiaTheme="minorEastAsia"/>
+          <w:color w:val="auto"/>
+          <w:kern w:val="0"/>
+          <w:sz w:val="22"/>
+        </w:rPr>
+        <w:t xml:space="preserve"> with a passion for extracting valuable insights from data. </w:t>
+      </w:r>
+      <w:r>
+        <w:rPr>
+          <w:rFonts w:eastAsiaTheme="minorEastAsia"/>
+          <w:color w:val="auto"/>
+          <w:kern w:val="0"/>
+          <w:sz w:val="22"/>
+        </w:rPr>
+        <w:t xml:space="preserve">As a data enthusiast, </w:t>
+      </w:r>
+      <w:r>
+        <w:rPr>
+          <w:rFonts w:eastAsiaTheme="minorEastAsia"/>
+          <w:color w:val="auto"/>
+          <w:kern w:val="0"/>
+          <w:sz w:val="22"/>
+        </w:rPr>
+        <w:t>I am eager to bring my p</w:t>
+      </w:r>
+      <w:r>
+        <w:rPr>
+          <w:rFonts w:eastAsiaTheme="minorEastAsia"/>
+          <w:color w:val="auto"/>
+          <w:kern w:val="0"/>
+          <w:sz w:val="22"/>
+        </w:rPr>
+        <w:t>roficie</w:t>
+      </w:r>
+      <w:r>
+        <w:rPr>
+          <w:rFonts w:eastAsiaTheme="minorEastAsia"/>
+          <w:color w:val="auto"/>
+          <w:kern w:val="0"/>
+          <w:sz w:val="22"/>
+        </w:rPr>
+        <w:t>ncy</w:t>
+      </w:r>
+      <w:r>
+        <w:rPr>
+          <w:rFonts w:eastAsiaTheme="minorEastAsia"/>
+          <w:color w:val="auto"/>
+          <w:kern w:val="0"/>
+          <w:sz w:val="22"/>
+        </w:rPr>
+        <w:t xml:space="preserve"> in traditional machine learning</w:t>
+      </w:r>
+      <w:r>
+        <w:rPr>
+          <w:rFonts w:eastAsiaTheme="minorEastAsia"/>
+          <w:color w:val="auto"/>
+          <w:kern w:val="0"/>
+          <w:sz w:val="22"/>
+        </w:rPr>
+        <w:t xml:space="preserve">, </w:t>
+      </w:r>
+      <w:r>
+        <w:rPr>
+          <w:rFonts w:eastAsiaTheme="minorEastAsia"/>
+          <w:color w:val="auto"/>
+          <w:kern w:val="0"/>
+          <w:sz w:val="22"/>
+        </w:rPr>
+        <w:t>deep learning algorithms, Natural Language Processing, Generative AI, and Transformers to</w:t>
+      </w:r>
+      <w:r>
+        <w:rPr>
+          <w:rFonts w:eastAsiaTheme="minorEastAsia"/>
+          <w:color w:val="auto"/>
+          <w:kern w:val="0"/>
+          <w:sz w:val="22"/>
+        </w:rPr>
+        <w:t xml:space="preserve"> </w:t>
+      </w:r>
+      <w:r>
+        <w:rPr>
+          <w:rFonts w:eastAsiaTheme="minorEastAsia"/>
+          <w:color w:val="auto"/>
+          <w:kern w:val="0"/>
+          <w:sz w:val="22"/>
+        </w:rPr>
+        <w:t>your</w:t>
+      </w:r>
+      <w:r>
+        <w:rPr>
+          <w:rFonts w:eastAsiaTheme="minorEastAsia"/>
+          <w:color w:val="auto"/>
+          <w:kern w:val="0"/>
+          <w:sz w:val="22"/>
+        </w:rPr>
+        <w:t xml:space="preserve"> organization and</w:t>
+      </w:r>
+      <w:r>
+        <w:rPr>
+          <w:rFonts w:eastAsiaTheme="minorEastAsia"/>
+          <w:color w:val="auto"/>
+          <w:kern w:val="0"/>
+          <w:sz w:val="22"/>
+        </w:rPr>
+        <w:t xml:space="preserve"> further enhance my analytical toolkit.</w:t>
       </w:r>
     </w:p>
+    <w:p/>
     <w:p>
       <w:pPr>
         <w:pStyle w:val="Heading1"/>
         <w:spacing w:after="65"/>
         <w:ind w:left="-5"/>
         <w:rPr>
-          <w:szCs w:val="24"/>
-        </w:rPr>
-      </w:pPr>
-      <w:r>
-        <w:rPr>
-          <w:szCs w:val="24"/>
-        </w:rPr>
-        <w:t>S</w:t>
-      </w:r>
-      <w:r>
-        <w:rPr>
-          <w:szCs w:val="24"/>
-        </w:rPr>
-        <w:t>KILLS</w:t>
+          <w:sz w:val="22"/>
+        </w:rPr>
+      </w:pPr>
+      <w:r>
+        <w:rPr>
+          <w:sz w:val="22"/>
+        </w:rPr>
+        <w:t>EDUCATION</w:t>
       </w:r>
     </w:p>
+    <w:p>
+      <w:pPr>
+        <w:spacing w:line="270" w:lineRule="auto"/>
+        <w:ind w:left="0" w:right="-15" w:firstLine="0"/>
+        <w:rPr>
+          <w:b/>
+          <w:sz w:val="22"/>
+        </w:rPr>
+      </w:pPr>
+      <w:r>
+        <w:rPr>
+          <w:b/>
+          <w:bCs/>
+          <w:iCs/>
+          <w:sz w:val="22"/>
+        </w:rPr>
+        <w:t>University of North Texas</w:t>
+      </w:r>
+      <w:r>
+        <w:rPr>
+          <w:iCs/>
+          <w:sz w:val="22"/>
+        </w:rPr>
+        <w:t xml:space="preserve">, </w:t>
+      </w:r>
+      <w:r>
+        <w:rPr>
+          <w:iCs/>
+          <w:sz w:val="22"/>
+        </w:rPr>
+        <w:t>Denton, Texas</w:t>
+      </w:r>
+      <w:r>
+        <w:rPr>
+          <w:i/>
+          <w:sz w:val="22"/>
+        </w:rPr>
+        <w:tab/>
+        <w:t xml:space="preserve">           </w:t>
+      </w:r>
+      <w:r>
+        <w:rPr>
+          <w:i/>
+          <w:sz w:val="22"/>
+        </w:rPr>
+        <w:tab/>
+      </w:r>
+      <w:r>
+        <w:rPr>
+          <w:i/>
+          <w:sz w:val="22"/>
+        </w:rPr>
+        <w:tab/>
+      </w:r>
+      <w:r>
+        <w:rPr>
+          <w:i/>
+          <w:sz w:val="22"/>
+        </w:rPr>
+        <w:tab/>
+      </w:r>
+      <w:r>
+        <w:rPr>
+          <w:i/>
+          <w:sz w:val="22"/>
+        </w:rPr>
+        <w:tab/>
+      </w:r>
+      <w:r>
+        <w:rPr>
+          <w:i/>
+          <w:sz w:val="22"/>
+        </w:rPr>
+        <w:tab/>
+        <w:t xml:space="preserve">               </w:t>
+      </w:r>
+      <w:r>
+        <w:rPr>
+          <w:i/>
+          <w:sz w:val="22"/>
+        </w:rPr>
+        <w:t xml:space="preserve">       </w:t>
+      </w:r>
+      <w:r>
+        <w:rPr>
+          <w:i/>
+          <w:sz w:val="22"/>
+        </w:rPr>
+        <w:t xml:space="preserve"> </w:t>
+      </w:r>
+      <w:r>
+        <w:rPr>
+          <w:i/>
+          <w:sz w:val="22"/>
+        </w:rPr>
+        <w:tab/>
+      </w:r>
+      <w:r>
+        <w:rPr>
+          <w:i/>
+          <w:sz w:val="22"/>
+        </w:rPr>
+        <w:tab/>
+      </w:r>
+      <w:r>
+        <w:rPr>
+          <w:b/>
+          <w:bCs/>
+          <w:iCs/>
+          <w:sz w:val="22"/>
+        </w:rPr>
+        <w:t>Present</w:t>
+      </w:r>
+    </w:p>
+    <w:p>
+      <w:pPr>
+        <w:spacing w:line="270" w:lineRule="auto"/>
+        <w:ind w:left="0" w:right="-15" w:firstLine="0"/>
+        <w:jc w:val="both"/>
+        <w:rPr>
+          <w:i/>
+          <w:sz w:val="22"/>
+        </w:rPr>
+      </w:pPr>
+      <w:r>
+        <w:rPr>
+          <w:b/>
+          <w:sz w:val="22"/>
+        </w:rPr>
+        <w:t>PhD</w:t>
+      </w:r>
+      <w:r>
+        <w:rPr>
+          <w:b/>
+          <w:sz w:val="22"/>
+        </w:rPr>
+        <w:t xml:space="preserve"> – </w:t>
+      </w:r>
+      <w:r>
+        <w:rPr>
+          <w:b/>
+          <w:sz w:val="22"/>
+        </w:rPr>
+        <w:t>Information Science with a concentration in Data Science</w:t>
+      </w:r>
+      <w:r>
+        <w:rPr>
+          <w:b/>
+          <w:sz w:val="22"/>
+        </w:rPr>
+        <w:tab/>
+      </w:r>
+      <w:r>
+        <w:rPr>
+          <w:b/>
+          <w:sz w:val="22"/>
+        </w:rPr>
+        <w:tab/>
+      </w:r>
+      <w:r>
+        <w:rPr>
+          <w:b/>
+          <w:sz w:val="22"/>
+        </w:rPr>
+        <w:tab/>
+      </w:r>
+      <w:r>
+        <w:rPr>
+          <w:b/>
+          <w:sz w:val="22"/>
+        </w:rPr>
+        <w:tab/>
+        <w:t xml:space="preserve">                          </w:t>
+      </w:r>
+      <w:r>
+        <w:rPr>
+          <w:sz w:val="22"/>
+        </w:rPr>
+        <w:br/>
+      </w:r>
+      <w:r>
+        <w:rPr>
+          <w:rFonts w:asciiTheme="minorHAnsi" w:eastAsiaTheme="minorEastAsia" w:hAnsiTheme="minorHAnsi" w:cstheme="minorHAnsi"/>
+          <w:color w:val="auto"/>
+          <w:kern w:val="0"/>
+          <w:sz w:val="22"/>
+        </w:rPr>
+        <w:t>Pursuing a post graduate degree in the field of data science with implementations in Additive Manufacturing and Virtual Reality.</w:t>
+      </w:r>
+    </w:p>
+    <w:p>
+      <w:pPr>
+        <w:spacing w:line="270" w:lineRule="auto"/>
+        <w:ind w:left="0" w:right="-15" w:firstLine="0"/>
+        <w:rPr>
+          <w:b/>
+          <w:bCs/>
+          <w:iCs/>
+          <w:sz w:val="22"/>
+        </w:rPr>
+      </w:pPr>
+    </w:p>
+    <w:p>
+      <w:pPr>
+        <w:spacing w:line="270" w:lineRule="auto"/>
+        <w:ind w:left="0" w:right="-15" w:firstLine="0"/>
+        <w:rPr>
+          <w:b/>
+          <w:sz w:val="22"/>
+        </w:rPr>
+      </w:pPr>
+      <w:r>
+        <w:rPr>
+          <w:b/>
+          <w:bCs/>
+          <w:iCs/>
+          <w:sz w:val="22"/>
+        </w:rPr>
+        <w:t>University of North Texas</w:t>
+      </w:r>
+      <w:r>
+        <w:rPr>
+          <w:iCs/>
+          <w:sz w:val="22"/>
+        </w:rPr>
+        <w:t xml:space="preserve">, </w:t>
+      </w:r>
+      <w:r>
+        <w:rPr>
+          <w:iCs/>
+          <w:sz w:val="22"/>
+        </w:rPr>
+        <w:t>Denton, Texas</w:t>
+      </w:r>
+      <w:r>
+        <w:rPr>
+          <w:i/>
+          <w:sz w:val="22"/>
+        </w:rPr>
+        <w:tab/>
+        <w:t xml:space="preserve">           </w:t>
+      </w:r>
+      <w:r>
+        <w:rPr>
+          <w:i/>
+          <w:sz w:val="22"/>
+        </w:rPr>
+        <w:tab/>
+      </w:r>
+      <w:r>
+        <w:rPr>
+          <w:i/>
+          <w:sz w:val="22"/>
+        </w:rPr>
+        <w:tab/>
+      </w:r>
+      <w:r>
+        <w:rPr>
+          <w:i/>
+          <w:sz w:val="22"/>
+        </w:rPr>
+        <w:tab/>
+      </w:r>
+      <w:r>
+        <w:rPr>
+          <w:i/>
+          <w:sz w:val="22"/>
+        </w:rPr>
+        <w:tab/>
+      </w:r>
+      <w:r>
+        <w:rPr>
+          <w:i/>
+          <w:sz w:val="22"/>
+        </w:rPr>
+        <w:tab/>
+        <w:t xml:space="preserve">               </w:t>
+      </w:r>
+      <w:r>
+        <w:rPr>
+          <w:i/>
+          <w:sz w:val="22"/>
+        </w:rPr>
+        <w:t xml:space="preserve">       </w:t>
+      </w:r>
+      <w:r>
+        <w:rPr>
+          <w:i/>
+          <w:sz w:val="22"/>
+        </w:rPr>
+        <w:t xml:space="preserve"> </w:t>
+      </w:r>
+      <w:r>
+        <w:rPr>
+          <w:i/>
+          <w:sz w:val="22"/>
+        </w:rPr>
+        <w:tab/>
+      </w:r>
+      <w:r>
+        <w:rPr>
+          <w:b/>
+          <w:bCs/>
+          <w:iCs/>
+          <w:sz w:val="22"/>
+        </w:rPr>
+        <w:t>December 2025</w:t>
+      </w:r>
+    </w:p>
+    <w:p>
+      <w:pPr>
+        <w:spacing w:line="270" w:lineRule="auto"/>
+        <w:ind w:left="0" w:right="-15" w:firstLine="0"/>
+        <w:jc w:val="both"/>
+        <w:rPr>
+          <w:i/>
+          <w:sz w:val="22"/>
+        </w:rPr>
+      </w:pPr>
+      <w:r>
+        <w:rPr>
+          <w:b/>
+          <w:sz w:val="22"/>
+        </w:rPr>
+        <w:t>Master of Science – Data Science</w:t>
+      </w:r>
+      <w:r>
+        <w:rPr>
+          <w:b/>
+          <w:sz w:val="22"/>
+        </w:rPr>
+        <w:tab/>
+      </w:r>
+      <w:r>
+        <w:rPr>
+          <w:b/>
+          <w:sz w:val="22"/>
+        </w:rPr>
+        <w:tab/>
+      </w:r>
+      <w:r>
+        <w:rPr>
+          <w:b/>
+          <w:sz w:val="22"/>
+        </w:rPr>
+        <w:tab/>
+      </w:r>
+      <w:r>
+        <w:rPr>
+          <w:b/>
+          <w:sz w:val="22"/>
+        </w:rPr>
+        <w:tab/>
+      </w:r>
+      <w:r>
+        <w:rPr>
+          <w:b/>
+          <w:sz w:val="22"/>
+        </w:rPr>
+        <w:tab/>
+      </w:r>
+      <w:r>
+        <w:rPr>
+          <w:b/>
+          <w:sz w:val="22"/>
+        </w:rPr>
+        <w:tab/>
+      </w:r>
+      <w:r>
+        <w:rPr>
+          <w:b/>
+          <w:sz w:val="22"/>
+        </w:rPr>
+        <w:tab/>
+        <w:t xml:space="preserve">             </w:t>
+      </w:r>
+      <w:r>
+        <w:rPr>
+          <w:b/>
+          <w:sz w:val="22"/>
+        </w:rPr>
+        <w:tab/>
+        <w:t xml:space="preserve">                          </w:t>
+      </w:r>
+      <w:r>
+        <w:rPr>
+          <w:bCs/>
+          <w:sz w:val="22"/>
+        </w:rPr>
+        <w:t>GPA: 4.00</w:t>
+      </w:r>
+      <w:r>
+        <w:rPr>
+          <w:b/>
+          <w:sz w:val="22"/>
+        </w:rPr>
+        <w:tab/>
+      </w:r>
+      <w:r>
+        <w:rPr>
+          <w:sz w:val="22"/>
+        </w:rPr>
+        <w:br/>
+      </w:r>
+      <w:r>
+        <w:rPr>
+          <w:b/>
+          <w:bCs/>
+          <w:sz w:val="22"/>
+        </w:rPr>
+        <w:t>Relevant Coursework:</w:t>
+      </w:r>
+      <w:r>
+        <w:rPr>
+          <w:i/>
+          <w:iCs/>
+          <w:sz w:val="22"/>
+        </w:rPr>
+        <w:t xml:space="preserve"> </w:t>
+      </w:r>
+      <w:r>
+        <w:rPr>
+          <w:sz w:val="22"/>
+        </w:rPr>
+        <w:t>Machine Learning and Deep Learning, Data Visualization, Data Analytics, Data Mining, Data Modeling/Management, Python Programming, Big Data for Data Science, Virtual Reality.</w:t>
+      </w:r>
+    </w:p>
+    <w:p>
+      <w:pPr>
+        <w:spacing w:line="270" w:lineRule="auto"/>
+        <w:ind w:left="0" w:right="-15" w:firstLine="0"/>
+        <w:rPr>
+          <w:sz w:val="22"/>
+        </w:rPr>
+      </w:pPr>
+    </w:p>
+    <w:p>
+      <w:pPr>
+        <w:spacing w:line="270" w:lineRule="auto"/>
+        <w:ind w:left="0" w:right="-15" w:firstLine="0"/>
+        <w:jc w:val="both"/>
+        <w:rPr>
+          <w:iCs/>
+          <w:sz w:val="22"/>
+        </w:rPr>
+      </w:pPr>
+      <w:r>
+        <w:rPr>
+          <w:b/>
+          <w:bCs/>
+          <w:iCs/>
+          <w:sz w:val="22"/>
+        </w:rPr>
+        <w:t>Kakatiya Institute of Technology and Science,</w:t>
+      </w:r>
+      <w:r>
+        <w:rPr>
+          <w:iCs/>
+          <w:sz w:val="22"/>
+        </w:rPr>
+        <w:t xml:space="preserve"> India</w:t>
+      </w:r>
+      <w:r>
+        <w:rPr>
+          <w:i/>
+          <w:sz w:val="22"/>
+        </w:rPr>
+        <w:tab/>
+      </w:r>
+      <w:r>
+        <w:rPr>
+          <w:i/>
+          <w:sz w:val="22"/>
+        </w:rPr>
+        <w:tab/>
+      </w:r>
+      <w:r>
+        <w:rPr>
+          <w:i/>
+          <w:sz w:val="22"/>
+        </w:rPr>
+        <w:tab/>
+        <w:t xml:space="preserve">           </w:t>
+      </w:r>
+      <w:r>
+        <w:rPr>
+          <w:i/>
+          <w:sz w:val="22"/>
+        </w:rPr>
+        <w:tab/>
+      </w:r>
+      <w:r>
+        <w:rPr>
+          <w:i/>
+          <w:sz w:val="22"/>
+        </w:rPr>
+        <w:tab/>
+      </w:r>
+      <w:r>
+        <w:rPr>
+          <w:b/>
+          <w:bCs/>
+          <w:iCs/>
+          <w:sz w:val="22"/>
+        </w:rPr>
+        <w:t xml:space="preserve">       </w:t>
+      </w:r>
+      <w:r>
+        <w:rPr>
+          <w:b/>
+          <w:bCs/>
+          <w:iCs/>
+          <w:sz w:val="22"/>
+        </w:rPr>
+        <w:tab/>
+      </w:r>
+      <w:r>
+        <w:rPr>
+          <w:b/>
+          <w:bCs/>
+          <w:iCs/>
+          <w:sz w:val="22"/>
+        </w:rPr>
+        <w:tab/>
+        <w:t xml:space="preserve">            </w:t>
+      </w:r>
+      <w:r>
+        <w:rPr>
+          <w:b/>
+          <w:bCs/>
+          <w:iCs/>
+          <w:sz w:val="22"/>
+        </w:rPr>
+        <w:t>July 2020</w:t>
+      </w:r>
+      <w:r>
+        <w:rPr>
+          <w:b/>
+          <w:sz w:val="22"/>
+        </w:rPr>
+        <w:br/>
+        <w:t>Bachelors – Engineering in Electrical and Electronics</w:t>
+      </w:r>
+      <w:r>
+        <w:rPr>
+          <w:b/>
+          <w:sz w:val="22"/>
+        </w:rPr>
+        <w:tab/>
+      </w:r>
+      <w:r>
+        <w:rPr>
+          <w:b/>
+          <w:sz w:val="22"/>
+        </w:rPr>
+        <w:tab/>
+      </w:r>
+      <w:r>
+        <w:rPr>
+          <w:b/>
+          <w:sz w:val="22"/>
+        </w:rPr>
+        <w:tab/>
+      </w:r>
+      <w:r>
+        <w:rPr>
+          <w:b/>
+          <w:sz w:val="22"/>
+        </w:rPr>
+        <w:tab/>
+      </w:r>
+      <w:r>
+        <w:rPr>
+          <w:b/>
+          <w:sz w:val="22"/>
+        </w:rPr>
+        <w:tab/>
+      </w:r>
+      <w:r>
+        <w:rPr>
+          <w:b/>
+          <w:sz w:val="22"/>
+        </w:rPr>
+        <w:tab/>
+        <w:t xml:space="preserve">                          </w:t>
+      </w:r>
+      <w:r>
+        <w:rPr>
+          <w:bCs/>
+          <w:sz w:val="22"/>
+        </w:rPr>
+        <w:t>GPA: 3.50</w:t>
+      </w:r>
+      <w:r>
+        <w:rPr>
+          <w:sz w:val="22"/>
+        </w:rPr>
+        <w:br/>
+      </w:r>
+      <w:r>
+        <w:rPr>
+          <w:b/>
+          <w:bCs/>
+          <w:sz w:val="22"/>
+        </w:rPr>
+        <w:t>Relevant Coursework:</w:t>
+      </w:r>
+      <w:r>
+        <w:rPr>
+          <w:i/>
+          <w:iCs/>
+          <w:sz w:val="22"/>
+        </w:rPr>
+        <w:t xml:space="preserve"> </w:t>
+      </w:r>
+      <w:r>
+        <w:rPr>
+          <w:iCs/>
+          <w:sz w:val="22"/>
+        </w:rPr>
+        <w:t>Data Structures and Algorithms, Database Systems, Object Oriented Programming, Engineering Mathematics.</w:t>
+      </w:r>
+    </w:p>
+    <w:p/>
     <w:p>
       <w:pPr>
         <w:pStyle w:val="Heading1"/>
         <w:spacing w:after="65"/>
         <w:ind w:left="-5"/>
         <w:rPr>
-          <w:rFonts w:eastAsia="Times New Roman" w:cstheme="minorHAnsi"/>
-          <w:color w:val="auto"/>
-          <w:szCs w:val="24"/>
-        </w:rPr>
-      </w:pPr>
-      <w:r>
-        <w:rPr>
-          <w:noProof/>
-          <w:color w:val="auto"/>
-          <w:szCs w:val="24"/>
-        </w:rPr>
-        <mc:AlternateContent>
-          <mc:Choice Requires="wpg">
-            <w:drawing>
-              <wp:anchor distT="0" distB="0" distL="114300" distR="114300" simplePos="0" relativeHeight="251674624" behindDoc="0" locked="0" layoutInCell="1" allowOverlap="1" wp14:anchorId="25939E1F" wp14:editId="2B25DE35">
-                <wp:simplePos x="0" y="0"/>
-                <wp:positionH relativeFrom="margin">
-                  <wp:posOffset>0</wp:posOffset>
-                </wp:positionH>
-                <wp:positionV relativeFrom="paragraph">
-                  <wp:posOffset>0</wp:posOffset>
-                </wp:positionV>
-                <wp:extent cx="6858000" cy="45719"/>
-                <wp:effectExtent l="0" t="0" r="0" b="0"/>
-                <wp:wrapNone/>
-                <wp:docPr id="1293142795" name="Group 5"/>
-                <wp:cNvGraphicFramePr>
-                  <a:graphicFrameLocks xmlns:a="http://schemas.openxmlformats.org/drawingml/2006/main"/>
-                </wp:cNvGraphicFramePr>
-                <a:graphic xmlns:a="http://schemas.openxmlformats.org/drawingml/2006/main">
-                  <a:graphicData uri="http://schemas.microsoft.com/office/word/2010/wordprocessingGroup">
-                    <wpg:wgp>
-                      <wpg:cNvGrpSpPr>
-                        <a:grpSpLocks/>
-                      </wpg:cNvGrpSpPr>
-                      <wpg:grpSpPr>
-                        <a:xfrm>
-                          <a:off x="0" y="0"/>
-                          <a:ext cx="6858000" cy="45719"/>
-                          <a:chOff x="0" y="0"/>
-                          <a:chExt cx="7223760" cy="5055"/>
-                        </a:xfrm>
-                      </wpg:grpSpPr>
-                      <wps:wsp>
-                        <wps:cNvPr id="1613479921" name="Shape 13"/>
-                        <wps:cNvSpPr/>
-                        <wps:spPr>
-                          <a:xfrm>
-                            <a:off x="0" y="0"/>
-                            <a:ext cx="7223760" cy="0"/>
-                          </a:xfrm>
-                          <a:custGeom>
-                            <a:avLst/>
-                            <a:gdLst/>
-                            <a:ahLst/>
-                            <a:cxnLst/>
-                            <a:rect l="0" t="0" r="0" b="0"/>
-                            <a:pathLst>
-                              <a:path w="7223760">
-                                <a:moveTo>
-                                  <a:pt x="0" y="0"/>
-                                </a:moveTo>
-                                <a:lnTo>
-                                  <a:pt x="7223760" y="0"/>
-                                </a:lnTo>
-                              </a:path>
-                            </a:pathLst>
-                          </a:custGeom>
-                          <a:ln w="5055" cap="flat">
-                            <a:miter lim="127000"/>
-                          </a:ln>
-                        </wps:spPr>
-                        <wps:style>
-                          <a:lnRef idx="1">
-                            <a:srgbClr val="3D5A80"/>
-                          </a:lnRef>
-                          <a:fillRef idx="0">
-                            <a:srgbClr val="000000">
-                              <a:alpha val="0"/>
-                            </a:srgbClr>
-                          </a:fillRef>
-                          <a:effectRef idx="0">
-                            <a:scrgbClr r="0" g="0" b="0"/>
-                          </a:effectRef>
-                          <a:fontRef idx="none"/>
-                        </wps:style>
-                        <wps:bodyPr/>
-                      </wps:wsp>
-                    </wpg:wgp>
-                  </a:graphicData>
-                </a:graphic>
-                <wp14:sizeRelH relativeFrom="page">
-                  <wp14:pctWidth>0</wp14:pctWidth>
-                </wp14:sizeRelH>
-                <wp14:sizeRelV relativeFrom="page">
-                  <wp14:pctHeight>0</wp14:pctHeight>
-                </wp14:sizeRelV>
-              </wp:anchor>
-            </w:drawing>
-          </mc:Choice>
-          <mc:Fallback>
-            <w:pict>
-              <v:group w14:anchorId="0C1FDC5B" id="Group 5" o:spid="_x0000_s1026" style="position:absolute;margin-left:0;margin-top:0;width:540pt;height:3.6pt;z-index:251674624;mso-position-horizontal-relative:margin" coordsize="72237,50" o:gfxdata="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">
-                <v:shape id="Shape 13" o:spid="_x0000_s1027" style="position:absolute;width:72237;height:0;visibility:visible;mso-wrap-style:square;v-text-anchor:top" coordsize="7223760,0" o:gfxdata="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" path="m,l7223760,e" filled="f" strokecolor="#3d5a80" strokeweight=".14042mm">
-                  <v:stroke miterlimit="83231f" joinstyle="miter"/>
-                  <v:path arrowok="t" textboxrect="0,0,7223760,0"/>
-                </v:shape>
-                <w10:wrap anchorx="margin"/>
-              </v:group>
-            </w:pict>
-          </mc:Fallback>
-        </mc:AlternateContent>
-      </w:r>
-      <w:r>
-        <w:rPr>
-          <w:rFonts w:eastAsia="Times New Roman" w:cstheme="minorHAnsi"/>
-          <w:b/>
-          <w:color w:val="auto"/>
-          <w:szCs w:val="24"/>
-        </w:rPr>
-        <w:t xml:space="preserve">Data Analytics Algorithms: </w:t>
-      </w:r>
-      <w:r>
-        <w:rPr>
-          <w:rFonts w:eastAsia="Times New Roman" w:cstheme="minorHAnsi"/>
-          <w:color w:val="auto"/>
-          <w:szCs w:val="24"/>
-        </w:rPr>
-        <w:t xml:space="preserve">Linear Regression, Logistic Regression, K-Mean, KNN, </w:t>
-      </w:r>
-      <w:r>
-        <w:rPr>
-          <w:rFonts w:eastAsia="Times New Roman" w:cstheme="minorHAnsi"/>
-          <w:color w:val="auto"/>
-          <w:szCs w:val="24"/>
-        </w:rPr>
-        <w:t>Decision Tree, Random Forest</w:t>
-      </w:r>
-      <w:r>
-        <w:rPr>
-          <w:rFonts w:eastAsia="Times New Roman" w:cstheme="minorHAnsi"/>
-          <w:color w:val="auto"/>
-          <w:szCs w:val="24"/>
-        </w:rPr>
-        <w:br/>
-      </w:r>
-      <w:r>
-        <w:rPr>
-          <w:rFonts w:eastAsia="Times New Roman" w:cstheme="minorHAnsi"/>
-          <w:b/>
-          <w:color w:val="auto"/>
-          <w:szCs w:val="24"/>
-        </w:rPr>
-        <w:t>Software:</w:t>
-      </w:r>
-      <w:r>
-        <w:rPr>
-          <w:rFonts w:eastAsia="Times New Roman" w:cstheme="minorHAnsi"/>
-          <w:color w:val="auto"/>
-          <w:szCs w:val="24"/>
-        </w:rPr>
-        <w:t xml:space="preserve"> Tableau, TensorFlow, </w:t>
-      </w:r>
-      <w:proofErr w:type="spellStart"/>
-      <w:r>
-        <w:rPr>
-          <w:rFonts w:eastAsia="Times New Roman" w:cstheme="minorHAnsi"/>
-          <w:color w:val="auto"/>
-          <w:szCs w:val="24"/>
-        </w:rPr>
-        <w:t>PyTorch</w:t>
-      </w:r>
-      <w:proofErr w:type="spellEnd"/>
-      <w:r>
-        <w:rPr>
-          <w:rFonts w:eastAsia="Times New Roman" w:cstheme="minorHAnsi"/>
-          <w:color w:val="auto"/>
-          <w:szCs w:val="24"/>
-        </w:rPr>
-        <w:t xml:space="preserve">, MySQL, </w:t>
-      </w:r>
-      <w:proofErr w:type="spellStart"/>
-      <w:r>
-        <w:rPr>
-          <w:rFonts w:eastAsia="Times New Roman" w:cstheme="minorHAnsi"/>
-          <w:color w:val="auto"/>
-          <w:szCs w:val="24"/>
-        </w:rPr>
-        <w:t>Streamlit</w:t>
-      </w:r>
-      <w:proofErr w:type="spellEnd"/>
-      <w:r>
-        <w:rPr>
-          <w:rFonts w:eastAsia="Times New Roman" w:cstheme="minorHAnsi"/>
-          <w:color w:val="auto"/>
-          <w:szCs w:val="24"/>
-        </w:rPr>
-        <w:t xml:space="preserve">, </w:t>
-      </w:r>
-      <w:r>
-        <w:rPr>
-          <w:color w:val="auto"/>
-          <w:kern w:val="0"/>
-          <w:szCs w:val="24"/>
-          <w14:ligatures w14:val="none"/>
-        </w:rPr>
-        <w:t>ELT tool Data Stage, Master Data Management, Splunk,</w:t>
-      </w:r>
-      <w:r>
-        <w:rPr>
-          <w:color w:val="auto"/>
-          <w:szCs w:val="24"/>
-        </w:rPr>
-        <w:t xml:space="preserve"> AppDynamics, </w:t>
-      </w:r>
-      <w:r>
-        <w:rPr>
-          <w:rFonts w:eastAsia="Times New Roman" w:cstheme="minorHAnsi"/>
-          <w:color w:val="auto"/>
-          <w:szCs w:val="24"/>
-        </w:rPr>
-        <w:t>Microsoft Office Suite (Excel)</w:t>
-      </w:r>
-      <w:r>
-        <w:rPr>
-          <w:rFonts w:eastAsia="Times New Roman" w:cstheme="minorHAnsi"/>
-          <w:color w:val="auto"/>
-          <w:szCs w:val="24"/>
-        </w:rPr>
-        <w:t>, vizard7, 3DsMAx, Sketchup, Unity.</w:t>
-      </w:r>
-      <w:r>
-        <w:rPr>
-          <w:rFonts w:eastAsia="Times New Roman" w:cstheme="minorHAnsi"/>
-          <w:color w:val="auto"/>
-          <w:szCs w:val="24"/>
-        </w:rPr>
-        <w:br/>
-      </w:r>
-      <w:r>
-        <w:rPr>
-          <w:rFonts w:eastAsia="Times New Roman" w:cstheme="minorHAnsi"/>
-          <w:b/>
-          <w:color w:val="auto"/>
-          <w:szCs w:val="24"/>
-        </w:rPr>
-        <w:t xml:space="preserve">Programming Languages: </w:t>
-      </w:r>
-      <w:r>
-        <w:rPr>
-          <w:rFonts w:eastAsia="Times New Roman" w:cstheme="minorHAnsi"/>
-          <w:color w:val="auto"/>
-          <w:szCs w:val="24"/>
-        </w:rPr>
-        <w:t>Python (</w:t>
-      </w:r>
-      <w:r>
-        <w:rPr>
-          <w:rFonts w:eastAsia="Times New Roman" w:cstheme="minorHAnsi"/>
-          <w:color w:val="auto"/>
-          <w:szCs w:val="24"/>
-        </w:rPr>
-        <w:t>Intermediate</w:t>
-      </w:r>
-      <w:r>
-        <w:rPr>
-          <w:rFonts w:eastAsia="Times New Roman" w:cstheme="minorHAnsi"/>
-          <w:color w:val="auto"/>
-          <w:szCs w:val="24"/>
-        </w:rPr>
-        <w:t>), R (</w:t>
-      </w:r>
-      <w:r>
-        <w:rPr>
-          <w:rFonts w:eastAsia="Times New Roman" w:cstheme="minorHAnsi"/>
-          <w:color w:val="auto"/>
-          <w:szCs w:val="24"/>
-        </w:rPr>
-        <w:t>Beginner</w:t>
-      </w:r>
-      <w:r>
-        <w:rPr>
-          <w:rFonts w:eastAsia="Times New Roman" w:cstheme="minorHAnsi"/>
-          <w:color w:val="auto"/>
-          <w:szCs w:val="24"/>
-        </w:rPr>
-        <w:t xml:space="preserve">), Cleaning, Exploratory Data Analysis, Data Mining and Machine Learning </w:t>
-      </w:r>
-      <w:r>
-        <w:rPr>
-          <w:rFonts w:eastAsia="Times New Roman" w:cstheme="minorHAnsi"/>
-          <w:color w:val="auto"/>
-          <w:szCs w:val="24"/>
-        </w:rPr>
-        <w:br/>
-      </w:r>
-      <w:r>
-        <w:rPr>
-          <w:rFonts w:eastAsia="Times New Roman" w:cstheme="minorHAnsi"/>
-          <w:b/>
-          <w:color w:val="auto"/>
-          <w:szCs w:val="24"/>
-        </w:rPr>
-        <w:t xml:space="preserve">Project Management:  </w:t>
-      </w:r>
-      <w:r>
-        <w:rPr>
-          <w:rFonts w:eastAsia="Times New Roman" w:cstheme="minorHAnsi"/>
-          <w:color w:val="auto"/>
-          <w:szCs w:val="24"/>
-        </w:rPr>
-        <w:t xml:space="preserve">Agile, DevOps </w:t>
-      </w:r>
-    </w:p>
-    <w:p/>
-    <w:p>
-      <w:pPr>
-        <w:spacing w:after="50"/>
-        <w:ind w:left="0" w:right="417" w:firstLine="0"/>
-        <w:rPr>
-          <w:sz w:val="24"/>
-          <w:szCs w:val="24"/>
-        </w:rPr>
-      </w:pPr>
-      <w:r>
-        <w:rPr>
-          <w:color w:val="3D5A80"/>
-          <w:sz w:val="24"/>
-          <w:szCs w:val="24"/>
-        </w:rPr>
-        <w:t>E</w:t>
-      </w:r>
-      <w:r>
-        <w:rPr>
-          <w:color w:val="3D5A80"/>
-          <w:sz w:val="24"/>
-          <w:szCs w:val="24"/>
-        </w:rPr>
-        <w:t>XPERIENCE</w:t>
-      </w:r>
-    </w:p>
-    <w:p>
-      <w:pPr>
-        <w:spacing w:after="50"/>
-        <w:ind w:left="0" w:right="417" w:firstLine="0"/>
-        <w:jc w:val="both"/>
-        <w:rPr>
-          <w:b/>
-          <w:sz w:val="24"/>
-          <w:szCs w:val="24"/>
-        </w:rPr>
-      </w:pPr>
-      <w:r>
-        <w:rPr>
-          <w:noProof/>
-          <w:sz w:val="24"/>
-          <w:szCs w:val="24"/>
-        </w:rPr>
-        <mc:AlternateContent>
-          <mc:Choice Requires="wpg">
-            <w:drawing>
-              <wp:anchor distT="0" distB="0" distL="114300" distR="114300" simplePos="0" relativeHeight="251668480" behindDoc="0" locked="0" layoutInCell="1" allowOverlap="1" wp14:anchorId="300DEDD5" wp14:editId="2169D2E8">
-                <wp:simplePos x="0" y="0"/>
-                <wp:positionH relativeFrom="margin">
-                  <wp:posOffset>0</wp:posOffset>
-                </wp:positionH>
-                <wp:positionV relativeFrom="paragraph">
-                  <wp:posOffset>-635</wp:posOffset>
-                </wp:positionV>
-                <wp:extent cx="6858000" cy="45719"/>
-                <wp:effectExtent l="0" t="0" r="0" b="0"/>
-                <wp:wrapNone/>
-                <wp:docPr id="2027088863" name="Group 5"/>
-                <wp:cNvGraphicFramePr>
-                  <a:graphicFrameLocks xmlns:a="http://schemas.openxmlformats.org/drawingml/2006/main"/>
-                </wp:cNvGraphicFramePr>
-                <a:graphic xmlns:a="http://schemas.openxmlformats.org/drawingml/2006/main">
-                  <a:graphicData uri="http://schemas.microsoft.com/office/word/2010/wordprocessingGroup">
-                    <wpg:wgp>
-                      <wpg:cNvGrpSpPr>
-                        <a:grpSpLocks/>
-                      </wpg:cNvGrpSpPr>
-                      <wpg:grpSpPr>
-                        <a:xfrm>
-                          <a:off x="0" y="0"/>
-                          <a:ext cx="6858000" cy="45719"/>
-                          <a:chOff x="0" y="0"/>
-                          <a:chExt cx="7223760" cy="5055"/>
-                        </a:xfrm>
-                      </wpg:grpSpPr>
-                      <wps:wsp>
-                        <wps:cNvPr id="1760676184" name="Shape 13"/>
-                        <wps:cNvSpPr/>
-                        <wps:spPr>
-                          <a:xfrm>
-                            <a:off x="0" y="0"/>
-                            <a:ext cx="7223760" cy="0"/>
-                          </a:xfrm>
-                          <a:custGeom>
-                            <a:avLst/>
-                            <a:gdLst/>
-                            <a:ahLst/>
-                            <a:cxnLst/>
-                            <a:rect l="0" t="0" r="0" b="0"/>
-                            <a:pathLst>
-                              <a:path w="7223760">
-                                <a:moveTo>
-                                  <a:pt x="0" y="0"/>
-                                </a:moveTo>
-                                <a:lnTo>
-                                  <a:pt x="7223760" y="0"/>
-                                </a:lnTo>
-                              </a:path>
-                            </a:pathLst>
-                          </a:custGeom>
-                          <a:ln w="5055" cap="flat">
-                            <a:miter lim="127000"/>
-                          </a:ln>
-                        </wps:spPr>
-                        <wps:style>
-                          <a:lnRef idx="1">
-                            <a:srgbClr val="3D5A80"/>
-                          </a:lnRef>
-                          <a:fillRef idx="0">
-                            <a:srgbClr val="000000">
-                              <a:alpha val="0"/>
-                            </a:srgbClr>
-                          </a:fillRef>
-                          <a:effectRef idx="0">
-                            <a:scrgbClr r="0" g="0" b="0"/>
-                          </a:effectRef>
-                          <a:fontRef idx="none"/>
-                        </wps:style>
-                        <wps:bodyPr/>
-                      </wps:wsp>
-                    </wpg:wgp>
-                  </a:graphicData>
-                </a:graphic>
-                <wp14:sizeRelH relativeFrom="page">
-                  <wp14:pctWidth>0</wp14:pctWidth>
-                </wp14:sizeRelH>
-                <wp14:sizeRelV relativeFrom="page">
-                  <wp14:pctHeight>0</wp14:pctHeight>
-                </wp14:sizeRelV>
-              </wp:anchor>
-            </w:drawing>
-          </mc:Choice>
-          <mc:Fallback>
-            <w:pict>
-              <v:group w14:anchorId="34DD357B" id="Group 5" o:spid="_x0000_s1026" style="position:absolute;margin-left:0;margin-top:-.05pt;width:540pt;height:3.6pt;z-index:251668480;mso-position-horizontal-relative:margin" coordsize="72237,50" o:gfxdata="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">
-                <v:shape id="Shape 13" o:spid="_x0000_s1027" style="position:absolute;width:72237;height:0;visibility:visible;mso-wrap-style:square;v-text-anchor:top" coordsize="7223760,0" o:gfxdata="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" path="m,l7223760,e" filled="f" strokecolor="#3d5a80" strokeweight=".14042mm">
-                  <v:stroke miterlimit="83231f" joinstyle="miter"/>
-                  <v:path arrowok="t" textboxrect="0,0,7223760,0"/>
-                </v:shape>
-                <w10:wrap anchorx="margin"/>
-              </v:group>
-            </w:pict>
-          </mc:Fallback>
-        </mc:AlternateContent>
-      </w:r>
-      <w:r>
-        <w:rPr>
-          <w:b/>
-          <w:sz w:val="24"/>
-          <w:szCs w:val="24"/>
-        </w:rPr>
-        <w:t>Operations and Maintenance | Tata Consultancy Services</w:t>
-      </w:r>
-      <w:r>
-        <w:rPr>
-          <w:b/>
-          <w:sz w:val="24"/>
-          <w:szCs w:val="24"/>
-        </w:rPr>
-        <w:tab/>
-      </w:r>
-      <w:r>
-        <w:rPr>
-          <w:b/>
-          <w:sz w:val="24"/>
-          <w:szCs w:val="24"/>
-        </w:rPr>
-        <w:tab/>
-      </w:r>
-      <w:r>
-        <w:rPr>
-          <w:b/>
-          <w:sz w:val="24"/>
-          <w:szCs w:val="24"/>
-        </w:rPr>
-        <w:tab/>
-        <w:t xml:space="preserve">            </w:t>
-      </w:r>
-      <w:r>
-        <w:rPr>
-          <w:b/>
-          <w:sz w:val="24"/>
-          <w:szCs w:val="24"/>
-        </w:rPr>
-        <w:t>February 2021 – July 2023</w:t>
+          <w:sz w:val="22"/>
+        </w:rPr>
+      </w:pPr>
+      <w:r>
+        <w:rPr>
+          <w:sz w:val="22"/>
+        </w:rPr>
+        <w:t>S</w:t>
+      </w:r>
+      <w:r>
+        <w:rPr>
+          <w:sz w:val="22"/>
+        </w:rPr>
+        <w:t>KILLS</w:t>
       </w:r>
     </w:p>
     <w:p>
@@ -725,7 +971,972 @@
         <w:pStyle w:val="ListParagraph"/>
         <w:numPr>
           <w:ilvl w:val="0"/>
-          <w:numId w:val="19"/>
+          <w:numId w:val="39"/>
+        </w:numPr>
+        <w:spacing w:after="0" w:line="240" w:lineRule="auto"/>
+        <w:jc w:val="both"/>
+        <w:rPr>
+          <w:rFonts w:eastAsia="Times New Roman"/>
+          <w:color w:val="auto"/>
+          <w:kern w:val="0"/>
+          <w:sz w:val="22"/>
+          <w14:ligatures w14:val="none"/>
+        </w:rPr>
+      </w:pPr>
+      <w:r>
+        <w:rPr>
+          <w:rFonts w:eastAsia="Times New Roman"/>
+          <w:b/>
+          <w:bCs/>
+          <w:color w:val="auto"/>
+          <w:kern w:val="0"/>
+          <w:sz w:val="22"/>
+          <w14:ligatures w14:val="none"/>
+        </w:rPr>
+        <w:t>Programming Languages</w:t>
+      </w:r>
+      <w:r>
+        <w:rPr>
+          <w:rFonts w:eastAsia="Times New Roman"/>
+          <w:color w:val="auto"/>
+          <w:kern w:val="0"/>
+          <w:sz w:val="22"/>
+          <w14:ligatures w14:val="none"/>
+        </w:rPr>
+        <w:t>: Python, C#, C.</w:t>
+      </w:r>
+    </w:p>
+    <w:p>
+      <w:pPr>
+        <w:pStyle w:val="ListParagraph"/>
+        <w:numPr>
+          <w:ilvl w:val="0"/>
+          <w:numId w:val="39"/>
+        </w:numPr>
+        <w:spacing w:after="0" w:line="240" w:lineRule="auto"/>
+        <w:jc w:val="both"/>
+        <w:rPr>
+          <w:rFonts w:eastAsia="Times New Roman"/>
+          <w:color w:val="auto"/>
+          <w:kern w:val="0"/>
+          <w:sz w:val="22"/>
+          <w14:ligatures w14:val="none"/>
+        </w:rPr>
+      </w:pPr>
+      <w:r>
+        <w:rPr>
+          <w:rFonts w:eastAsia="Times New Roman"/>
+          <w:b/>
+          <w:bCs/>
+          <w:color w:val="auto"/>
+          <w:kern w:val="0"/>
+          <w:sz w:val="22"/>
+          <w14:ligatures w14:val="none"/>
+        </w:rPr>
+        <w:t>Data Science Tools</w:t>
+      </w:r>
+      <w:r>
+        <w:rPr>
+          <w:rFonts w:eastAsia="Times New Roman"/>
+          <w:color w:val="auto"/>
+          <w:kern w:val="0"/>
+          <w:sz w:val="22"/>
+          <w14:ligatures w14:val="none"/>
+        </w:rPr>
+        <w:t xml:space="preserve">: Pandas, NumPy, Matplotlib, TensorFlow, </w:t>
+      </w:r>
+      <w:proofErr w:type="spellStart"/>
+      <w:r>
+        <w:rPr>
+          <w:rFonts w:eastAsia="Times New Roman"/>
+          <w:color w:val="auto"/>
+          <w:kern w:val="0"/>
+          <w:sz w:val="22"/>
+          <w14:ligatures w14:val="none"/>
+        </w:rPr>
+        <w:t>PyTorch</w:t>
+      </w:r>
+      <w:proofErr w:type="spellEnd"/>
+      <w:r>
+        <w:rPr>
+          <w:rFonts w:eastAsia="Times New Roman"/>
+          <w:color w:val="auto"/>
+          <w:kern w:val="0"/>
+          <w:sz w:val="22"/>
+          <w14:ligatures w14:val="none"/>
+        </w:rPr>
+        <w:t xml:space="preserve">, </w:t>
+      </w:r>
+      <w:proofErr w:type="spellStart"/>
+      <w:r>
+        <w:rPr>
+          <w:rFonts w:eastAsia="Times New Roman"/>
+          <w:color w:val="auto"/>
+          <w:kern w:val="0"/>
+          <w:sz w:val="22"/>
+          <w14:ligatures w14:val="none"/>
+        </w:rPr>
+        <w:t>SKlearn</w:t>
+      </w:r>
+      <w:proofErr w:type="spellEnd"/>
+      <w:r>
+        <w:rPr>
+          <w:rFonts w:eastAsia="Times New Roman"/>
+          <w:color w:val="auto"/>
+          <w:kern w:val="0"/>
+          <w:sz w:val="22"/>
+          <w14:ligatures w14:val="none"/>
+        </w:rPr>
+        <w:t xml:space="preserve">, Tableau, Linux, </w:t>
+      </w:r>
+      <w:proofErr w:type="spellStart"/>
+      <w:r>
+        <w:rPr>
+          <w:rFonts w:eastAsia="Times New Roman"/>
+          <w:color w:val="auto"/>
+          <w:kern w:val="0"/>
+          <w:sz w:val="22"/>
+          <w14:ligatures w14:val="none"/>
+        </w:rPr>
+        <w:t>LangChain</w:t>
+      </w:r>
+      <w:proofErr w:type="spellEnd"/>
+      <w:r>
+        <w:rPr>
+          <w:rFonts w:eastAsia="Times New Roman"/>
+          <w:color w:val="auto"/>
+          <w:kern w:val="0"/>
+          <w:sz w:val="22"/>
+          <w14:ligatures w14:val="none"/>
+        </w:rPr>
+        <w:t>, BERT, Hugging Face Transformers, Topic Modeling, Correlation Analysis.</w:t>
+      </w:r>
+    </w:p>
+    <w:p>
+      <w:pPr>
+        <w:pStyle w:val="ListParagraph"/>
+        <w:numPr>
+          <w:ilvl w:val="0"/>
+          <w:numId w:val="39"/>
+        </w:numPr>
+        <w:spacing w:after="0" w:line="240" w:lineRule="auto"/>
+        <w:jc w:val="both"/>
+        <w:rPr>
+          <w:rFonts w:eastAsia="Times New Roman"/>
+          <w:color w:val="auto"/>
+          <w:kern w:val="0"/>
+          <w:sz w:val="22"/>
+          <w14:ligatures w14:val="none"/>
+        </w:rPr>
+      </w:pPr>
+      <w:r>
+        <w:rPr>
+          <w:rFonts w:eastAsia="Times New Roman"/>
+          <w:b/>
+          <w:bCs/>
+          <w:color w:val="auto"/>
+          <w:kern w:val="0"/>
+          <w:sz w:val="22"/>
+          <w14:ligatures w14:val="none"/>
+        </w:rPr>
+        <w:t>AI/LLMs</w:t>
+      </w:r>
+      <w:r>
+        <w:rPr>
+          <w:rFonts w:eastAsia="Times New Roman"/>
+          <w:color w:val="auto"/>
+          <w:kern w:val="0"/>
+          <w:sz w:val="22"/>
+          <w14:ligatures w14:val="none"/>
+        </w:rPr>
+        <w:t>: ChatGPT (OpenAI API), Gemini,</w:t>
+      </w:r>
+      <w:r>
+        <w:rPr>
+          <w:rFonts w:eastAsia="Times New Roman"/>
+          <w:color w:val="auto"/>
+          <w:kern w:val="0"/>
+          <w:sz w:val="22"/>
+          <w14:ligatures w14:val="none"/>
+        </w:rPr>
+        <w:t xml:space="preserve"> GROQ, </w:t>
+      </w:r>
+      <w:proofErr w:type="spellStart"/>
+      <w:r>
+        <w:rPr>
+          <w:rFonts w:eastAsia="Times New Roman"/>
+          <w:color w:val="auto"/>
+          <w:kern w:val="0"/>
+          <w:sz w:val="22"/>
+          <w14:ligatures w14:val="none"/>
+        </w:rPr>
+        <w:t>Ollama</w:t>
+      </w:r>
+      <w:proofErr w:type="spellEnd"/>
+      <w:r>
+        <w:rPr>
+          <w:rFonts w:eastAsia="Times New Roman"/>
+          <w:color w:val="auto"/>
+          <w:kern w:val="0"/>
+          <w:sz w:val="22"/>
+          <w14:ligatures w14:val="none"/>
+        </w:rPr>
+        <w:t xml:space="preserve">, </w:t>
+      </w:r>
+      <w:proofErr w:type="spellStart"/>
+      <w:r>
+        <w:rPr>
+          <w:rFonts w:eastAsia="Times New Roman"/>
+          <w:color w:val="auto"/>
+          <w:kern w:val="0"/>
+          <w:sz w:val="22"/>
+          <w14:ligatures w14:val="none"/>
+        </w:rPr>
+        <w:t>OpenClaw</w:t>
+      </w:r>
+      <w:proofErr w:type="spellEnd"/>
+      <w:r>
+        <w:rPr>
+          <w:rFonts w:eastAsia="Times New Roman"/>
+          <w:color w:val="auto"/>
+          <w:kern w:val="0"/>
+          <w:sz w:val="22"/>
+          <w14:ligatures w14:val="none"/>
+        </w:rPr>
+        <w:t>,</w:t>
+      </w:r>
+      <w:r>
+        <w:rPr>
+          <w:rFonts w:eastAsia="Times New Roman"/>
+          <w:color w:val="auto"/>
+          <w:kern w:val="0"/>
+          <w:sz w:val="22"/>
+          <w14:ligatures w14:val="none"/>
+        </w:rPr>
+        <w:t xml:space="preserve"> RAG (Retrieval-Augmented Generation), NLP, Sentiment Analysis, Text Classification.</w:t>
+      </w:r>
+    </w:p>
+    <w:p>
+      <w:pPr>
+        <w:pStyle w:val="ListParagraph"/>
+        <w:numPr>
+          <w:ilvl w:val="0"/>
+          <w:numId w:val="39"/>
+        </w:numPr>
+        <w:spacing w:after="0" w:line="240" w:lineRule="auto"/>
+        <w:jc w:val="both"/>
+        <w:rPr>
+          <w:rFonts w:eastAsia="Times New Roman"/>
+          <w:color w:val="auto"/>
+          <w:kern w:val="0"/>
+          <w:sz w:val="22"/>
+          <w14:ligatures w14:val="none"/>
+        </w:rPr>
+      </w:pPr>
+      <w:r>
+        <w:rPr>
+          <w:rFonts w:eastAsia="Times New Roman"/>
+          <w:b/>
+          <w:bCs/>
+          <w:color w:val="auto"/>
+          <w:kern w:val="0"/>
+          <w:sz w:val="22"/>
+          <w14:ligatures w14:val="none"/>
+        </w:rPr>
+        <w:t>Database / Big Data</w:t>
+      </w:r>
+      <w:r>
+        <w:rPr>
+          <w:rFonts w:eastAsia="Times New Roman"/>
+          <w:color w:val="auto"/>
+          <w:kern w:val="0"/>
+          <w:sz w:val="22"/>
+          <w14:ligatures w14:val="none"/>
+        </w:rPr>
+        <w:t xml:space="preserve">: MySQL, Splunk, DataStage, AppDynamics, MDM, Google </w:t>
+      </w:r>
+      <w:proofErr w:type="spellStart"/>
+      <w:r>
+        <w:rPr>
+          <w:rFonts w:eastAsia="Times New Roman"/>
+          <w:color w:val="auto"/>
+          <w:kern w:val="0"/>
+          <w:sz w:val="22"/>
+          <w14:ligatures w14:val="none"/>
+        </w:rPr>
+        <w:t>BigQuery</w:t>
+      </w:r>
+      <w:proofErr w:type="spellEnd"/>
+      <w:r>
+        <w:rPr>
+          <w:rFonts w:eastAsia="Times New Roman"/>
+          <w:color w:val="auto"/>
+          <w:kern w:val="0"/>
+          <w:sz w:val="22"/>
+          <w14:ligatures w14:val="none"/>
+        </w:rPr>
+        <w:t xml:space="preserve">, Apache Spark, Apache Hive, HDFS, Google Cloud </w:t>
+      </w:r>
+      <w:proofErr w:type="spellStart"/>
+      <w:r>
+        <w:rPr>
+          <w:rFonts w:eastAsia="Times New Roman"/>
+          <w:color w:val="auto"/>
+          <w:kern w:val="0"/>
+          <w:sz w:val="22"/>
+          <w14:ligatures w14:val="none"/>
+        </w:rPr>
+        <w:t>Dataproc</w:t>
+      </w:r>
+      <w:proofErr w:type="spellEnd"/>
+      <w:r>
+        <w:rPr>
+          <w:rFonts w:eastAsia="Times New Roman"/>
+          <w:color w:val="auto"/>
+          <w:kern w:val="0"/>
+          <w:sz w:val="22"/>
+          <w14:ligatures w14:val="none"/>
+        </w:rPr>
+        <w:t>, Socrata API.</w:t>
+      </w:r>
+    </w:p>
+    <w:p>
+      <w:pPr>
+        <w:pStyle w:val="ListParagraph"/>
+        <w:numPr>
+          <w:ilvl w:val="0"/>
+          <w:numId w:val="39"/>
+        </w:numPr>
+        <w:spacing w:after="0" w:line="240" w:lineRule="auto"/>
+        <w:jc w:val="both"/>
+        <w:rPr>
+          <w:rFonts w:eastAsia="Times New Roman"/>
+          <w:color w:val="auto"/>
+          <w:kern w:val="0"/>
+          <w:sz w:val="22"/>
+          <w14:ligatures w14:val="none"/>
+        </w:rPr>
+      </w:pPr>
+      <w:r>
+        <w:rPr>
+          <w:rFonts w:eastAsia="Times New Roman"/>
+          <w:b/>
+          <w:bCs/>
+          <w:color w:val="auto"/>
+          <w:kern w:val="0"/>
+          <w:sz w:val="22"/>
+          <w14:ligatures w14:val="none"/>
+        </w:rPr>
+        <w:t>Visualization</w:t>
+      </w:r>
+      <w:r>
+        <w:rPr>
+          <w:rFonts w:eastAsia="Times New Roman"/>
+          <w:color w:val="auto"/>
+          <w:kern w:val="0"/>
+          <w:sz w:val="22"/>
+          <w14:ligatures w14:val="none"/>
+        </w:rPr>
+        <w:t>: Tableau, Google Looker Studio.</w:t>
+      </w:r>
+    </w:p>
+    <w:p>
+      <w:pPr>
+        <w:pStyle w:val="ListParagraph"/>
+        <w:numPr>
+          <w:ilvl w:val="0"/>
+          <w:numId w:val="39"/>
+        </w:numPr>
+        <w:spacing w:after="0" w:line="240" w:lineRule="auto"/>
+        <w:jc w:val="both"/>
+        <w:rPr>
+          <w:rFonts w:eastAsia="Times New Roman"/>
+          <w:color w:val="auto"/>
+          <w:kern w:val="0"/>
+          <w:sz w:val="22"/>
+          <w14:ligatures w14:val="none"/>
+        </w:rPr>
+      </w:pPr>
+      <w:r>
+        <w:rPr>
+          <w:rFonts w:eastAsia="Times New Roman"/>
+          <w:b/>
+          <w:bCs/>
+          <w:color w:val="auto"/>
+          <w:kern w:val="0"/>
+          <w:sz w:val="22"/>
+          <w14:ligatures w14:val="none"/>
+        </w:rPr>
+        <w:t>Project Management</w:t>
+      </w:r>
+      <w:r>
+        <w:rPr>
+          <w:rFonts w:eastAsia="Times New Roman"/>
+          <w:color w:val="auto"/>
+          <w:kern w:val="0"/>
+          <w:sz w:val="22"/>
+          <w14:ligatures w14:val="none"/>
+        </w:rPr>
+        <w:t>: Agile, DevOps.</w:t>
+      </w:r>
+    </w:p>
+    <w:p>
+      <w:pPr>
+        <w:ind w:left="0" w:firstLine="0"/>
+        <w:rPr>
+          <w:sz w:val="22"/>
+        </w:rPr>
+      </w:pPr>
+    </w:p>
+    <w:p>
+      <w:pPr>
+        <w:pStyle w:val="Heading1"/>
+        <w:spacing w:after="65"/>
+        <w:ind w:left="-5"/>
+        <w:rPr>
+          <w:sz w:val="22"/>
+        </w:rPr>
+      </w:pPr>
+      <w:r>
+        <w:rPr>
+          <w:sz w:val="22"/>
+        </w:rPr>
+        <w:t>EXPERIENCE</w:t>
+      </w:r>
+    </w:p>
+    <w:p>
+      <w:pPr>
+        <w:tabs>
+          <w:tab w:val="right" w:pos="11376"/>
+        </w:tabs>
+        <w:spacing w:after="0" w:line="259" w:lineRule="auto"/>
+        <w:ind w:right="-15"/>
+        <w:rPr>
+          <w:b/>
+          <w:sz w:val="22"/>
+        </w:rPr>
+      </w:pPr>
+      <w:r>
+        <w:rPr>
+          <w:b/>
+          <w:sz w:val="22"/>
+        </w:rPr>
+        <w:t xml:space="preserve">Doctoral </w:t>
+      </w:r>
+      <w:r>
+        <w:rPr>
+          <w:b/>
+          <w:sz w:val="22"/>
+        </w:rPr>
+        <w:t xml:space="preserve">Research Assistant, </w:t>
+      </w:r>
+      <w:r>
+        <w:rPr>
+          <w:b/>
+          <w:sz w:val="22"/>
+        </w:rPr>
+        <w:t>CAAAM</w:t>
+      </w:r>
+      <w:r>
+        <w:rPr>
+          <w:b/>
+          <w:sz w:val="22"/>
+        </w:rPr>
+        <w:t xml:space="preserve">, UNT, </w:t>
+      </w:r>
+      <w:r>
+        <w:rPr>
+          <w:b/>
+          <w:sz w:val="22"/>
+        </w:rPr>
+        <w:t>Denton, Texas</w:t>
+      </w:r>
+      <w:r>
+        <w:rPr>
+          <w:b/>
+          <w:sz w:val="22"/>
+        </w:rPr>
+        <w:tab/>
+        <w:t>January</w:t>
+      </w:r>
+      <w:r>
+        <w:rPr>
+          <w:b/>
+          <w:sz w:val="22"/>
+        </w:rPr>
+        <w:t xml:space="preserve"> </w:t>
+      </w:r>
+      <w:r>
+        <w:rPr>
+          <w:b/>
+          <w:sz w:val="22"/>
+        </w:rPr>
+        <w:t>2025</w:t>
+      </w:r>
+      <w:r>
+        <w:rPr>
+          <w:b/>
+          <w:sz w:val="22"/>
+        </w:rPr>
+        <w:t xml:space="preserve"> – Present</w:t>
+      </w:r>
+    </w:p>
+    <w:p>
+      <w:pPr>
+        <w:pStyle w:val="ListParagraph"/>
+        <w:numPr>
+          <w:ilvl w:val="0"/>
+          <w:numId w:val="32"/>
+        </w:numPr>
+        <w:tabs>
+          <w:tab w:val="right" w:pos="11376"/>
+        </w:tabs>
+        <w:spacing w:after="0" w:line="259" w:lineRule="auto"/>
+        <w:ind w:right="-15"/>
+        <w:rPr>
+          <w:bCs/>
+          <w:sz w:val="22"/>
+        </w:rPr>
+      </w:pPr>
+      <w:r>
+        <w:rPr>
+          <w:bCs/>
+          <w:sz w:val="22"/>
+        </w:rPr>
+        <w:t xml:space="preserve">Exploring applications of </w:t>
+      </w:r>
+      <w:r>
+        <w:rPr>
+          <w:b/>
+          <w:sz w:val="22"/>
+        </w:rPr>
+        <w:t>Machine Learning</w:t>
+      </w:r>
+      <w:r>
+        <w:rPr>
+          <w:bCs/>
+          <w:sz w:val="22"/>
+        </w:rPr>
+        <w:t xml:space="preserve"> and </w:t>
+      </w:r>
+      <w:r>
+        <w:rPr>
+          <w:b/>
+          <w:sz w:val="22"/>
+        </w:rPr>
+        <w:t>Digital Twins</w:t>
+      </w:r>
+      <w:r>
+        <w:rPr>
+          <w:bCs/>
+          <w:sz w:val="22"/>
+        </w:rPr>
+        <w:t xml:space="preserve"> in the field of </w:t>
+      </w:r>
+      <w:r>
+        <w:rPr>
+          <w:b/>
+          <w:sz w:val="22"/>
+        </w:rPr>
+        <w:t>Additive Manufacturing</w:t>
+      </w:r>
+      <w:r>
+        <w:rPr>
+          <w:bCs/>
+          <w:sz w:val="22"/>
+        </w:rPr>
+        <w:t xml:space="preserve"> with a focus on </w:t>
+      </w:r>
+      <w:r>
+        <w:rPr>
+          <w:b/>
+          <w:sz w:val="22"/>
+        </w:rPr>
+        <w:t>Microstructure analysis</w:t>
+      </w:r>
+      <w:r>
+        <w:rPr>
+          <w:bCs/>
+          <w:sz w:val="22"/>
+        </w:rPr>
+        <w:t>.</w:t>
+      </w:r>
+    </w:p>
+    <w:p>
+      <w:pPr>
+        <w:pStyle w:val="ListParagraph"/>
+        <w:numPr>
+          <w:ilvl w:val="0"/>
+          <w:numId w:val="32"/>
+        </w:numPr>
+        <w:tabs>
+          <w:tab w:val="right" w:pos="11376"/>
+        </w:tabs>
+        <w:spacing w:after="0" w:line="259" w:lineRule="auto"/>
+        <w:ind w:right="-15"/>
+        <w:rPr>
+          <w:bCs/>
+          <w:sz w:val="22"/>
+        </w:rPr>
+      </w:pPr>
+      <w:r>
+        <w:rPr>
+          <w:bCs/>
+          <w:sz w:val="22"/>
+        </w:rPr>
+        <w:t>Working on in-situ monitoring and closed loop feedback control of Directed Energy Deposition hybrid machine.</w:t>
+      </w:r>
+    </w:p>
+    <w:p>
+      <w:pPr>
+        <w:tabs>
+          <w:tab w:val="right" w:pos="11376"/>
+        </w:tabs>
+        <w:spacing w:after="0" w:line="259" w:lineRule="auto"/>
+        <w:ind w:right="-15"/>
+        <w:rPr>
+          <w:b/>
+          <w:sz w:val="22"/>
+        </w:rPr>
+      </w:pPr>
+    </w:p>
+    <w:p>
+      <w:pPr>
+        <w:tabs>
+          <w:tab w:val="right" w:pos="11376"/>
+        </w:tabs>
+        <w:spacing w:after="0" w:line="259" w:lineRule="auto"/>
+        <w:ind w:right="-15"/>
+        <w:rPr>
+          <w:b/>
+          <w:sz w:val="22"/>
+        </w:rPr>
+      </w:pPr>
+      <w:r>
+        <w:rPr>
+          <w:b/>
+          <w:sz w:val="22"/>
+        </w:rPr>
+        <w:t xml:space="preserve">Graduate </w:t>
+      </w:r>
+      <w:r>
+        <w:rPr>
+          <w:b/>
+          <w:sz w:val="22"/>
+        </w:rPr>
+        <w:t>Research Assistant</w:t>
+      </w:r>
+      <w:r>
+        <w:rPr>
+          <w:b/>
+          <w:sz w:val="22"/>
+        </w:rPr>
+        <w:t>,</w:t>
+      </w:r>
+      <w:r>
+        <w:rPr>
+          <w:b/>
+          <w:sz w:val="22"/>
+        </w:rPr>
+        <w:t xml:space="preserve"> DVRX Lab</w:t>
+      </w:r>
+      <w:r>
+        <w:rPr>
+          <w:b/>
+          <w:sz w:val="22"/>
+        </w:rPr>
+        <w:t>,</w:t>
+      </w:r>
+      <w:r>
+        <w:rPr>
+          <w:b/>
+          <w:sz w:val="22"/>
+        </w:rPr>
+        <w:t xml:space="preserve"> UNT</w:t>
+      </w:r>
+      <w:r>
+        <w:rPr>
+          <w:b/>
+          <w:sz w:val="22"/>
+        </w:rPr>
+        <w:t xml:space="preserve">, </w:t>
+      </w:r>
+      <w:r>
+        <w:rPr>
+          <w:b/>
+          <w:sz w:val="22"/>
+        </w:rPr>
+        <w:t>Denton, Texas</w:t>
+      </w:r>
+      <w:r>
+        <w:rPr>
+          <w:b/>
+          <w:sz w:val="22"/>
+        </w:rPr>
+        <w:tab/>
+      </w:r>
+      <w:r>
+        <w:rPr>
+          <w:b/>
+          <w:sz w:val="22"/>
+        </w:rPr>
+        <w:t xml:space="preserve">June 2024 – </w:t>
+      </w:r>
+      <w:r>
+        <w:rPr>
+          <w:b/>
+          <w:sz w:val="22"/>
+        </w:rPr>
+        <w:t>December 2025</w:t>
+      </w:r>
+    </w:p>
+    <w:p>
+      <w:pPr>
+        <w:pStyle w:val="ListParagraph"/>
+        <w:numPr>
+          <w:ilvl w:val="0"/>
+          <w:numId w:val="32"/>
+        </w:numPr>
+        <w:tabs>
+          <w:tab w:val="right" w:pos="11376"/>
+        </w:tabs>
+        <w:spacing w:after="0" w:line="259" w:lineRule="auto"/>
+        <w:ind w:right="-15"/>
+        <w:rPr>
+          <w:bCs/>
+          <w:sz w:val="22"/>
+        </w:rPr>
+      </w:pPr>
+      <w:r>
+        <w:rPr>
+          <w:bCs/>
+          <w:sz w:val="22"/>
+        </w:rPr>
+        <w:t>Worked on Active Shooter Response for Discovery Park Building.</w:t>
+      </w:r>
+    </w:p>
+    <w:p>
+      <w:pPr>
+        <w:pStyle w:val="ListParagraph"/>
+        <w:numPr>
+          <w:ilvl w:val="0"/>
+          <w:numId w:val="28"/>
+        </w:numPr>
+        <w:tabs>
+          <w:tab w:val="right" w:pos="11376"/>
+        </w:tabs>
+        <w:spacing w:after="0" w:line="259" w:lineRule="auto"/>
+        <w:ind w:right="-15"/>
+        <w:rPr>
+          <w:sz w:val="22"/>
+        </w:rPr>
+      </w:pPr>
+      <w:r>
+        <w:rPr>
+          <w:sz w:val="22"/>
+        </w:rPr>
+        <w:t xml:space="preserve">Worked on building an </w:t>
+      </w:r>
+      <w:r>
+        <w:rPr>
+          <w:b/>
+          <w:bCs/>
+          <w:sz w:val="22"/>
+        </w:rPr>
+        <w:t>immersive multiplayer training environment</w:t>
+      </w:r>
+      <w:r>
+        <w:rPr>
+          <w:sz w:val="22"/>
+        </w:rPr>
+        <w:t xml:space="preserve"> to simulate emergency response protocols during an active shooter situation.</w:t>
+      </w:r>
+    </w:p>
+    <w:p>
+      <w:pPr>
+        <w:pStyle w:val="ListParagraph"/>
+        <w:numPr>
+          <w:ilvl w:val="0"/>
+          <w:numId w:val="28"/>
+        </w:numPr>
+        <w:tabs>
+          <w:tab w:val="right" w:pos="11376"/>
+        </w:tabs>
+        <w:spacing w:after="0" w:line="259" w:lineRule="auto"/>
+        <w:ind w:right="-15"/>
+        <w:rPr>
+          <w:sz w:val="22"/>
+        </w:rPr>
+      </w:pPr>
+      <w:r>
+        <w:rPr>
+          <w:b/>
+          <w:sz w:val="22"/>
+        </w:rPr>
+        <w:t xml:space="preserve">Created a </w:t>
+      </w:r>
+      <w:r>
+        <w:rPr>
+          <w:b/>
+          <w:sz w:val="22"/>
+        </w:rPr>
+        <w:t xml:space="preserve">3D </w:t>
+      </w:r>
+      <w:r>
+        <w:rPr>
+          <w:b/>
+          <w:sz w:val="22"/>
+        </w:rPr>
+        <w:t>model</w:t>
+      </w:r>
+      <w:r>
+        <w:rPr>
+          <w:bCs/>
+          <w:sz w:val="22"/>
+        </w:rPr>
+        <w:t xml:space="preserve"> of the</w:t>
+      </w:r>
+      <w:r>
+        <w:rPr>
+          <w:bCs/>
+          <w:sz w:val="22"/>
+        </w:rPr>
+        <w:t xml:space="preserve"> college campus from scratch in Sketchup Pro</w:t>
+      </w:r>
+      <w:r>
+        <w:rPr>
+          <w:bCs/>
+          <w:sz w:val="22"/>
+        </w:rPr>
+        <w:t>.</w:t>
+      </w:r>
+    </w:p>
+    <w:p>
+      <w:pPr>
+        <w:pStyle w:val="ListParagraph"/>
+        <w:numPr>
+          <w:ilvl w:val="0"/>
+          <w:numId w:val="28"/>
+        </w:numPr>
+        <w:tabs>
+          <w:tab w:val="right" w:pos="11376"/>
+        </w:tabs>
+        <w:spacing w:after="0" w:line="259" w:lineRule="auto"/>
+        <w:ind w:right="-15"/>
+        <w:rPr>
+          <w:sz w:val="22"/>
+        </w:rPr>
+      </w:pPr>
+      <w:r>
+        <w:rPr>
+          <w:b/>
+          <w:sz w:val="22"/>
+        </w:rPr>
+        <w:t>Created an interactive environment</w:t>
+      </w:r>
+      <w:r>
+        <w:rPr>
+          <w:bCs/>
+          <w:sz w:val="22"/>
+        </w:rPr>
+        <w:t xml:space="preserve"> in unity 3D to simulate Run, Hide and Fight response protocols.</w:t>
+      </w:r>
+    </w:p>
+    <w:p>
+      <w:pPr>
+        <w:spacing w:line="270" w:lineRule="auto"/>
+        <w:ind w:left="0" w:right="-15" w:firstLine="0"/>
+        <w:rPr>
+          <w:b/>
+          <w:sz w:val="22"/>
+        </w:rPr>
+      </w:pPr>
+      <w:r>
+        <w:rPr>
+          <w:b/>
+          <w:sz w:val="22"/>
+        </w:rPr>
+        <w:lastRenderedPageBreak/>
+        <w:t xml:space="preserve"> </w:t>
+      </w:r>
+    </w:p>
+    <w:p>
+      <w:pPr>
+        <w:spacing w:line="270" w:lineRule="auto"/>
+        <w:ind w:left="0" w:right="-15" w:firstLine="0"/>
+        <w:rPr>
+          <w:b/>
+          <w:sz w:val="22"/>
+        </w:rPr>
+      </w:pPr>
+      <w:r>
+        <w:rPr>
+          <w:b/>
+          <w:sz w:val="22"/>
+        </w:rPr>
+        <w:t>Operations and Maintenance</w:t>
+      </w:r>
+      <w:r>
+        <w:rPr>
+          <w:b/>
+          <w:sz w:val="22"/>
+        </w:rPr>
+        <w:t xml:space="preserve"> Engineer</w:t>
+      </w:r>
+      <w:r>
+        <w:rPr>
+          <w:b/>
+          <w:sz w:val="22"/>
+        </w:rPr>
+        <w:t>,</w:t>
+      </w:r>
+      <w:r>
+        <w:rPr>
+          <w:b/>
+          <w:sz w:val="22"/>
+        </w:rPr>
+        <w:t xml:space="preserve"> Tata Consultancy Services</w:t>
+      </w:r>
+      <w:r>
+        <w:rPr>
+          <w:b/>
+          <w:sz w:val="22"/>
+        </w:rPr>
+        <w:t>, India</w:t>
+      </w:r>
+      <w:r>
+        <w:rPr>
+          <w:sz w:val="22"/>
+        </w:rPr>
+        <w:t xml:space="preserve">           </w:t>
+      </w:r>
+      <w:r>
+        <w:rPr>
+          <w:sz w:val="22"/>
+        </w:rPr>
+        <w:tab/>
+      </w:r>
+      <w:r>
+        <w:rPr>
+          <w:sz w:val="22"/>
+        </w:rPr>
+        <w:tab/>
+        <w:t xml:space="preserve">          </w:t>
+      </w:r>
+      <w:r>
+        <w:rPr>
+          <w:b/>
+          <w:sz w:val="22"/>
+        </w:rPr>
+        <w:t>February 2021 – July 2023</w:t>
+      </w:r>
+    </w:p>
+    <w:p>
+      <w:pPr>
+        <w:pStyle w:val="ListParagraph"/>
+        <w:numPr>
+          <w:ilvl w:val="0"/>
+          <w:numId w:val="33"/>
         </w:numPr>
         <w:tabs>
           <w:tab w:val="right" w:pos="11376"/>
@@ -734,18 +1945,14 @@
         <w:ind w:right="-15"/>
         <w:jc w:val="both"/>
         <w:rPr>
-          <w:bCs/>
-          <w:sz w:val="24"/>
-          <w:szCs w:val="24"/>
-        </w:rPr>
-      </w:pPr>
-      <w:r>
-        <w:rPr>
-          <w:bCs/>
-          <w:sz w:val="24"/>
-          <w:szCs w:val="24"/>
-        </w:rPr>
-        <w:t>Managed real-time flow of sensitive customer data for a prominent European bank, adapting to agile operations and effectively responding to dynamic demands.</w:t>
+          <w:sz w:val="22"/>
+        </w:rPr>
+      </w:pPr>
+      <w:r>
+        <w:rPr>
+          <w:sz w:val="22"/>
+        </w:rPr>
+        <w:t>Collaborated with diverse stakeholders to manage real-time flow of sensitive customer data for a prominent European bank, adapting agile methodologies to meet changing demands effectively.</w:t>
       </w:r>
     </w:p>
     <w:p>
@@ -753,7 +1960,127 @@
         <w:pStyle w:val="ListParagraph"/>
         <w:numPr>
           <w:ilvl w:val="0"/>
-          <w:numId w:val="19"/>
+          <w:numId w:val="30"/>
+        </w:numPr>
+        <w:tabs>
+          <w:tab w:val="right" w:pos="11376"/>
+        </w:tabs>
+        <w:spacing w:line="259" w:lineRule="auto"/>
+        <w:ind w:right="-15"/>
+        <w:jc w:val="both"/>
+        <w:rPr>
+          <w:sz w:val="22"/>
+        </w:rPr>
+      </w:pPr>
+      <w:r>
+        <w:rPr>
+          <w:b/>
+          <w:bCs/>
+          <w:sz w:val="22"/>
+        </w:rPr>
+        <w:t>Led cross-functional teams</w:t>
+      </w:r>
+      <w:r>
+        <w:rPr>
+          <w:sz w:val="22"/>
+        </w:rPr>
+        <w:t xml:space="preserve"> as Scrum Master, </w:t>
+      </w:r>
+      <w:r>
+        <w:rPr>
+          <w:sz w:val="22"/>
+        </w:rPr>
+        <w:t>improving</w:t>
+      </w:r>
+      <w:r>
+        <w:rPr>
+          <w:sz w:val="22"/>
+        </w:rPr>
+        <w:t xml:space="preserve"> collaboration across development, operations, and testing teams to deliver projects ahead of deadlines in a high-pressure environment.</w:t>
+      </w:r>
+    </w:p>
+    <w:p>
+      <w:pPr>
+        <w:pStyle w:val="ListParagraph"/>
+        <w:numPr>
+          <w:ilvl w:val="0"/>
+          <w:numId w:val="30"/>
+        </w:numPr>
+        <w:tabs>
+          <w:tab w:val="right" w:pos="11376"/>
+        </w:tabs>
+        <w:spacing w:line="259" w:lineRule="auto"/>
+        <w:ind w:right="-15"/>
+        <w:jc w:val="both"/>
+        <w:rPr>
+          <w:sz w:val="22"/>
+        </w:rPr>
+      </w:pPr>
+      <w:r>
+        <w:rPr>
+          <w:b/>
+          <w:bCs/>
+          <w:sz w:val="22"/>
+        </w:rPr>
+        <w:t>Facilitated team discussions</w:t>
+      </w:r>
+      <w:r>
+        <w:rPr>
+          <w:sz w:val="22"/>
+        </w:rPr>
+        <w:t xml:space="preserve"> in Local Change Advisory Board meetings, ensuring alignment on strategic goals and representing the team’s interests to senior management.</w:t>
+      </w:r>
+    </w:p>
+    <w:p>
+      <w:pPr>
+        <w:pStyle w:val="ListParagraph"/>
+        <w:numPr>
+          <w:ilvl w:val="0"/>
+          <w:numId w:val="30"/>
+        </w:numPr>
+        <w:tabs>
+          <w:tab w:val="right" w:pos="11376"/>
+        </w:tabs>
+        <w:spacing w:line="259" w:lineRule="auto"/>
+        <w:ind w:right="-15"/>
+        <w:jc w:val="both"/>
+        <w:rPr>
+          <w:sz w:val="22"/>
+        </w:rPr>
+      </w:pPr>
+      <w:r>
+        <w:rPr>
+          <w:b/>
+          <w:bCs/>
+          <w:sz w:val="22"/>
+        </w:rPr>
+        <w:t>Mentored three entry-level colleagues</w:t>
+      </w:r>
+      <w:r>
+        <w:rPr>
+          <w:sz w:val="22"/>
+        </w:rPr>
+        <w:t>, providing training on application workflows, system design, and troubleshooting</w:t>
+      </w:r>
+      <w:r>
+        <w:rPr>
+          <w:sz w:val="22"/>
+        </w:rPr>
+        <w:t xml:space="preserve"> by creating various process documentation</w:t>
+      </w:r>
+      <w:r>
+        <w:rPr>
+          <w:sz w:val="22"/>
+        </w:rPr>
+        <w:t>, resulting in improved team efficiency and reduced onboarding time by 20%.</w:t>
+      </w:r>
+    </w:p>
+    <w:p>
+      <w:pPr>
+        <w:pStyle w:val="ListParagraph"/>
+        <w:numPr>
+          <w:ilvl w:val="0"/>
+          <w:numId w:val="30"/>
         </w:numPr>
         <w:tabs>
           <w:tab w:val="right" w:pos="11376"/>
@@ -762,100 +2089,22 @@
         <w:ind w:right="-15"/>
         <w:jc w:val="both"/>
         <w:rPr>
+          <w:sz w:val="22"/>
+        </w:rPr>
+      </w:pPr>
+      <w:r>
+        <w:rPr>
+          <w:b/>
+          <w:sz w:val="22"/>
+        </w:rPr>
+        <w:t>Proficiently utilized tools such as IBM DataStage</w:t>
+      </w:r>
+      <w:r>
+        <w:rPr>
           <w:bCs/>
-          <w:sz w:val="24"/>
-          <w:szCs w:val="24"/>
-        </w:rPr>
-      </w:pPr>
-      <w:r>
-        <w:rPr>
-          <w:bCs/>
-          <w:sz w:val="24"/>
-          <w:szCs w:val="24"/>
-        </w:rPr>
-        <w:t>Served as Scrum Master, orchestrating collaborative efforts among diverse teams to meet strict project deadlines and proposing efficient solutions to enhance customer data flow.</w:t>
-      </w:r>
-    </w:p>
-    <w:p>
-      <w:pPr>
-        <w:pStyle w:val="ListParagraph"/>
-        <w:numPr>
-          <w:ilvl w:val="0"/>
-          <w:numId w:val="19"/>
-        </w:numPr>
-        <w:tabs>
-          <w:tab w:val="right" w:pos="11376"/>
-        </w:tabs>
-        <w:spacing w:after="0" w:line="259" w:lineRule="auto"/>
-        <w:ind w:right="-15"/>
-        <w:jc w:val="both"/>
-        <w:rPr>
-          <w:bCs/>
-          <w:sz w:val="24"/>
-          <w:szCs w:val="24"/>
-        </w:rPr>
-      </w:pPr>
-      <w:r>
-        <w:rPr>
-          <w:bCs/>
-          <w:sz w:val="24"/>
-          <w:szCs w:val="24"/>
-        </w:rPr>
-        <w:t>Represented the team at Local Change Advisory Board meetings, offering valuable insights for strategic decision-making.</w:t>
-      </w:r>
-    </w:p>
-    <w:p>
-      <w:pPr>
-        <w:pStyle w:val="ListParagraph"/>
-        <w:numPr>
-          <w:ilvl w:val="0"/>
-          <w:numId w:val="19"/>
-        </w:numPr>
-        <w:tabs>
-          <w:tab w:val="right" w:pos="11376"/>
-        </w:tabs>
-        <w:spacing w:after="0" w:line="259" w:lineRule="auto"/>
-        <w:ind w:right="-15"/>
-        <w:jc w:val="both"/>
-        <w:rPr>
-          <w:bCs/>
-          <w:sz w:val="24"/>
-          <w:szCs w:val="24"/>
-        </w:rPr>
-      </w:pPr>
-      <w:r>
-        <w:rPr>
-          <w:bCs/>
-          <w:sz w:val="24"/>
-          <w:szCs w:val="24"/>
-        </w:rPr>
-        <w:t>Mentored three entry-level colleagues, facilitating knowledge transfer on application intricacies, design, and workflow.</w:t>
-      </w:r>
-    </w:p>
-    <w:p>
-      <w:pPr>
-        <w:pStyle w:val="ListParagraph"/>
-        <w:numPr>
-          <w:ilvl w:val="0"/>
-          <w:numId w:val="19"/>
-        </w:numPr>
-        <w:tabs>
-          <w:tab w:val="right" w:pos="11376"/>
-        </w:tabs>
-        <w:spacing w:after="0" w:line="259" w:lineRule="auto"/>
-        <w:ind w:right="-15"/>
-        <w:rPr>
-          <w:sz w:val="24"/>
-          <w:szCs w:val="24"/>
-        </w:rPr>
-      </w:pPr>
-      <w:r>
-        <w:rPr>
-          <w:bCs/>
-          <w:sz w:val="24"/>
-          <w:szCs w:val="24"/>
-        </w:rPr>
-        <w:t>Proficiently utilized tools such as IBM DataStage, MDM, SQL, Linux, and Python, showcasing versatility and adaptability in the banking sector's technological landscape.</w:t>
+          <w:sz w:val="22"/>
+        </w:rPr>
+        <w:t>, MDM, SQL, Linux, and Python, showcasing versatility and adaptability in the banking sector's technological landscape.</w:t>
       </w:r>
     </w:p>
     <w:p>
@@ -866,982 +2115,29 @@
         <w:spacing w:after="0" w:line="259" w:lineRule="auto"/>
         <w:ind w:left="0" w:right="-15" w:firstLine="0"/>
         <w:rPr>
-          <w:sz w:val="24"/>
-          <w:szCs w:val="24"/>
+          <w:sz w:val="22"/>
         </w:rPr>
       </w:pPr>
     </w:p>
     <w:p>
       <w:pPr>
         <w:pStyle w:val="Heading1"/>
-        <w:spacing w:after="65"/>
         <w:ind w:left="-5"/>
         <w:rPr>
-          <w:szCs w:val="24"/>
-        </w:rPr>
-      </w:pPr>
-      <w:r>
-        <w:rPr>
-          <w:noProof/>
-          <w:szCs w:val="24"/>
-        </w:rPr>
-        <mc:AlternateContent>
-          <mc:Choice Requires="wpg">
-            <w:drawing>
-              <wp:anchor distT="0" distB="0" distL="114300" distR="114300" simplePos="0" relativeHeight="251676672" behindDoc="0" locked="0" layoutInCell="1" allowOverlap="1" wp14:anchorId="1FC1D549" wp14:editId="6A2017A6">
-                <wp:simplePos x="0" y="0"/>
-                <wp:positionH relativeFrom="margin">
-                  <wp:align>right</wp:align>
-                </wp:positionH>
-                <wp:positionV relativeFrom="paragraph">
-                  <wp:posOffset>207010</wp:posOffset>
-                </wp:positionV>
-                <wp:extent cx="6858000" cy="45719"/>
-                <wp:effectExtent l="0" t="0" r="0" b="0"/>
-                <wp:wrapNone/>
-                <wp:docPr id="1132464072" name="Group 5"/>
-                <wp:cNvGraphicFramePr>
-                  <a:graphicFrameLocks xmlns:a="http://schemas.openxmlformats.org/drawingml/2006/main"/>
-                </wp:cNvGraphicFramePr>
-                <a:graphic xmlns:a="http://schemas.openxmlformats.org/drawingml/2006/main">
-                  <a:graphicData uri="http://schemas.microsoft.com/office/word/2010/wordprocessingGroup">
-                    <wpg:wgp>
-                      <wpg:cNvGrpSpPr>
-                        <a:grpSpLocks/>
-                      </wpg:cNvGrpSpPr>
-                      <wpg:grpSpPr>
-                        <a:xfrm>
-                          <a:off x="0" y="0"/>
-                          <a:ext cx="6858000" cy="45719"/>
-                          <a:chOff x="0" y="0"/>
-                          <a:chExt cx="7223760" cy="5055"/>
-                        </a:xfrm>
-                      </wpg:grpSpPr>
-                      <wps:wsp>
-                        <wps:cNvPr id="31898038" name="Shape 13"/>
-                        <wps:cNvSpPr/>
-                        <wps:spPr>
-                          <a:xfrm>
-                            <a:off x="0" y="0"/>
-                            <a:ext cx="7223760" cy="0"/>
-                          </a:xfrm>
-                          <a:custGeom>
-                            <a:avLst/>
-                            <a:gdLst/>
-                            <a:ahLst/>
-                            <a:cxnLst/>
-                            <a:rect l="0" t="0" r="0" b="0"/>
-                            <a:pathLst>
-                              <a:path w="7223760">
-                                <a:moveTo>
-                                  <a:pt x="0" y="0"/>
-                                </a:moveTo>
-                                <a:lnTo>
-                                  <a:pt x="7223760" y="0"/>
-                                </a:lnTo>
-                              </a:path>
-                            </a:pathLst>
-                          </a:custGeom>
-                          <a:ln w="5055" cap="flat">
-                            <a:miter lim="127000"/>
-                          </a:ln>
-                        </wps:spPr>
-                        <wps:style>
-                          <a:lnRef idx="1">
-                            <a:srgbClr val="3D5A80"/>
-                          </a:lnRef>
-                          <a:fillRef idx="0">
-                            <a:srgbClr val="000000">
-                              <a:alpha val="0"/>
-                            </a:srgbClr>
-                          </a:fillRef>
-                          <a:effectRef idx="0">
-                            <a:scrgbClr r="0" g="0" b="0"/>
-                          </a:effectRef>
-                          <a:fontRef idx="none"/>
-                        </wps:style>
-                        <wps:bodyPr/>
-                      </wps:wsp>
-                    </wpg:wgp>
-                  </a:graphicData>
-                </a:graphic>
-                <wp14:sizeRelH relativeFrom="page">
-                  <wp14:pctWidth>0</wp14:pctWidth>
-                </wp14:sizeRelH>
-                <wp14:sizeRelV relativeFrom="page">
-                  <wp14:pctHeight>0</wp14:pctHeight>
-                </wp14:sizeRelV>
-              </wp:anchor>
-            </w:drawing>
-          </mc:Choice>
-          <mc:Fallback>
-            <w:pict>
-              <v:group w14:anchorId="3600C68E" id="Group 5" o:spid="_x0000_s1026" style="position:absolute;margin-left:488.8pt;margin-top:16.3pt;width:540pt;height:3.6pt;z-index:251676672;mso-position-horizontal:right;mso-position-horizontal-relative:margin" coordsize="72237,50" o:gfxdata="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">
-                <v:shape id="Shape 13" o:spid="_x0000_s1027" style="position:absolute;width:72237;height:0;visibility:visible;mso-wrap-style:square;v-text-anchor:top" coordsize="7223760,0" o:gfxdata="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" path="m,l7223760,e" filled="f" strokecolor="#3d5a80" strokeweight=".14042mm">
-                  <v:stroke miterlimit="83231f" joinstyle="miter"/>
-                  <v:path arrowok="t" textboxrect="0,0,7223760,0"/>
-                </v:shape>
-                <w10:wrap anchorx="margin"/>
-              </v:group>
-            </w:pict>
-          </mc:Fallback>
-        </mc:AlternateContent>
-      </w:r>
-      <w:r>
-        <w:rPr>
-          <w:szCs w:val="24"/>
-        </w:rPr>
-        <w:t>EDUCATION</w:t>
-      </w:r>
-    </w:p>
-    <w:p>
-      <w:pPr>
-        <w:spacing w:line="270" w:lineRule="auto"/>
-        <w:ind w:left="0" w:right="-15" w:firstLine="0"/>
-        <w:jc w:val="both"/>
-        <w:rPr>
-          <w:i/>
-          <w:sz w:val="24"/>
-          <w:szCs w:val="24"/>
-        </w:rPr>
-      </w:pPr>
-      <w:r>
-        <w:rPr>
-          <w:rFonts w:cstheme="minorHAnsi"/>
-          <w:b/>
-          <w:bCs/>
-          <w:i/>
-          <w:sz w:val="24"/>
-          <w:szCs w:val="24"/>
-        </w:rPr>
-        <w:t>University of North Texas</w:t>
-      </w:r>
-      <w:r>
-        <w:rPr>
-          <w:rFonts w:cstheme="minorHAnsi"/>
-          <w:i/>
-          <w:sz w:val="24"/>
-          <w:szCs w:val="24"/>
-        </w:rPr>
-        <w:t xml:space="preserve"> </w:t>
-      </w:r>
-      <w:r>
-        <w:rPr>
-          <w:i/>
-          <w:sz w:val="24"/>
-          <w:szCs w:val="24"/>
-        </w:rPr>
-        <w:t>| TX</w:t>
-      </w:r>
-      <w:r>
-        <w:rPr>
-          <w:i/>
-          <w:sz w:val="24"/>
-          <w:szCs w:val="24"/>
-        </w:rPr>
-        <w:tab/>
-      </w:r>
-      <w:r>
-        <w:rPr>
-          <w:i/>
-          <w:sz w:val="24"/>
-          <w:szCs w:val="24"/>
-        </w:rPr>
-        <w:tab/>
-        <w:t xml:space="preserve">           </w:t>
-      </w:r>
-      <w:r>
-        <w:rPr>
-          <w:i/>
-          <w:sz w:val="24"/>
-          <w:szCs w:val="24"/>
-        </w:rPr>
-        <w:tab/>
-      </w:r>
-      <w:r>
-        <w:rPr>
-          <w:i/>
-          <w:sz w:val="24"/>
-          <w:szCs w:val="24"/>
-        </w:rPr>
-        <w:tab/>
-      </w:r>
-      <w:r>
-        <w:rPr>
-          <w:i/>
-          <w:sz w:val="24"/>
-          <w:szCs w:val="24"/>
-        </w:rPr>
-        <w:tab/>
-      </w:r>
-      <w:r>
-        <w:rPr>
-          <w:i/>
-          <w:sz w:val="24"/>
-          <w:szCs w:val="24"/>
-        </w:rPr>
-        <w:tab/>
-      </w:r>
-      <w:r>
-        <w:rPr>
-          <w:i/>
-          <w:sz w:val="24"/>
-          <w:szCs w:val="24"/>
-        </w:rPr>
-        <w:tab/>
-        <w:t xml:space="preserve">            </w:t>
-      </w:r>
-      <w:r>
-        <w:rPr>
-          <w:i/>
-          <w:sz w:val="24"/>
-          <w:szCs w:val="24"/>
-        </w:rPr>
-        <w:tab/>
-        <w:t xml:space="preserve">   </w:t>
-      </w:r>
-      <w:r>
-        <w:rPr>
-          <w:b/>
-          <w:bCs/>
-          <w:iCs/>
-          <w:sz w:val="24"/>
-          <w:szCs w:val="24"/>
-        </w:rPr>
-        <w:t>Expected:</w:t>
-      </w:r>
-      <w:r>
-        <w:rPr>
-          <w:b/>
-          <w:bCs/>
-          <w:i/>
-          <w:sz w:val="24"/>
-          <w:szCs w:val="24"/>
-        </w:rPr>
-        <w:t xml:space="preserve"> </w:t>
-      </w:r>
-      <w:r>
-        <w:rPr>
-          <w:b/>
-          <w:bCs/>
-          <w:iCs/>
-          <w:sz w:val="24"/>
-          <w:szCs w:val="24"/>
-        </w:rPr>
-        <w:t>May 2025</w:t>
-      </w:r>
-      <w:r>
-        <w:rPr>
-          <w:rFonts w:cstheme="minorHAnsi"/>
-          <w:b/>
-          <w:sz w:val="24"/>
-          <w:szCs w:val="24"/>
-        </w:rPr>
-        <w:br/>
-        <w:t>Master of Science – Data Science</w:t>
-      </w:r>
-      <w:r>
-        <w:rPr>
-          <w:b/>
-          <w:sz w:val="24"/>
-          <w:szCs w:val="24"/>
-        </w:rPr>
-        <w:tab/>
-      </w:r>
-      <w:r>
-        <w:rPr>
-          <w:b/>
-          <w:sz w:val="24"/>
-          <w:szCs w:val="24"/>
-        </w:rPr>
-        <w:tab/>
-      </w:r>
-      <w:r>
-        <w:rPr>
-          <w:b/>
-          <w:sz w:val="24"/>
-          <w:szCs w:val="24"/>
-        </w:rPr>
-        <w:tab/>
-      </w:r>
-      <w:r>
-        <w:rPr>
-          <w:b/>
-          <w:sz w:val="24"/>
-          <w:szCs w:val="24"/>
-        </w:rPr>
-        <w:tab/>
-      </w:r>
-      <w:r>
-        <w:rPr>
-          <w:b/>
-          <w:sz w:val="24"/>
-          <w:szCs w:val="24"/>
-        </w:rPr>
-        <w:tab/>
-      </w:r>
-      <w:r>
-        <w:rPr>
-          <w:b/>
-          <w:sz w:val="24"/>
-          <w:szCs w:val="24"/>
-        </w:rPr>
-        <w:tab/>
-      </w:r>
-      <w:r>
-        <w:rPr>
-          <w:b/>
-          <w:sz w:val="24"/>
-          <w:szCs w:val="24"/>
-        </w:rPr>
-        <w:tab/>
-        <w:t xml:space="preserve">             </w:t>
-      </w:r>
-      <w:r>
-        <w:rPr>
-          <w:b/>
-          <w:sz w:val="24"/>
-          <w:szCs w:val="24"/>
-        </w:rPr>
-        <w:tab/>
-      </w:r>
-      <w:r>
-        <w:rPr>
-          <w:b/>
-          <w:sz w:val="24"/>
-          <w:szCs w:val="24"/>
-        </w:rPr>
-        <w:tab/>
-      </w:r>
-      <w:r>
-        <w:rPr>
-          <w:b/>
-          <w:sz w:val="24"/>
-          <w:szCs w:val="24"/>
-        </w:rPr>
-        <w:tab/>
-        <w:t xml:space="preserve">              </w:t>
-      </w:r>
-      <w:r>
-        <w:rPr>
-          <w:bCs/>
-          <w:sz w:val="24"/>
-          <w:szCs w:val="24"/>
-        </w:rPr>
-        <w:t>GPA: 4.00</w:t>
-      </w:r>
-      <w:r>
-        <w:rPr>
-          <w:b/>
-          <w:sz w:val="24"/>
-          <w:szCs w:val="24"/>
-        </w:rPr>
-        <w:tab/>
-      </w:r>
-      <w:r>
-        <w:rPr>
-          <w:sz w:val="24"/>
-          <w:szCs w:val="24"/>
-        </w:rPr>
-        <w:br/>
-      </w:r>
-      <w:r>
-        <w:rPr>
-          <w:rFonts w:cstheme="minorHAnsi"/>
-          <w:b/>
-          <w:bCs/>
-          <w:i/>
-          <w:iCs/>
-          <w:sz w:val="24"/>
-          <w:szCs w:val="24"/>
-        </w:rPr>
-        <w:t>Relevant Coursework:</w:t>
-      </w:r>
-      <w:r>
-        <w:rPr>
-          <w:rFonts w:cstheme="minorHAnsi"/>
-          <w:i/>
-          <w:iCs/>
-          <w:sz w:val="24"/>
-          <w:szCs w:val="24"/>
-        </w:rPr>
-        <w:t xml:space="preserve"> </w:t>
-      </w:r>
-      <w:r>
-        <w:rPr>
-          <w:rFonts w:cstheme="minorHAnsi"/>
-          <w:sz w:val="24"/>
-          <w:szCs w:val="24"/>
-        </w:rPr>
-        <w:t>Data Visualization, Data Analytics, Data Mining, Machine Learning, Data Modeling/Management</w:t>
-      </w:r>
-      <w:r>
-        <w:rPr>
-          <w:rFonts w:cstheme="minorHAnsi"/>
-          <w:sz w:val="24"/>
-          <w:szCs w:val="24"/>
-        </w:rPr>
-        <w:t>, Machine Learning, Python Programming, Deep Learning, Big Data for Data Science, Virtual Reality.</w:t>
-      </w:r>
-    </w:p>
-    <w:p>
-      <w:pPr>
-        <w:spacing w:line="270" w:lineRule="auto"/>
-        <w:ind w:left="0" w:right="-15" w:firstLine="0"/>
-        <w:rPr>
-          <w:rFonts w:cstheme="minorHAnsi"/>
-          <w:sz w:val="24"/>
-          <w:szCs w:val="24"/>
-        </w:rPr>
-      </w:pPr>
-    </w:p>
-    <w:p>
-      <w:pPr>
-        <w:spacing w:line="270" w:lineRule="auto"/>
-        <w:ind w:left="0" w:right="-15" w:firstLine="0"/>
-        <w:rPr>
-          <w:i/>
-          <w:sz w:val="24"/>
-          <w:szCs w:val="24"/>
-        </w:rPr>
-      </w:pPr>
-      <w:r>
-        <w:rPr>
-          <w:b/>
-          <w:bCs/>
-          <w:i/>
-          <w:sz w:val="24"/>
-          <w:szCs w:val="24"/>
-        </w:rPr>
-        <w:t>Kakatiya Institute of Technology and Science</w:t>
-      </w:r>
-      <w:r>
-        <w:rPr>
-          <w:i/>
-          <w:sz w:val="24"/>
-          <w:szCs w:val="24"/>
-        </w:rPr>
-        <w:t xml:space="preserve"> | India</w:t>
-      </w:r>
-      <w:r>
-        <w:rPr>
-          <w:i/>
-          <w:sz w:val="24"/>
-          <w:szCs w:val="24"/>
-        </w:rPr>
-        <w:tab/>
-      </w:r>
-      <w:r>
-        <w:rPr>
-          <w:i/>
-          <w:sz w:val="24"/>
-          <w:szCs w:val="24"/>
-        </w:rPr>
-        <w:tab/>
-      </w:r>
-      <w:r>
-        <w:rPr>
-          <w:i/>
-          <w:sz w:val="24"/>
-          <w:szCs w:val="24"/>
-        </w:rPr>
-        <w:tab/>
-        <w:t xml:space="preserve">           </w:t>
-      </w:r>
-      <w:r>
-        <w:rPr>
-          <w:i/>
-          <w:sz w:val="24"/>
-          <w:szCs w:val="24"/>
-        </w:rPr>
-        <w:tab/>
-      </w:r>
-      <w:r>
-        <w:rPr>
-          <w:i/>
-          <w:sz w:val="24"/>
-          <w:szCs w:val="24"/>
-        </w:rPr>
-        <w:tab/>
-      </w:r>
-      <w:r>
-        <w:rPr>
-          <w:b/>
-          <w:bCs/>
-          <w:iCs/>
-          <w:sz w:val="24"/>
-          <w:szCs w:val="24"/>
-        </w:rPr>
-        <w:t xml:space="preserve"> June 2016 - </w:t>
-      </w:r>
-      <w:r>
-        <w:rPr>
-          <w:b/>
-          <w:bCs/>
-          <w:iCs/>
-          <w:sz w:val="24"/>
-          <w:szCs w:val="24"/>
-        </w:rPr>
-        <w:t>July 2020</w:t>
-      </w:r>
-      <w:r>
-        <w:rPr>
-          <w:rFonts w:cstheme="minorHAnsi"/>
-          <w:b/>
-          <w:sz w:val="24"/>
-          <w:szCs w:val="24"/>
-        </w:rPr>
-        <w:br/>
-      </w:r>
-      <w:r>
-        <w:rPr>
-          <w:b/>
-          <w:sz w:val="24"/>
-          <w:szCs w:val="24"/>
-        </w:rPr>
-        <w:t>Bachelors</w:t>
-      </w:r>
-      <w:r>
-        <w:rPr>
-          <w:rFonts w:cstheme="minorHAnsi"/>
-          <w:b/>
-          <w:sz w:val="24"/>
-          <w:szCs w:val="24"/>
-        </w:rPr>
-        <w:t xml:space="preserve"> – </w:t>
-      </w:r>
-      <w:r>
-        <w:rPr>
-          <w:b/>
-          <w:sz w:val="24"/>
-          <w:szCs w:val="24"/>
-        </w:rPr>
-        <w:t>Engineering in Electrical and Electronics</w:t>
-      </w:r>
-      <w:r>
-        <w:rPr>
-          <w:b/>
-          <w:sz w:val="24"/>
-          <w:szCs w:val="24"/>
-        </w:rPr>
-        <w:tab/>
-      </w:r>
-      <w:r>
-        <w:rPr>
-          <w:b/>
-          <w:sz w:val="24"/>
-          <w:szCs w:val="24"/>
-        </w:rPr>
-        <w:tab/>
-      </w:r>
-      <w:r>
-        <w:rPr>
-          <w:b/>
-          <w:sz w:val="24"/>
-          <w:szCs w:val="24"/>
-        </w:rPr>
-        <w:tab/>
-      </w:r>
-      <w:r>
-        <w:rPr>
-          <w:b/>
-          <w:sz w:val="24"/>
-          <w:szCs w:val="24"/>
-        </w:rPr>
-        <w:tab/>
-      </w:r>
-      <w:r>
-        <w:rPr>
-          <w:b/>
-          <w:sz w:val="24"/>
-          <w:szCs w:val="24"/>
-        </w:rPr>
-        <w:tab/>
-      </w:r>
-      <w:r>
-        <w:rPr>
-          <w:b/>
-          <w:sz w:val="24"/>
-          <w:szCs w:val="24"/>
-        </w:rPr>
-        <w:tab/>
-      </w:r>
-      <w:r>
-        <w:rPr>
-          <w:b/>
-          <w:sz w:val="24"/>
-          <w:szCs w:val="24"/>
-        </w:rPr>
-        <w:tab/>
-      </w:r>
-      <w:r>
-        <w:rPr>
-          <w:b/>
-          <w:sz w:val="24"/>
-          <w:szCs w:val="24"/>
-        </w:rPr>
-        <w:tab/>
-        <w:t xml:space="preserve">              </w:t>
-      </w:r>
-      <w:r>
-        <w:rPr>
-          <w:bCs/>
-          <w:sz w:val="24"/>
-          <w:szCs w:val="24"/>
-        </w:rPr>
-        <w:t>GPA: 3.50</w:t>
-      </w:r>
-      <w:r>
-        <w:rPr>
-          <w:sz w:val="24"/>
-          <w:szCs w:val="24"/>
-        </w:rPr>
-        <w:br/>
-      </w:r>
-      <w:r>
-        <w:rPr>
-          <w:rFonts w:cstheme="minorHAnsi"/>
-          <w:b/>
-          <w:bCs/>
-          <w:i/>
-          <w:iCs/>
-          <w:sz w:val="24"/>
-          <w:szCs w:val="24"/>
-        </w:rPr>
-        <w:t>Relevant Coursework:</w:t>
-      </w:r>
-      <w:r>
-        <w:rPr>
-          <w:rFonts w:cstheme="minorHAnsi"/>
-          <w:i/>
-          <w:iCs/>
-          <w:sz w:val="24"/>
-          <w:szCs w:val="24"/>
-        </w:rPr>
-        <w:t xml:space="preserve"> </w:t>
-      </w:r>
-      <w:r>
-        <w:rPr>
-          <w:iCs/>
-          <w:sz w:val="24"/>
-          <w:szCs w:val="24"/>
-        </w:rPr>
-        <w:t>Data Structures and Algorithms, Database Systems, Object Oriented Programming, Engineering Mathematics.</w:t>
-      </w:r>
-    </w:p>
-    <w:p>
-      <w:pPr>
-        <w:tabs>
-          <w:tab w:val="right" w:pos="11376"/>
-        </w:tabs>
-        <w:spacing w:after="0" w:line="259" w:lineRule="auto"/>
-        <w:ind w:left="0" w:right="-15" w:firstLine="0"/>
-        <w:rPr>
-          <w:sz w:val="24"/>
-          <w:szCs w:val="24"/>
-        </w:rPr>
-      </w:pPr>
-    </w:p>
-    <w:p>
-      <w:pPr>
-        <w:pStyle w:val="Heading1"/>
-        <w:ind w:left="-5"/>
-        <w:rPr>
-          <w:szCs w:val="24"/>
-        </w:rPr>
-      </w:pPr>
-      <w:r>
-        <w:rPr>
-          <w:szCs w:val="24"/>
-        </w:rPr>
-        <w:lastRenderedPageBreak/>
-        <w:t>PROJECTS</w:t>
-      </w:r>
-      <w:r>
-        <w:rPr>
-          <w:szCs w:val="24"/>
+          <w:sz w:val="22"/>
+        </w:rPr>
+      </w:pPr>
+      <w:r>
+        <w:rPr>
+          <w:sz w:val="22"/>
+        </w:rPr>
+        <w:t>PROJECT</w:t>
+      </w:r>
+      <w:r>
+        <w:rPr>
+          <w:sz w:val="22"/>
         </w:rPr>
         <w:t xml:space="preserve"> EXPERIENCES</w:t>
-      </w:r>
-    </w:p>
-    <w:p>
-      <w:pPr>
-        <w:tabs>
-          <w:tab w:val="right" w:pos="11376"/>
-        </w:tabs>
-        <w:spacing w:line="270" w:lineRule="auto"/>
-        <w:ind w:left="0" w:right="-15" w:firstLine="0"/>
-        <w:rPr>
-          <w:bCs/>
-          <w:sz w:val="24"/>
-          <w:szCs w:val="24"/>
-        </w:rPr>
-      </w:pPr>
-      <w:r>
-        <w:rPr>
-          <w:noProof/>
-          <w:sz w:val="24"/>
-          <w:szCs w:val="24"/>
-        </w:rPr>
-        <mc:AlternateContent>
-          <mc:Choice Requires="wpg">
-            <w:drawing>
-              <wp:anchor distT="0" distB="0" distL="114300" distR="114300" simplePos="0" relativeHeight="251670528" behindDoc="0" locked="0" layoutInCell="1" allowOverlap="1" wp14:anchorId="48C5D1AB" wp14:editId="68095DBE">
-                <wp:simplePos x="0" y="0"/>
-                <wp:positionH relativeFrom="margin">
-                  <wp:posOffset>0</wp:posOffset>
-                </wp:positionH>
-                <wp:positionV relativeFrom="paragraph">
-                  <wp:posOffset>-635</wp:posOffset>
-                </wp:positionV>
-                <wp:extent cx="6858000" cy="45719"/>
-                <wp:effectExtent l="0" t="0" r="0" b="0"/>
-                <wp:wrapNone/>
-                <wp:docPr id="819569343" name="Group 5"/>
-                <wp:cNvGraphicFramePr>
-                  <a:graphicFrameLocks xmlns:a="http://schemas.openxmlformats.org/drawingml/2006/main"/>
-                </wp:cNvGraphicFramePr>
-                <a:graphic xmlns:a="http://schemas.openxmlformats.org/drawingml/2006/main">
-                  <a:graphicData uri="http://schemas.microsoft.com/office/word/2010/wordprocessingGroup">
-                    <wpg:wgp>
-                      <wpg:cNvGrpSpPr>
-                        <a:grpSpLocks/>
-                      </wpg:cNvGrpSpPr>
-                      <wpg:grpSpPr>
-                        <a:xfrm>
-                          <a:off x="0" y="0"/>
-                          <a:ext cx="6858000" cy="45719"/>
-                          <a:chOff x="0" y="0"/>
-                          <a:chExt cx="7223760" cy="5055"/>
-                        </a:xfrm>
-                      </wpg:grpSpPr>
-                      <wps:wsp>
-                        <wps:cNvPr id="619281006" name="Shape 13"/>
-                        <wps:cNvSpPr/>
-                        <wps:spPr>
-                          <a:xfrm>
-                            <a:off x="0" y="0"/>
-                            <a:ext cx="7223760" cy="0"/>
-                          </a:xfrm>
-                          <a:custGeom>
-                            <a:avLst/>
-                            <a:gdLst/>
-                            <a:ahLst/>
-                            <a:cxnLst/>
-                            <a:rect l="0" t="0" r="0" b="0"/>
-                            <a:pathLst>
-                              <a:path w="7223760">
-                                <a:moveTo>
-                                  <a:pt x="0" y="0"/>
-                                </a:moveTo>
-                                <a:lnTo>
-                                  <a:pt x="7223760" y="0"/>
-                                </a:lnTo>
-                              </a:path>
-                            </a:pathLst>
-                          </a:custGeom>
-                          <a:ln w="5055" cap="flat">
-                            <a:miter lim="127000"/>
-                          </a:ln>
-                        </wps:spPr>
-                        <wps:style>
-                          <a:lnRef idx="1">
-                            <a:srgbClr val="3D5A80"/>
-                          </a:lnRef>
-                          <a:fillRef idx="0">
-                            <a:srgbClr val="000000">
-                              <a:alpha val="0"/>
-                            </a:srgbClr>
-                          </a:fillRef>
-                          <a:effectRef idx="0">
-                            <a:scrgbClr r="0" g="0" b="0"/>
-                          </a:effectRef>
-                          <a:fontRef idx="none"/>
-                        </wps:style>
-                        <wps:bodyPr/>
-                      </wps:wsp>
-                    </wpg:wgp>
-                  </a:graphicData>
-                </a:graphic>
-                <wp14:sizeRelH relativeFrom="page">
-                  <wp14:pctWidth>0</wp14:pctWidth>
-                </wp14:sizeRelH>
-                <wp14:sizeRelV relativeFrom="page">
-                  <wp14:pctHeight>0</wp14:pctHeight>
-                </wp14:sizeRelV>
-              </wp:anchor>
-            </w:drawing>
-          </mc:Choice>
-          <mc:Fallback>
-            <w:pict>
-              <v:group w14:anchorId="4B6964B3" id="Group 5" o:spid="_x0000_s1026" style="position:absolute;margin-left:0;margin-top:-.05pt;width:540pt;height:3.6pt;z-index:251670528;mso-position-horizontal-relative:margin" coordsize="72237,50" o:gfxdata="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">
-                <v:shape id="Shape 13" o:spid="_x0000_s1027" style="position:absolute;width:72237;height:0;visibility:visible;mso-wrap-style:square;v-text-anchor:top" coordsize="7223760,0" o:gfxdata="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" path="m,l7223760,e" filled="f" strokecolor="#3d5a80" strokeweight=".14042mm">
-                  <v:stroke miterlimit="83231f" joinstyle="miter"/>
-                  <v:path arrowok="t" textboxrect="0,0,7223760,0"/>
-                </v:shape>
-                <w10:wrap anchorx="margin"/>
-              </v:group>
-            </w:pict>
-          </mc:Fallback>
-        </mc:AlternateContent>
-      </w:r>
-      <w:r>
-        <w:rPr>
-          <w:b/>
-          <w:sz w:val="24"/>
-          <w:szCs w:val="24"/>
-        </w:rPr>
-        <w:t>Stock Price Prediction Using Machine Learning</w:t>
-      </w:r>
-      <w:r>
-        <w:rPr>
-          <w:b/>
-          <w:sz w:val="24"/>
-          <w:szCs w:val="24"/>
-        </w:rPr>
-        <w:t xml:space="preserve"> </w:t>
-      </w:r>
-      <w:hyperlink r:id="rId7" w:history="1">
-        <w:r>
-          <w:rPr>
-            <w:rStyle w:val="Hyperlink"/>
-            <w:bCs/>
-            <w:sz w:val="24"/>
-            <w:szCs w:val="24"/>
-          </w:rPr>
-          <w:t>Link</w:t>
-        </w:r>
-      </w:hyperlink>
-      <w:r>
-        <w:rPr>
-          <w:b/>
-          <w:sz w:val="24"/>
-          <w:szCs w:val="24"/>
-        </w:rPr>
-        <w:tab/>
-      </w:r>
-      <w:r>
-        <w:rPr>
-          <w:b/>
-          <w:sz w:val="24"/>
-          <w:szCs w:val="24"/>
-        </w:rPr>
-        <w:t>November</w:t>
-      </w:r>
-      <w:r>
-        <w:rPr>
-          <w:b/>
-          <w:sz w:val="24"/>
-          <w:szCs w:val="24"/>
-        </w:rPr>
-        <w:t xml:space="preserve"> 2023</w:t>
-      </w:r>
-    </w:p>
-    <w:p>
-      <w:pPr>
-        <w:pStyle w:val="ListParagraph"/>
-        <w:numPr>
-          <w:ilvl w:val="0"/>
-          <w:numId w:val="19"/>
-        </w:numPr>
-        <w:tabs>
-          <w:tab w:val="right" w:pos="11376"/>
-        </w:tabs>
-        <w:spacing w:line="270" w:lineRule="auto"/>
-        <w:ind w:right="-15"/>
-        <w:rPr>
-          <w:bCs/>
-          <w:sz w:val="24"/>
-          <w:szCs w:val="24"/>
-        </w:rPr>
-      </w:pPr>
-      <w:r>
-        <w:rPr>
-          <w:bCs/>
-          <w:sz w:val="24"/>
-          <w:szCs w:val="24"/>
-        </w:rPr>
-        <w:t>Collaborated with a team of 5 to design a stock market price prediction model using decision tree and random forest algorithms.</w:t>
-      </w:r>
-    </w:p>
-    <w:p>
-      <w:pPr>
-        <w:pStyle w:val="ListParagraph"/>
-        <w:numPr>
-          <w:ilvl w:val="0"/>
-          <w:numId w:val="19"/>
-        </w:numPr>
-        <w:tabs>
-          <w:tab w:val="right" w:pos="11376"/>
-        </w:tabs>
-        <w:spacing w:line="270" w:lineRule="auto"/>
-        <w:ind w:right="-15"/>
-        <w:rPr>
-          <w:bCs/>
-          <w:sz w:val="24"/>
-          <w:szCs w:val="24"/>
-        </w:rPr>
-      </w:pPr>
-      <w:r>
-        <w:rPr>
-          <w:bCs/>
-          <w:sz w:val="24"/>
-          <w:szCs w:val="24"/>
-        </w:rPr>
-        <w:t>Employed Linear Regression, Random Forest, and Decision Tree techniques to enhance prediction accuracy.</w:t>
-      </w:r>
-    </w:p>
-    <w:p>
-      <w:pPr>
-        <w:pStyle w:val="ListParagraph"/>
-        <w:numPr>
-          <w:ilvl w:val="0"/>
-          <w:numId w:val="19"/>
-        </w:numPr>
-        <w:tabs>
-          <w:tab w:val="right" w:pos="11376"/>
-        </w:tabs>
-        <w:spacing w:line="270" w:lineRule="auto"/>
-        <w:ind w:right="-15"/>
-        <w:rPr>
-          <w:b/>
-          <w:sz w:val="24"/>
-          <w:szCs w:val="24"/>
-        </w:rPr>
-      </w:pPr>
-      <w:r>
-        <w:rPr>
-          <w:bCs/>
-          <w:sz w:val="24"/>
-          <w:szCs w:val="24"/>
-        </w:rPr>
-        <w:t xml:space="preserve">Successfully deployed a web application using </w:t>
-      </w:r>
-      <w:proofErr w:type="spellStart"/>
-      <w:r>
-        <w:rPr>
-          <w:bCs/>
-          <w:sz w:val="24"/>
-          <w:szCs w:val="24"/>
-        </w:rPr>
-        <w:t>Streamlit</w:t>
-      </w:r>
-      <w:proofErr w:type="spellEnd"/>
-      <w:r>
-        <w:rPr>
-          <w:bCs/>
-          <w:sz w:val="24"/>
-          <w:szCs w:val="24"/>
-        </w:rPr>
-        <w:t xml:space="preserve"> to the cloud for accessible user interaction.</w:t>
-      </w:r>
-      <w:r>
-        <w:rPr>
-          <w:bCs/>
-          <w:sz w:val="24"/>
-          <w:szCs w:val="24"/>
-        </w:rPr>
-        <w:br/>
       </w:r>
     </w:p>
     <w:p>
@@ -1852,32 +2148,849 @@
         <w:spacing w:after="0" w:line="240" w:lineRule="auto"/>
         <w:ind w:left="0" w:firstLine="0"/>
         <w:rPr>
-          <w:rFonts w:ascii="AppleSystemUIFont" w:eastAsiaTheme="minorEastAsia" w:hAnsi="AppleSystemUIFont" w:cs="AppleSystemUIFont"/>
-          <w:color w:val="auto"/>
-          <w:kern w:val="0"/>
-          <w:sz w:val="26"/>
-          <w:szCs w:val="26"/>
-        </w:rPr>
-      </w:pPr>
-      <w:r>
-        <w:rPr>
-          <w:b/>
-          <w:sz w:val="24"/>
-          <w:szCs w:val="24"/>
+          <w:rFonts w:asciiTheme="minorHAnsi" w:eastAsiaTheme="minorEastAsia" w:hAnsiTheme="minorHAnsi" w:cstheme="minorHAnsi"/>
+          <w:b/>
+          <w:bCs/>
+          <w:kern w:val="0"/>
+          <w:sz w:val="22"/>
+        </w:rPr>
+      </w:pPr>
+      <w:r>
+        <w:rPr>
+          <w:rFonts w:asciiTheme="minorHAnsi" w:eastAsiaTheme="minorEastAsia" w:hAnsiTheme="minorHAnsi" w:cstheme="minorHAnsi"/>
+          <w:b/>
+          <w:bCs/>
+          <w:kern w:val="0"/>
+          <w:sz w:val="22"/>
+        </w:rPr>
+        <w:t>Forecasting recession probability: A time series approach with macroeconomic and behavioral signals</w:t>
+      </w:r>
+      <w:r>
+        <w:rPr>
+          <w:rFonts w:asciiTheme="minorHAnsi" w:eastAsiaTheme="minorEastAsia" w:hAnsiTheme="minorHAnsi" w:cstheme="minorHAnsi"/>
+          <w:b/>
+          <w:bCs/>
+          <w:kern w:val="0"/>
+          <w:sz w:val="22"/>
+        </w:rPr>
+        <w:t xml:space="preserve"> </w:t>
+      </w:r>
+      <w:hyperlink r:id="rId9" w:history="1">
+        <w:r>
+          <w:rPr>
+            <w:rStyle w:val="Hyperlink"/>
+            <w:rFonts w:asciiTheme="minorHAnsi" w:eastAsiaTheme="minorEastAsia" w:hAnsiTheme="minorHAnsi" w:cstheme="minorHAnsi"/>
+            <w:kern w:val="0"/>
+            <w:sz w:val="22"/>
+          </w:rPr>
+          <w:t>li</w:t>
+        </w:r>
+        <w:r>
+          <w:rPr>
+            <w:rStyle w:val="Hyperlink"/>
+            <w:rFonts w:asciiTheme="minorHAnsi" w:eastAsiaTheme="minorEastAsia" w:hAnsiTheme="minorHAnsi" w:cstheme="minorHAnsi"/>
+            <w:kern w:val="0"/>
+            <w:sz w:val="22"/>
+          </w:rPr>
+          <w:t>n</w:t>
+        </w:r>
+        <w:r>
+          <w:rPr>
+            <w:rStyle w:val="Hyperlink"/>
+            <w:rFonts w:asciiTheme="minorHAnsi" w:eastAsiaTheme="minorEastAsia" w:hAnsiTheme="minorHAnsi" w:cstheme="minorHAnsi"/>
+            <w:kern w:val="0"/>
+            <w:sz w:val="22"/>
+          </w:rPr>
+          <w:t>k</w:t>
+        </w:r>
+      </w:hyperlink>
+      <w:r>
+        <w:rPr>
+          <w:rFonts w:asciiTheme="minorHAnsi" w:eastAsiaTheme="minorEastAsia" w:hAnsiTheme="minorHAnsi" w:cstheme="minorHAnsi"/>
+          <w:kern w:val="0"/>
+          <w:sz w:val="22"/>
+        </w:rPr>
+        <w:t xml:space="preserve">    </w:t>
+      </w:r>
+      <w:r>
+        <w:rPr>
+          <w:rFonts w:asciiTheme="minorHAnsi" w:eastAsiaTheme="minorEastAsia" w:hAnsiTheme="minorHAnsi" w:cstheme="minorHAnsi"/>
+          <w:b/>
+          <w:bCs/>
+          <w:kern w:val="0"/>
+          <w:sz w:val="22"/>
+        </w:rPr>
+        <w:t>April 2026</w:t>
+      </w:r>
+    </w:p>
+    <w:p>
+      <w:pPr>
+        <w:pStyle w:val="ListParagraph"/>
+        <w:numPr>
+          <w:ilvl w:val="0"/>
+          <w:numId w:val="37"/>
+        </w:numPr>
+        <w:autoSpaceDE w:val="0"/>
+        <w:autoSpaceDN w:val="0"/>
+        <w:adjustRightInd w:val="0"/>
+        <w:spacing w:after="0" w:line="240" w:lineRule="auto"/>
+        <w:jc w:val="both"/>
+        <w:rPr>
+          <w:rFonts w:eastAsiaTheme="minorEastAsia"/>
+          <w:kern w:val="0"/>
+          <w:sz w:val="22"/>
+        </w:rPr>
+      </w:pPr>
+      <w:r>
+        <w:rPr>
+          <w:rStyle w:val="Strong"/>
+          <w:b w:val="0"/>
+          <w:bCs w:val="0"/>
+          <w:sz w:val="22"/>
+        </w:rPr>
+        <w:t>Developed a recession probability forecasting model</w:t>
+      </w:r>
+      <w:r>
+        <w:rPr>
+          <w:sz w:val="22"/>
+        </w:rPr>
+        <w:t xml:space="preserve"> using AR and OLS regression on 6 macroeconomic indicators from FRED, achieving an R² of 0.93 on a 35-year dataset.</w:t>
+      </w:r>
+    </w:p>
+    <w:p>
+      <w:pPr>
+        <w:pStyle w:val="ListParagraph"/>
+        <w:numPr>
+          <w:ilvl w:val="0"/>
+          <w:numId w:val="37"/>
+        </w:numPr>
+        <w:autoSpaceDE w:val="0"/>
+        <w:autoSpaceDN w:val="0"/>
+        <w:adjustRightInd w:val="0"/>
+        <w:spacing w:after="0" w:line="240" w:lineRule="auto"/>
+        <w:jc w:val="both"/>
+        <w:rPr>
+          <w:rFonts w:eastAsiaTheme="minorEastAsia"/>
+          <w:kern w:val="0"/>
+          <w:sz w:val="22"/>
+        </w:rPr>
+      </w:pPr>
+      <w:r>
+        <w:rPr>
+          <w:rStyle w:val="Strong"/>
+          <w:b w:val="0"/>
+          <w:bCs w:val="0"/>
+          <w:sz w:val="22"/>
+        </w:rPr>
+        <w:t>Engineered a multi-source dataset</w:t>
+      </w:r>
+      <w:r>
+        <w:rPr>
+          <w:sz w:val="22"/>
+        </w:rPr>
+        <w:t xml:space="preserve"> by integrating FRED API and Google Trends data across 431 monthly observations, handling mixed frequencies via interpolation and logit transformation.</w:t>
+      </w:r>
+    </w:p>
+    <w:p>
+      <w:pPr>
+        <w:pStyle w:val="ListParagraph"/>
+        <w:numPr>
+          <w:ilvl w:val="0"/>
+          <w:numId w:val="37"/>
+        </w:numPr>
+        <w:autoSpaceDE w:val="0"/>
+        <w:autoSpaceDN w:val="0"/>
+        <w:adjustRightInd w:val="0"/>
+        <w:spacing w:after="0" w:line="240" w:lineRule="auto"/>
+        <w:jc w:val="both"/>
+        <w:rPr>
+          <w:rFonts w:eastAsiaTheme="minorEastAsia"/>
+          <w:kern w:val="0"/>
+          <w:sz w:val="22"/>
+        </w:rPr>
+      </w:pPr>
+      <w:r>
+        <w:rPr>
+          <w:rStyle w:val="Strong"/>
+          <w:b w:val="0"/>
+          <w:bCs w:val="0"/>
+          <w:sz w:val="22"/>
+        </w:rPr>
+        <w:t>Performed lagged correlation analysis</w:t>
+      </w:r>
+      <w:r>
+        <w:rPr>
+          <w:sz w:val="22"/>
+        </w:rPr>
+        <w:t xml:space="preserve"> to identify unemployment rate, yield spread, and federal funds rate as the strongest one-month leading indicators of recession risk.</w:t>
+      </w:r>
+    </w:p>
+    <w:p>
+      <w:pPr>
+        <w:pStyle w:val="ListParagraph"/>
+        <w:numPr>
+          <w:ilvl w:val="0"/>
+          <w:numId w:val="37"/>
+        </w:numPr>
+        <w:autoSpaceDE w:val="0"/>
+        <w:autoSpaceDN w:val="0"/>
+        <w:adjustRightInd w:val="0"/>
+        <w:spacing w:after="0" w:line="240" w:lineRule="auto"/>
+        <w:jc w:val="both"/>
+        <w:rPr>
+          <w:rFonts w:eastAsiaTheme="minorEastAsia"/>
+          <w:kern w:val="0"/>
+          <w:sz w:val="22"/>
+        </w:rPr>
+      </w:pPr>
+      <w:r>
+        <w:rPr>
+          <w:rStyle w:val="Strong"/>
+          <w:b w:val="0"/>
+          <w:bCs w:val="0"/>
+          <w:sz w:val="22"/>
+        </w:rPr>
+        <w:t>Assessed real-world forecasting limitations</w:t>
+      </w:r>
+      <w:r>
+        <w:rPr>
+          <w:sz w:val="22"/>
+        </w:rPr>
+        <w:t xml:space="preserve"> by comparing in-sample vs. recursive prediction performance, revealing a significant model degradation (R² from +0.93 to −0.41) under live forecasting conditions.</w:t>
+      </w:r>
+    </w:p>
+    <w:p>
+      <w:pPr>
+        <w:pStyle w:val="ListParagraph"/>
+        <w:numPr>
+          <w:ilvl w:val="0"/>
+          <w:numId w:val="37"/>
+        </w:numPr>
+        <w:autoSpaceDE w:val="0"/>
+        <w:autoSpaceDN w:val="0"/>
+        <w:adjustRightInd w:val="0"/>
+        <w:spacing w:after="0" w:line="240" w:lineRule="auto"/>
+        <w:jc w:val="both"/>
+        <w:rPr>
+          <w:rFonts w:eastAsiaTheme="minorEastAsia"/>
+          <w:kern w:val="0"/>
+          <w:sz w:val="22"/>
+        </w:rPr>
+      </w:pPr>
+      <w:r>
+        <w:rPr>
+          <w:rStyle w:val="Strong"/>
+          <w:b w:val="0"/>
+          <w:bCs w:val="0"/>
+          <w:sz w:val="22"/>
+        </w:rPr>
+        <w:t>Evaluated behavioral sentiment signals</w:t>
+      </w:r>
+      <w:r>
+        <w:rPr>
+          <w:sz w:val="22"/>
+        </w:rPr>
+        <w:t xml:space="preserve"> (Google Trends) against macroeconomic features, finding that sentiment variables introduced noise and consistently reduced forecast accuracy.</w:t>
+      </w:r>
+    </w:p>
+    <w:p>
+      <w:pPr>
+        <w:autoSpaceDE w:val="0"/>
+        <w:autoSpaceDN w:val="0"/>
+        <w:adjustRightInd w:val="0"/>
+        <w:spacing w:after="0" w:line="240" w:lineRule="auto"/>
+        <w:jc w:val="both"/>
+        <w:rPr>
+          <w:rFonts w:eastAsiaTheme="minorEastAsia"/>
+          <w:b/>
+          <w:bCs/>
+          <w:kern w:val="0"/>
+          <w:sz w:val="22"/>
+        </w:rPr>
+      </w:pPr>
+    </w:p>
+    <w:p>
+      <w:pPr>
+        <w:autoSpaceDE w:val="0"/>
+        <w:autoSpaceDN w:val="0"/>
+        <w:adjustRightInd w:val="0"/>
+        <w:spacing w:after="0" w:line="240" w:lineRule="auto"/>
+        <w:jc w:val="both"/>
+        <w:rPr>
+          <w:rFonts w:eastAsiaTheme="minorEastAsia"/>
+          <w:kern w:val="0"/>
+          <w:sz w:val="22"/>
+        </w:rPr>
+      </w:pPr>
+      <w:proofErr w:type="spellStart"/>
+      <w:r>
+        <w:rPr>
+          <w:rFonts w:eastAsiaTheme="minorEastAsia"/>
+          <w:b/>
+          <w:bCs/>
+          <w:kern w:val="0"/>
+          <w:sz w:val="22"/>
+        </w:rPr>
+        <w:t>BigData</w:t>
+      </w:r>
+      <w:proofErr w:type="spellEnd"/>
+      <w:r>
+        <w:rPr>
+          <w:rFonts w:eastAsiaTheme="minorEastAsia"/>
+          <w:b/>
+          <w:bCs/>
+          <w:kern w:val="0"/>
+          <w:sz w:val="22"/>
+        </w:rPr>
+        <w:t xml:space="preserve"> in public safety</w:t>
+      </w:r>
+      <w:r>
+        <w:rPr>
+          <w:rFonts w:eastAsiaTheme="minorEastAsia"/>
+          <w:b/>
+          <w:bCs/>
+          <w:kern w:val="0"/>
+          <w:sz w:val="22"/>
+        </w:rPr>
+        <w:t xml:space="preserve"> </w:t>
+      </w:r>
+      <w:hyperlink r:id="rId10" w:history="1">
+        <w:r>
+          <w:rPr>
+            <w:rStyle w:val="Hyperlink"/>
+            <w:rFonts w:eastAsiaTheme="minorEastAsia"/>
+            <w:kern w:val="0"/>
+            <w:sz w:val="22"/>
+          </w:rPr>
+          <w:t>link</w:t>
+        </w:r>
+      </w:hyperlink>
+      <w:r>
+        <w:rPr>
+          <w:rFonts w:eastAsiaTheme="minorEastAsia"/>
+          <w:kern w:val="0"/>
+          <w:sz w:val="22"/>
+        </w:rPr>
+        <w:tab/>
+      </w:r>
+      <w:r>
+        <w:rPr>
+          <w:rFonts w:eastAsiaTheme="minorEastAsia"/>
+          <w:kern w:val="0"/>
+          <w:sz w:val="22"/>
+        </w:rPr>
+        <w:tab/>
+      </w:r>
+      <w:r>
+        <w:rPr>
+          <w:rFonts w:eastAsiaTheme="minorEastAsia"/>
+          <w:kern w:val="0"/>
+          <w:sz w:val="22"/>
+        </w:rPr>
+        <w:tab/>
+      </w:r>
+      <w:r>
+        <w:rPr>
+          <w:rFonts w:eastAsiaTheme="minorEastAsia"/>
+          <w:kern w:val="0"/>
+          <w:sz w:val="22"/>
+        </w:rPr>
+        <w:tab/>
+      </w:r>
+      <w:r>
+        <w:rPr>
+          <w:rFonts w:eastAsiaTheme="minorEastAsia"/>
+          <w:kern w:val="0"/>
+          <w:sz w:val="22"/>
+        </w:rPr>
+        <w:tab/>
+      </w:r>
+      <w:r>
+        <w:rPr>
+          <w:rFonts w:eastAsiaTheme="minorEastAsia"/>
+          <w:kern w:val="0"/>
+          <w:sz w:val="22"/>
+        </w:rPr>
+        <w:tab/>
+      </w:r>
+      <w:r>
+        <w:rPr>
+          <w:rFonts w:eastAsiaTheme="minorEastAsia"/>
+          <w:kern w:val="0"/>
+          <w:sz w:val="22"/>
+        </w:rPr>
+        <w:tab/>
+      </w:r>
+      <w:r>
+        <w:rPr>
+          <w:rFonts w:eastAsiaTheme="minorEastAsia"/>
+          <w:kern w:val="0"/>
+          <w:sz w:val="22"/>
+        </w:rPr>
+        <w:tab/>
+      </w:r>
+      <w:r>
+        <w:rPr>
+          <w:rFonts w:eastAsiaTheme="minorEastAsia"/>
+          <w:kern w:val="0"/>
+          <w:sz w:val="22"/>
+        </w:rPr>
+        <w:tab/>
+      </w:r>
+      <w:r>
+        <w:rPr>
+          <w:rFonts w:eastAsiaTheme="minorEastAsia"/>
+          <w:kern w:val="0"/>
+          <w:sz w:val="22"/>
+        </w:rPr>
+        <w:tab/>
+        <w:t xml:space="preserve">          </w:t>
+      </w:r>
+      <w:r>
+        <w:rPr>
+          <w:rFonts w:eastAsiaTheme="minorEastAsia"/>
+          <w:b/>
+          <w:bCs/>
+          <w:kern w:val="0"/>
+          <w:sz w:val="22"/>
+        </w:rPr>
+        <w:t>May 2025</w:t>
+      </w:r>
+    </w:p>
+    <w:p>
+      <w:pPr>
+        <w:pStyle w:val="ListParagraph"/>
+        <w:numPr>
+          <w:ilvl w:val="0"/>
+          <w:numId w:val="38"/>
+        </w:numPr>
+        <w:autoSpaceDE w:val="0"/>
+        <w:autoSpaceDN w:val="0"/>
+        <w:adjustRightInd w:val="0"/>
+        <w:spacing w:after="0" w:line="240" w:lineRule="auto"/>
+        <w:jc w:val="both"/>
+        <w:rPr>
+          <w:rFonts w:eastAsiaTheme="minorEastAsia"/>
+          <w:b/>
+          <w:bCs/>
+          <w:kern w:val="0"/>
+          <w:sz w:val="22"/>
+        </w:rPr>
+      </w:pPr>
+      <w:r>
+        <w:rPr>
+          <w:rFonts w:eastAsia="Times New Roman"/>
+          <w:color w:val="auto"/>
+          <w:kern w:val="0"/>
+          <w:sz w:val="22"/>
+          <w14:ligatures w14:val="none"/>
+        </w:rPr>
+        <w:t xml:space="preserve">Built automated daily data ingestion pipelines using Python to stream Dallas Police arrest records into Google </w:t>
+      </w:r>
+      <w:proofErr w:type="spellStart"/>
+      <w:r>
+        <w:rPr>
+          <w:rFonts w:eastAsia="Times New Roman"/>
+          <w:color w:val="auto"/>
+          <w:kern w:val="0"/>
+          <w:sz w:val="22"/>
+          <w14:ligatures w14:val="none"/>
+        </w:rPr>
+        <w:t>BigQuery</w:t>
+      </w:r>
+      <w:proofErr w:type="spellEnd"/>
+      <w:r>
+        <w:rPr>
+          <w:rFonts w:eastAsia="Times New Roman"/>
+          <w:color w:val="auto"/>
+          <w:kern w:val="0"/>
+          <w:sz w:val="22"/>
+          <w14:ligatures w14:val="none"/>
+        </w:rPr>
+        <w:t xml:space="preserve"> and Apache Hive on HDFS, appending only new records via watermark-based filtering</w:t>
+      </w:r>
+      <w:r>
+        <w:rPr>
+          <w:rFonts w:eastAsia="Times New Roman"/>
+          <w:color w:val="auto"/>
+          <w:kern w:val="0"/>
+          <w:sz w:val="22"/>
+          <w14:ligatures w14:val="none"/>
+        </w:rPr>
+        <w:t>.</w:t>
+      </w:r>
+    </w:p>
+    <w:p>
+      <w:pPr>
+        <w:pStyle w:val="ListParagraph"/>
+        <w:numPr>
+          <w:ilvl w:val="0"/>
+          <w:numId w:val="38"/>
+        </w:numPr>
+        <w:autoSpaceDE w:val="0"/>
+        <w:autoSpaceDN w:val="0"/>
+        <w:adjustRightInd w:val="0"/>
+        <w:spacing w:after="0" w:line="240" w:lineRule="auto"/>
+        <w:jc w:val="both"/>
+        <w:rPr>
+          <w:rFonts w:eastAsiaTheme="minorEastAsia"/>
+          <w:b/>
+          <w:bCs/>
+          <w:kern w:val="0"/>
+          <w:sz w:val="22"/>
+        </w:rPr>
+      </w:pPr>
+      <w:r>
+        <w:rPr>
+          <w:rFonts w:eastAsia="Times New Roman"/>
+          <w:color w:val="auto"/>
+          <w:kern w:val="0"/>
+          <w:sz w:val="22"/>
+          <w14:ligatures w14:val="none"/>
+        </w:rPr>
+        <w:t xml:space="preserve">Engineered a </w:t>
+      </w:r>
+      <w:proofErr w:type="spellStart"/>
+      <w:r>
+        <w:rPr>
+          <w:rFonts w:eastAsia="Times New Roman"/>
+          <w:color w:val="auto"/>
+          <w:kern w:val="0"/>
+          <w:sz w:val="22"/>
+          <w14:ligatures w14:val="none"/>
+        </w:rPr>
+        <w:t>PySpark</w:t>
+      </w:r>
+      <w:proofErr w:type="spellEnd"/>
+      <w:r>
+        <w:rPr>
+          <w:rFonts w:eastAsia="Times New Roman"/>
+          <w:color w:val="auto"/>
+          <w:kern w:val="0"/>
+          <w:sz w:val="22"/>
+          <w14:ligatures w14:val="none"/>
+        </w:rPr>
+        <w:t xml:space="preserve"> job deployed on a Google Cloud </w:t>
+      </w:r>
+      <w:proofErr w:type="spellStart"/>
+      <w:r>
+        <w:rPr>
+          <w:rFonts w:eastAsia="Times New Roman"/>
+          <w:color w:val="auto"/>
+          <w:kern w:val="0"/>
+          <w:sz w:val="22"/>
+          <w14:ligatures w14:val="none"/>
+        </w:rPr>
+        <w:t>Dataproc</w:t>
+      </w:r>
+      <w:proofErr w:type="spellEnd"/>
+      <w:r>
+        <w:rPr>
+          <w:rFonts w:eastAsia="Times New Roman"/>
+          <w:color w:val="auto"/>
+          <w:kern w:val="0"/>
+          <w:sz w:val="22"/>
+          <w14:ligatures w14:val="none"/>
+        </w:rPr>
+        <w:t xml:space="preserve"> cluster to incrementally update a distributed Hive table with fresh API data from the Dallas Open Data Portal</w:t>
+      </w:r>
+      <w:r>
+        <w:rPr>
+          <w:rFonts w:eastAsia="Times New Roman"/>
+          <w:color w:val="auto"/>
+          <w:kern w:val="0"/>
+          <w:sz w:val="22"/>
+          <w14:ligatures w14:val="none"/>
+        </w:rPr>
+        <w:t>.</w:t>
+      </w:r>
+    </w:p>
+    <w:p>
+      <w:pPr>
+        <w:pStyle w:val="ListParagraph"/>
+        <w:numPr>
+          <w:ilvl w:val="0"/>
+          <w:numId w:val="38"/>
+        </w:numPr>
+        <w:autoSpaceDE w:val="0"/>
+        <w:autoSpaceDN w:val="0"/>
+        <w:adjustRightInd w:val="0"/>
+        <w:spacing w:after="0" w:line="240" w:lineRule="auto"/>
+        <w:jc w:val="both"/>
+        <w:rPr>
+          <w:rFonts w:eastAsiaTheme="minorEastAsia"/>
+          <w:b/>
+          <w:bCs/>
+          <w:kern w:val="0"/>
+          <w:sz w:val="22"/>
+        </w:rPr>
+      </w:pPr>
+      <w:r>
+        <w:rPr>
+          <w:rFonts w:eastAsia="Times New Roman"/>
+          <w:color w:val="auto"/>
+          <w:kern w:val="0"/>
+          <w:sz w:val="22"/>
+          <w14:ligatures w14:val="none"/>
+        </w:rPr>
+        <w:t xml:space="preserve">Integrated Socrata API with </w:t>
+      </w:r>
+      <w:proofErr w:type="spellStart"/>
+      <w:r>
+        <w:rPr>
+          <w:rFonts w:eastAsia="Times New Roman"/>
+          <w:color w:val="auto"/>
+          <w:kern w:val="0"/>
+          <w:sz w:val="22"/>
+          <w14:ligatures w14:val="none"/>
+        </w:rPr>
+        <w:t>BigQuery</w:t>
+      </w:r>
+      <w:proofErr w:type="spellEnd"/>
+      <w:r>
+        <w:rPr>
+          <w:rFonts w:eastAsia="Times New Roman"/>
+          <w:color w:val="auto"/>
+          <w:kern w:val="0"/>
+          <w:sz w:val="22"/>
+          <w14:ligatures w14:val="none"/>
+        </w:rPr>
+        <w:t xml:space="preserve"> and HDFS storage layers, handling schema alignment, type casting, and deduplication across 33 data fields</w:t>
+      </w:r>
+      <w:r>
+        <w:rPr>
+          <w:rFonts w:eastAsia="Times New Roman"/>
+          <w:color w:val="auto"/>
+          <w:kern w:val="0"/>
+          <w:sz w:val="22"/>
+          <w14:ligatures w14:val="none"/>
+        </w:rPr>
+        <w:t>.</w:t>
+      </w:r>
+    </w:p>
+    <w:p>
+      <w:pPr>
+        <w:pStyle w:val="ListParagraph"/>
+        <w:numPr>
+          <w:ilvl w:val="0"/>
+          <w:numId w:val="38"/>
+        </w:numPr>
+        <w:autoSpaceDE w:val="0"/>
+        <w:autoSpaceDN w:val="0"/>
+        <w:adjustRightInd w:val="0"/>
+        <w:spacing w:after="0" w:line="240" w:lineRule="auto"/>
+        <w:jc w:val="both"/>
+        <w:rPr>
+          <w:rFonts w:eastAsiaTheme="minorEastAsia"/>
+          <w:b/>
+          <w:bCs/>
+          <w:kern w:val="0"/>
+          <w:sz w:val="22"/>
+        </w:rPr>
+      </w:pPr>
+      <w:r>
+        <w:rPr>
+          <w:rFonts w:eastAsia="Times New Roman"/>
+          <w:color w:val="auto"/>
+          <w:kern w:val="0"/>
+          <w:sz w:val="22"/>
+          <w14:ligatures w14:val="none"/>
+        </w:rPr>
+        <w:t xml:space="preserve">Designed a streaming architecture using the </w:t>
+      </w:r>
+      <w:r>
+        <w:rPr>
+          <w:rFonts w:eastAsia="Times New Roman"/>
+          <w:color w:val="auto"/>
+          <w:kern w:val="0"/>
+          <w:sz w:val="22"/>
+          <w14:ligatures w14:val="none"/>
+        </w:rPr>
+        <w:t>‘</w:t>
+      </w:r>
+      <w:proofErr w:type="spellStart"/>
+      <w:r>
+        <w:rPr>
+          <w:rFonts w:eastAsia="Times New Roman"/>
+          <w:color w:val="auto"/>
+          <w:kern w:val="0"/>
+          <w:sz w:val="22"/>
+          <w14:ligatures w14:val="none"/>
+        </w:rPr>
+        <w:t>upzdate</w:t>
+      </w:r>
+      <w:proofErr w:type="spellEnd"/>
+      <w:r>
+        <w:rPr>
+          <w:rFonts w:eastAsia="Times New Roman"/>
+          <w:color w:val="auto"/>
+          <w:kern w:val="0"/>
+          <w:sz w:val="22"/>
+          <w14:ligatures w14:val="none"/>
+        </w:rPr>
+        <w:t>’</w:t>
+      </w:r>
+      <w:r>
+        <w:rPr>
+          <w:rFonts w:eastAsia="Times New Roman"/>
+          <w:color w:val="auto"/>
+          <w:kern w:val="0"/>
+          <w:sz w:val="22"/>
+          <w14:ligatures w14:val="none"/>
+        </w:rPr>
+        <w:t xml:space="preserve"> timestamp as a watermark to ensure idempotent, duplicate-free daily ingestion across two independent storage systems</w:t>
+      </w:r>
+      <w:r>
+        <w:rPr>
+          <w:rFonts w:eastAsia="Times New Roman"/>
+          <w:color w:val="auto"/>
+          <w:kern w:val="0"/>
+          <w:sz w:val="22"/>
+          <w14:ligatures w14:val="none"/>
+        </w:rPr>
+        <w:t>.</w:t>
+      </w:r>
+    </w:p>
+    <w:p>
+      <w:pPr>
+        <w:pStyle w:val="ListParagraph"/>
+        <w:numPr>
+          <w:ilvl w:val="0"/>
+          <w:numId w:val="38"/>
+        </w:numPr>
+        <w:autoSpaceDE w:val="0"/>
+        <w:autoSpaceDN w:val="0"/>
+        <w:adjustRightInd w:val="0"/>
+        <w:spacing w:after="0" w:line="240" w:lineRule="auto"/>
+        <w:jc w:val="both"/>
+        <w:rPr>
+          <w:rFonts w:eastAsiaTheme="minorEastAsia"/>
+          <w:b/>
+          <w:bCs/>
+          <w:kern w:val="0"/>
+          <w:sz w:val="22"/>
+        </w:rPr>
+      </w:pPr>
+      <w:r>
+        <w:rPr>
+          <w:rFonts w:eastAsia="Times New Roman"/>
+          <w:color w:val="auto"/>
+          <w:kern w:val="0"/>
+          <w:sz w:val="22"/>
+          <w14:ligatures w14:val="none"/>
+        </w:rPr>
+        <w:t>Collaborated in a 6-member team to deliver an end-to-end big data pipeline covering data collection, cloud storage, SQL-based analysis, and visualization using Looker Studio and Tableau</w:t>
+      </w:r>
+      <w:r>
+        <w:rPr>
+          <w:rFonts w:eastAsia="Times New Roman"/>
+          <w:color w:val="auto"/>
+          <w:kern w:val="0"/>
+          <w:sz w:val="22"/>
+          <w14:ligatures w14:val="none"/>
+        </w:rPr>
+        <w:t>.</w:t>
+      </w:r>
+    </w:p>
+    <w:p>
+      <w:pPr>
+        <w:autoSpaceDE w:val="0"/>
+        <w:autoSpaceDN w:val="0"/>
+        <w:adjustRightInd w:val="0"/>
+        <w:spacing w:after="0" w:line="240" w:lineRule="auto"/>
+        <w:ind w:left="0" w:firstLine="0"/>
+        <w:rPr>
+          <w:rFonts w:asciiTheme="minorHAnsi" w:hAnsiTheme="minorHAnsi" w:cstheme="minorHAnsi"/>
+          <w:b/>
+          <w:bCs/>
+          <w:sz w:val="22"/>
+        </w:rPr>
+      </w:pPr>
+    </w:p>
+    <w:p>
+      <w:pPr>
+        <w:autoSpaceDE w:val="0"/>
+        <w:autoSpaceDN w:val="0"/>
+        <w:adjustRightInd w:val="0"/>
+        <w:spacing w:after="0" w:line="240" w:lineRule="auto"/>
+        <w:ind w:left="0" w:firstLine="0"/>
+        <w:rPr>
+          <w:rFonts w:eastAsiaTheme="minorEastAsia"/>
+          <w:color w:val="auto"/>
+          <w:kern w:val="0"/>
+          <w:sz w:val="22"/>
+        </w:rPr>
+      </w:pPr>
+      <w:r>
+        <w:rPr>
+          <w:b/>
+          <w:sz w:val="22"/>
         </w:rPr>
         <w:t>B</w:t>
       </w:r>
       <w:r>
         <w:rPr>
-          <w:rFonts w:ascii="AppleSystemUIFont" w:eastAsiaTheme="minorEastAsia" w:hAnsi="AppleSystemUIFont" w:cs="AppleSystemUIFont"/>
+          <w:rFonts w:eastAsiaTheme="minorEastAsia"/>
           <w:b/>
           <w:bCs/>
           <w:color w:val="auto"/>
           <w:kern w:val="0"/>
-          <w:sz w:val="26"/>
-          <w:szCs w:val="26"/>
-        </w:rPr>
-        <w:t>rain Tumor Classification from MRI Scans Using Deep Learning and Machine Learning       April 2024</w:t>
+          <w:sz w:val="22"/>
+        </w:rPr>
+        <w:t xml:space="preserve">rain Tumor Classification Using Deep Learning and Machine Learning  </w:t>
+      </w:r>
+      <w:hyperlink r:id="rId11" w:history="1">
+        <w:r>
+          <w:rPr>
+            <w:rStyle w:val="Hyperlink"/>
+            <w:rFonts w:eastAsiaTheme="minorEastAsia"/>
+            <w:kern w:val="0"/>
+            <w:sz w:val="22"/>
+          </w:rPr>
+          <w:t>Link</w:t>
+        </w:r>
+      </w:hyperlink>
+      <w:r>
+        <w:rPr>
+          <w:rFonts w:eastAsiaTheme="minorEastAsia"/>
+          <w:color w:val="auto"/>
+          <w:kern w:val="0"/>
+          <w:sz w:val="22"/>
+        </w:rPr>
+        <w:t xml:space="preserve">   </w:t>
+      </w:r>
+      <w:r>
+        <w:rPr>
+          <w:rFonts w:eastAsiaTheme="minorEastAsia"/>
+          <w:b/>
+          <w:bCs/>
+          <w:color w:val="auto"/>
+          <w:kern w:val="0"/>
+          <w:sz w:val="22"/>
+        </w:rPr>
+        <w:t xml:space="preserve">                        </w:t>
+      </w:r>
+      <w:r>
+        <w:rPr>
+          <w:rFonts w:eastAsiaTheme="minorEastAsia"/>
+          <w:b/>
+          <w:bCs/>
+          <w:color w:val="auto"/>
+          <w:kern w:val="0"/>
+          <w:sz w:val="22"/>
+        </w:rPr>
+        <w:t xml:space="preserve">                                  </w:t>
+      </w:r>
+      <w:r>
+        <w:rPr>
+          <w:rFonts w:eastAsiaTheme="minorEastAsia"/>
+          <w:b/>
+          <w:bCs/>
+          <w:color w:val="auto"/>
+          <w:kern w:val="0"/>
+          <w:sz w:val="22"/>
+        </w:rPr>
+        <w:t>April 2024</w:t>
       </w:r>
     </w:p>
     <w:p>
@@ -1891,21 +3004,20 @@
         <w:autoSpaceDN w:val="0"/>
         <w:adjustRightInd w:val="0"/>
         <w:spacing w:after="0" w:line="240" w:lineRule="auto"/>
-        <w:rPr>
-          <w:rFonts w:ascii="AppleSystemUIFont" w:eastAsiaTheme="minorEastAsia" w:hAnsi="AppleSystemUIFont" w:cs="AppleSystemUIFont"/>
-          <w:color w:val="auto"/>
-          <w:kern w:val="0"/>
-          <w:sz w:val="26"/>
-          <w:szCs w:val="26"/>
-        </w:rPr>
-      </w:pPr>
-      <w:r>
-        <w:rPr>
-          <w:rFonts w:ascii="AppleSystemUIFont" w:eastAsiaTheme="minorEastAsia" w:hAnsi="AppleSystemUIFont" w:cs="AppleSystemUIFont"/>
-          <w:color w:val="auto"/>
-          <w:kern w:val="0"/>
-          <w:sz w:val="26"/>
-          <w:szCs w:val="26"/>
+        <w:jc w:val="both"/>
+        <w:rPr>
+          <w:rFonts w:eastAsiaTheme="minorEastAsia"/>
+          <w:color w:val="auto"/>
+          <w:kern w:val="0"/>
+          <w:sz w:val="22"/>
+        </w:rPr>
+      </w:pPr>
+      <w:r>
+        <w:rPr>
+          <w:rFonts w:eastAsiaTheme="minorEastAsia"/>
+          <w:color w:val="auto"/>
+          <w:kern w:val="0"/>
+          <w:sz w:val="22"/>
         </w:rPr>
         <w:t>Leveraged multiple machine learning models like Support Vector Machine, Random Forest, and Naïve Bayes to classify the tumors using image processing.</w:t>
       </w:r>
@@ -1921,21 +3033,20 @@
         <w:autoSpaceDN w:val="0"/>
         <w:adjustRightInd w:val="0"/>
         <w:spacing w:after="0" w:line="240" w:lineRule="auto"/>
-        <w:rPr>
-          <w:rFonts w:ascii="AppleSystemUIFont" w:eastAsiaTheme="minorEastAsia" w:hAnsi="AppleSystemUIFont" w:cs="AppleSystemUIFont"/>
-          <w:color w:val="auto"/>
-          <w:kern w:val="0"/>
-          <w:sz w:val="26"/>
-          <w:szCs w:val="26"/>
-        </w:rPr>
-      </w:pPr>
-      <w:r>
-        <w:rPr>
-          <w:rFonts w:ascii="AppleSystemUIFont" w:eastAsiaTheme="minorEastAsia" w:hAnsi="AppleSystemUIFont" w:cs="AppleSystemUIFont"/>
-          <w:color w:val="auto"/>
-          <w:kern w:val="0"/>
-          <w:sz w:val="26"/>
-          <w:szCs w:val="26"/>
+        <w:jc w:val="both"/>
+        <w:rPr>
+          <w:rFonts w:eastAsiaTheme="minorEastAsia"/>
+          <w:color w:val="auto"/>
+          <w:kern w:val="0"/>
+          <w:sz w:val="22"/>
+        </w:rPr>
+      </w:pPr>
+      <w:r>
+        <w:rPr>
+          <w:rFonts w:eastAsiaTheme="minorEastAsia"/>
+          <w:color w:val="auto"/>
+          <w:kern w:val="0"/>
+          <w:sz w:val="22"/>
         </w:rPr>
         <w:t>Created multiple features from the images using Gabor and Sobel filters.</w:t>
       </w:r>
@@ -1951,21 +3062,20 @@
         <w:autoSpaceDN w:val="0"/>
         <w:adjustRightInd w:val="0"/>
         <w:spacing w:after="0" w:line="240" w:lineRule="auto"/>
-        <w:rPr>
-          <w:rFonts w:ascii="AppleSystemUIFont" w:eastAsiaTheme="minorEastAsia" w:hAnsi="AppleSystemUIFont" w:cs="AppleSystemUIFont"/>
-          <w:color w:val="auto"/>
-          <w:kern w:val="0"/>
-          <w:sz w:val="26"/>
-          <w:szCs w:val="26"/>
-        </w:rPr>
-      </w:pPr>
-      <w:r>
-        <w:rPr>
-          <w:rFonts w:ascii="AppleSystemUIFont" w:eastAsiaTheme="minorEastAsia" w:hAnsi="AppleSystemUIFont" w:cs="AppleSystemUIFont"/>
-          <w:color w:val="auto"/>
-          <w:kern w:val="0"/>
-          <w:sz w:val="26"/>
-          <w:szCs w:val="26"/>
+        <w:jc w:val="both"/>
+        <w:rPr>
+          <w:rFonts w:eastAsiaTheme="minorEastAsia"/>
+          <w:color w:val="auto"/>
+          <w:kern w:val="0"/>
+          <w:sz w:val="22"/>
+        </w:rPr>
+      </w:pPr>
+      <w:r>
+        <w:rPr>
+          <w:rFonts w:eastAsiaTheme="minorEastAsia"/>
+          <w:color w:val="auto"/>
+          <w:kern w:val="0"/>
+          <w:sz w:val="22"/>
         </w:rPr>
         <w:t>Implemented Convolution Neural Network with many layers to process and classify the tumor with 97% accuracy.</w:t>
       </w:r>
@@ -1977,45 +3087,27 @@
           <w:ilvl w:val="0"/>
           <w:numId w:val="24"/>
         </w:numPr>
-        <w:autoSpaceDE w:val="0"/>
-        <w:autoSpaceDN w:val="0"/>
-        <w:adjustRightInd w:val="0"/>
-        <w:spacing w:after="0" w:line="240" w:lineRule="auto"/>
-        <w:rPr>
-          <w:rFonts w:ascii="AppleSystemUIFont" w:eastAsiaTheme="minorEastAsia" w:hAnsi="AppleSystemUIFont" w:cs="AppleSystemUIFont"/>
-          <w:color w:val="auto"/>
-          <w:kern w:val="0"/>
-          <w:sz w:val="26"/>
-          <w:szCs w:val="26"/>
-        </w:rPr>
-      </w:pPr>
-      <w:r>
-        <w:rPr>
-          <w:rFonts w:ascii="AppleSystemUIFont" w:eastAsiaTheme="minorEastAsia" w:hAnsi="AppleSystemUIFont" w:cs="AppleSystemUIFont"/>
-          <w:color w:val="auto"/>
-          <w:kern w:val="0"/>
-          <w:sz w:val="26"/>
-          <w:szCs w:val="26"/>
+        <w:tabs>
+          <w:tab w:val="right" w:pos="11376"/>
+        </w:tabs>
+        <w:spacing w:line="270" w:lineRule="auto"/>
+        <w:ind w:right="-15"/>
+        <w:jc w:val="both"/>
+        <w:rPr>
+          <w:rFonts w:eastAsiaTheme="minorEastAsia"/>
+          <w:color w:val="auto"/>
+          <w:kern w:val="0"/>
+          <w:sz w:val="22"/>
+        </w:rPr>
+      </w:pPr>
+      <w:r>
+        <w:rPr>
+          <w:rFonts w:eastAsiaTheme="minorEastAsia"/>
+          <w:color w:val="auto"/>
+          <w:kern w:val="0"/>
+          <w:sz w:val="22"/>
         </w:rPr>
         <w:t>Utilized GPUs to improve the processing speed from 6 hours to 10 minutes.</w:t>
-      </w:r>
-      <w:r>
-        <w:rPr>
-          <w:rFonts w:ascii="AppleSystemUIFont" w:eastAsiaTheme="minorEastAsia" w:hAnsi="AppleSystemUIFont" w:cs="AppleSystemUIFont"/>
-          <w:color w:val="auto"/>
-          <w:kern w:val="0"/>
-          <w:sz w:val="26"/>
-          <w:szCs w:val="26"/>
-        </w:rPr>
-        <w:br/>
-      </w:r>
-      <w:r>
-        <w:rPr>
-          <w:b/>
-          <w:sz w:val="24"/>
-          <w:szCs w:val="24"/>
-        </w:rPr>
-        <w:tab/>
       </w:r>
     </w:p>
     <w:p>
@@ -2026,27 +3118,39 @@
         <w:spacing w:line="270" w:lineRule="auto"/>
         <w:ind w:left="0" w:right="-15" w:firstLine="0"/>
         <w:rPr>
-          <w:b/>
-          <w:color w:val="auto"/>
-          <w:sz w:val="24"/>
-          <w:szCs w:val="24"/>
-        </w:rPr>
-      </w:pPr>
-      <w:r>
-        <w:rPr>
-          <w:b/>
-          <w:sz w:val="24"/>
-          <w:szCs w:val="24"/>
-        </w:rPr>
-        <w:t xml:space="preserve">Covid Data Analysis in Tableau </w:t>
-      </w:r>
-      <w:hyperlink r:id="rId8" w:history="1">
+          <w:rFonts w:eastAsiaTheme="minorEastAsia"/>
+          <w:color w:val="auto"/>
+          <w:kern w:val="0"/>
+          <w:sz w:val="22"/>
+        </w:rPr>
+      </w:pPr>
+    </w:p>
+    <w:p>
+      <w:pPr>
+        <w:tabs>
+          <w:tab w:val="right" w:pos="11376"/>
+        </w:tabs>
+        <w:spacing w:line="270" w:lineRule="auto"/>
+        <w:ind w:left="-15" w:right="-15" w:firstLine="0"/>
+        <w:jc w:val="right"/>
+        <w:rPr>
+          <w:b/>
+          <w:sz w:val="22"/>
+        </w:rPr>
+      </w:pPr>
+      <w:r>
+        <w:rPr>
+          <w:b/>
+          <w:sz w:val="22"/>
+        </w:rPr>
+        <w:t xml:space="preserve">Satellite Lifetime Estimation Using Machine Learning </w:t>
+      </w:r>
+      <w:hyperlink r:id="rId12" w:history="1">
         <w:r>
           <w:rPr>
             <w:rStyle w:val="Hyperlink"/>
             <w:bCs/>
-            <w:sz w:val="24"/>
-            <w:szCs w:val="24"/>
+            <w:sz w:val="22"/>
           </w:rPr>
           <w:t>Link</w:t>
         </w:r>
@@ -2054,18 +3158,634 @@
       <w:r>
         <w:rPr>
           <w:bCs/>
+          <w:sz w:val="22"/>
+        </w:rPr>
+        <w:t xml:space="preserve">   </w:t>
+      </w:r>
+      <w:r>
+        <w:rPr>
+          <w:b/>
+          <w:sz w:val="22"/>
+        </w:rPr>
+        <w:t xml:space="preserve">                                                                         </w:t>
+      </w:r>
+      <w:r>
+        <w:rPr>
+          <w:b/>
+          <w:sz w:val="22"/>
+        </w:rPr>
+        <w:t xml:space="preserve">                  </w:t>
+      </w:r>
+      <w:r>
+        <w:rPr>
+          <w:b/>
+          <w:sz w:val="22"/>
+        </w:rPr>
+        <w:t xml:space="preserve"> May 2024</w:t>
+      </w:r>
+    </w:p>
+    <w:p>
+      <w:pPr>
+        <w:pStyle w:val="ListParagraph"/>
+        <w:numPr>
+          <w:ilvl w:val="0"/>
+          <w:numId w:val="26"/>
+        </w:numPr>
+        <w:tabs>
+          <w:tab w:val="right" w:pos="11376"/>
+        </w:tabs>
+        <w:spacing w:line="270" w:lineRule="auto"/>
+        <w:ind w:right="-15"/>
+        <w:jc w:val="both"/>
+        <w:rPr>
+          <w:rFonts w:eastAsiaTheme="minorEastAsia"/>
+          <w:color w:val="auto"/>
+          <w:kern w:val="0"/>
+          <w:sz w:val="22"/>
+        </w:rPr>
+      </w:pPr>
+      <w:r>
+        <w:rPr>
+          <w:rFonts w:eastAsiaTheme="minorEastAsia"/>
+          <w:color w:val="auto"/>
+          <w:kern w:val="0"/>
+          <w:sz w:val="22"/>
+        </w:rPr>
+        <w:t xml:space="preserve">Performed </w:t>
+      </w:r>
+      <w:r>
+        <w:rPr>
+          <w:rFonts w:eastAsiaTheme="minorEastAsia"/>
+          <w:color w:val="auto"/>
+          <w:kern w:val="0"/>
+          <w:sz w:val="22"/>
+        </w:rPr>
+        <w:t>intensive data preprocessing</w:t>
+      </w:r>
+      <w:r>
+        <w:rPr>
+          <w:rFonts w:eastAsiaTheme="minorEastAsia"/>
+          <w:color w:val="auto"/>
+          <w:kern w:val="0"/>
+          <w:sz w:val="22"/>
+        </w:rPr>
+        <w:t xml:space="preserve"> techniques on the data</w:t>
+      </w:r>
+      <w:r>
+        <w:rPr>
+          <w:rFonts w:eastAsiaTheme="minorEastAsia"/>
+          <w:color w:val="auto"/>
+          <w:kern w:val="0"/>
+          <w:sz w:val="22"/>
+        </w:rPr>
+        <w:t xml:space="preserve"> to make it ready for </w:t>
+      </w:r>
+      <w:r>
+        <w:rPr>
+          <w:rFonts w:eastAsiaTheme="minorEastAsia"/>
+          <w:color w:val="auto"/>
+          <w:kern w:val="0"/>
+          <w:sz w:val="22"/>
+        </w:rPr>
+        <w:t>analysis</w:t>
+      </w:r>
+      <w:r>
+        <w:rPr>
+          <w:rFonts w:eastAsiaTheme="minorEastAsia"/>
+          <w:color w:val="auto"/>
+          <w:kern w:val="0"/>
+          <w:sz w:val="22"/>
+        </w:rPr>
+        <w:t xml:space="preserve"> and </w:t>
+      </w:r>
+      <w:r>
+        <w:rPr>
+          <w:rFonts w:eastAsiaTheme="minorEastAsia"/>
+          <w:color w:val="auto"/>
+          <w:kern w:val="0"/>
+          <w:sz w:val="22"/>
+        </w:rPr>
+        <w:t xml:space="preserve">predictive </w:t>
+      </w:r>
+      <w:r>
+        <w:rPr>
+          <w:rFonts w:eastAsiaTheme="minorEastAsia"/>
+          <w:color w:val="auto"/>
+          <w:kern w:val="0"/>
+          <w:sz w:val="22"/>
+        </w:rPr>
+        <w:t>modeling.</w:t>
+      </w:r>
+    </w:p>
+    <w:p>
+      <w:pPr>
+        <w:pStyle w:val="ListParagraph"/>
+        <w:numPr>
+          <w:ilvl w:val="0"/>
+          <w:numId w:val="26"/>
+        </w:numPr>
+        <w:tabs>
+          <w:tab w:val="right" w:pos="11376"/>
+        </w:tabs>
+        <w:spacing w:line="270" w:lineRule="auto"/>
+        <w:ind w:right="-15"/>
+        <w:jc w:val="both"/>
+        <w:rPr>
+          <w:rFonts w:eastAsiaTheme="minorEastAsia"/>
+          <w:color w:val="auto"/>
+          <w:kern w:val="0"/>
+          <w:sz w:val="22"/>
+        </w:rPr>
+      </w:pPr>
+      <w:r>
+        <w:rPr>
+          <w:rFonts w:eastAsiaTheme="minorEastAsia"/>
+          <w:color w:val="auto"/>
+          <w:kern w:val="0"/>
+          <w:sz w:val="22"/>
+        </w:rPr>
+        <w:t>Utilized</w:t>
+      </w:r>
+      <w:r>
+        <w:rPr>
+          <w:rFonts w:eastAsiaTheme="minorEastAsia"/>
+          <w:color w:val="auto"/>
+          <w:kern w:val="0"/>
+          <w:sz w:val="22"/>
+        </w:rPr>
+        <w:t xml:space="preserve"> various machine learning models to estimate the life expectancy of a satellite</w:t>
+      </w:r>
+      <w:r>
+        <w:rPr>
+          <w:rFonts w:eastAsiaTheme="minorEastAsia"/>
+          <w:color w:val="auto"/>
+          <w:kern w:val="0"/>
+          <w:sz w:val="22"/>
+        </w:rPr>
+        <w:t xml:space="preserve"> such as SVM, </w:t>
+      </w:r>
+      <w:proofErr w:type="spellStart"/>
+      <w:r>
+        <w:rPr>
+          <w:rFonts w:eastAsiaTheme="minorEastAsia"/>
+          <w:color w:val="auto"/>
+          <w:kern w:val="0"/>
+          <w:sz w:val="22"/>
+        </w:rPr>
+        <w:t>RandomForest</w:t>
+      </w:r>
+      <w:proofErr w:type="spellEnd"/>
+      <w:r>
+        <w:rPr>
+          <w:rFonts w:eastAsiaTheme="minorEastAsia"/>
+          <w:color w:val="auto"/>
+          <w:kern w:val="0"/>
+          <w:sz w:val="22"/>
+        </w:rPr>
+        <w:t xml:space="preserve"> and KNN.</w:t>
+      </w:r>
+    </w:p>
+    <w:p>
+      <w:pPr>
+        <w:pStyle w:val="ListParagraph"/>
+        <w:tabs>
+          <w:tab w:val="right" w:pos="11376"/>
+        </w:tabs>
+        <w:spacing w:line="270" w:lineRule="auto"/>
+        <w:ind w:left="360" w:right="-15" w:firstLine="0"/>
+        <w:jc w:val="both"/>
+        <w:rPr>
+          <w:rFonts w:eastAsiaTheme="minorEastAsia"/>
+          <w:color w:val="auto"/>
+          <w:kern w:val="0"/>
+          <w:sz w:val="22"/>
+        </w:rPr>
+      </w:pPr>
+    </w:p>
+    <w:p>
+      <w:pPr>
+        <w:tabs>
+          <w:tab w:val="right" w:pos="11376"/>
+        </w:tabs>
+        <w:spacing w:line="270" w:lineRule="auto"/>
+        <w:ind w:right="-15"/>
+        <w:jc w:val="right"/>
+        <w:rPr>
+          <w:rFonts w:eastAsiaTheme="minorEastAsia"/>
+          <w:b/>
+          <w:bCs/>
+          <w:color w:val="auto"/>
+          <w:kern w:val="0"/>
+          <w:sz w:val="22"/>
+        </w:rPr>
+      </w:pPr>
+      <w:r>
+        <w:rPr>
+          <w:rFonts w:eastAsiaTheme="minorEastAsia"/>
+          <w:b/>
+          <w:bCs/>
+          <w:color w:val="auto"/>
+          <w:kern w:val="0"/>
+          <w:sz w:val="22"/>
+        </w:rPr>
+        <w:t xml:space="preserve">Virtual Campus for Navigation and Evacuation </w:t>
+      </w:r>
+      <w:hyperlink r:id="rId13" w:history="1">
+        <w:r>
+          <w:rPr>
+            <w:rStyle w:val="Hyperlink"/>
+            <w:rFonts w:eastAsiaTheme="minorEastAsia"/>
+            <w:kern w:val="0"/>
+            <w:sz w:val="22"/>
+          </w:rPr>
+          <w:t>Link</w:t>
+        </w:r>
+      </w:hyperlink>
+      <w:r>
+        <w:rPr>
+          <w:rFonts w:eastAsiaTheme="minorEastAsia"/>
+          <w:b/>
+          <w:bCs/>
+          <w:color w:val="auto"/>
+          <w:kern w:val="0"/>
+          <w:sz w:val="22"/>
+        </w:rPr>
+        <w:t xml:space="preserve">                                                                         </w:t>
+      </w:r>
+      <w:r>
+        <w:rPr>
+          <w:rFonts w:eastAsiaTheme="minorEastAsia"/>
+          <w:b/>
+          <w:bCs/>
+          <w:color w:val="auto"/>
+          <w:kern w:val="0"/>
+          <w:sz w:val="22"/>
+        </w:rPr>
+        <w:t xml:space="preserve">                                 </w:t>
+      </w:r>
+      <w:r>
+        <w:rPr>
+          <w:rFonts w:eastAsiaTheme="minorEastAsia"/>
+          <w:b/>
+          <w:bCs/>
+          <w:color w:val="auto"/>
+          <w:kern w:val="0"/>
+          <w:sz w:val="22"/>
+        </w:rPr>
+        <w:t>May 2024</w:t>
+      </w:r>
+    </w:p>
+    <w:p>
+      <w:pPr>
+        <w:pStyle w:val="ListParagraph"/>
+        <w:numPr>
+          <w:ilvl w:val="0"/>
+          <w:numId w:val="27"/>
+        </w:numPr>
+        <w:tabs>
+          <w:tab w:val="right" w:pos="11376"/>
+        </w:tabs>
+        <w:spacing w:line="270" w:lineRule="auto"/>
+        <w:ind w:right="-15"/>
+        <w:jc w:val="both"/>
+        <w:rPr>
+          <w:rFonts w:eastAsiaTheme="minorEastAsia"/>
+          <w:color w:val="auto"/>
+          <w:kern w:val="0"/>
+          <w:sz w:val="22"/>
+        </w:rPr>
+      </w:pPr>
+      <w:r>
+        <w:rPr>
+          <w:rFonts w:eastAsiaTheme="minorEastAsia"/>
+          <w:color w:val="auto"/>
+          <w:kern w:val="0"/>
+          <w:sz w:val="22"/>
+        </w:rPr>
+        <w:t xml:space="preserve">Created a virtual environment using </w:t>
+      </w:r>
+      <w:proofErr w:type="spellStart"/>
+      <w:r>
+        <w:rPr>
+          <w:rFonts w:eastAsiaTheme="minorEastAsia"/>
+          <w:color w:val="auto"/>
+          <w:kern w:val="0"/>
+          <w:sz w:val="22"/>
+        </w:rPr>
+        <w:t>sketchup</w:t>
+      </w:r>
+      <w:proofErr w:type="spellEnd"/>
+      <w:r>
+        <w:rPr>
+          <w:rFonts w:eastAsiaTheme="minorEastAsia"/>
+          <w:color w:val="auto"/>
+          <w:kern w:val="0"/>
+          <w:sz w:val="22"/>
+        </w:rPr>
+        <w:t xml:space="preserve"> and Unity 3D of a virtual campus that can be used for navigation and evacuation.</w:t>
+      </w:r>
+    </w:p>
+    <w:p>
+      <w:pPr>
+        <w:pStyle w:val="ListParagraph"/>
+        <w:numPr>
+          <w:ilvl w:val="0"/>
+          <w:numId w:val="27"/>
+        </w:numPr>
+        <w:tabs>
+          <w:tab w:val="right" w:pos="11376"/>
+        </w:tabs>
+        <w:spacing w:line="270" w:lineRule="auto"/>
+        <w:ind w:right="-15"/>
+        <w:jc w:val="both"/>
+        <w:rPr>
+          <w:rFonts w:eastAsiaTheme="minorEastAsia"/>
+          <w:color w:val="auto"/>
+          <w:kern w:val="0"/>
+          <w:sz w:val="22"/>
+        </w:rPr>
+      </w:pPr>
+      <w:r>
+        <w:rPr>
+          <w:rFonts w:eastAsiaTheme="minorEastAsia"/>
+          <w:color w:val="auto"/>
+          <w:kern w:val="0"/>
+          <w:sz w:val="22"/>
+        </w:rPr>
+        <w:t>Added interactive user interface for interactivity.</w:t>
+      </w:r>
+    </w:p>
+    <w:p>
+      <w:pPr>
+        <w:pStyle w:val="ListParagraph"/>
+        <w:numPr>
+          <w:ilvl w:val="0"/>
+          <w:numId w:val="27"/>
+        </w:numPr>
+        <w:tabs>
+          <w:tab w:val="right" w:pos="11376"/>
+        </w:tabs>
+        <w:spacing w:line="270" w:lineRule="auto"/>
+        <w:ind w:right="-15"/>
+        <w:jc w:val="both"/>
+        <w:rPr>
+          <w:rFonts w:eastAsiaTheme="minorEastAsia"/>
+          <w:color w:val="auto"/>
+          <w:kern w:val="0"/>
+          <w:sz w:val="22"/>
+        </w:rPr>
+      </w:pPr>
+      <w:r>
+        <w:rPr>
+          <w:rFonts w:eastAsiaTheme="minorEastAsia"/>
+          <w:color w:val="auto"/>
+          <w:kern w:val="0"/>
+          <w:sz w:val="22"/>
+        </w:rPr>
+        <w:t>Includes various events triggered by various sensors and users.</w:t>
+      </w:r>
+    </w:p>
+    <w:p>
+      <w:pPr>
+        <w:tabs>
+          <w:tab w:val="right" w:pos="11376"/>
+        </w:tabs>
+        <w:spacing w:line="270" w:lineRule="auto"/>
+        <w:ind w:left="0" w:right="-15" w:firstLine="0"/>
+        <w:rPr>
+          <w:rFonts w:eastAsiaTheme="minorEastAsia"/>
+          <w:color w:val="auto"/>
+          <w:kern w:val="0"/>
+          <w:sz w:val="22"/>
+        </w:rPr>
+      </w:pPr>
+    </w:p>
+    <w:p>
+      <w:pPr>
+        <w:tabs>
+          <w:tab w:val="right" w:pos="11376"/>
+        </w:tabs>
+        <w:spacing w:line="270" w:lineRule="auto"/>
+        <w:ind w:left="0" w:right="-15" w:firstLine="0"/>
+        <w:jc w:val="right"/>
+        <w:rPr>
+          <w:bCs/>
+          <w:sz w:val="22"/>
+        </w:rPr>
+      </w:pPr>
+      <w:r>
+        <w:rPr>
+          <w:b/>
+          <w:sz w:val="22"/>
+        </w:rPr>
+        <w:t xml:space="preserve">Stock Price Prediction Using Machine Learning </w:t>
+      </w:r>
+      <w:hyperlink r:id="rId14" w:history="1">
+        <w:r>
+          <w:rPr>
+            <w:rStyle w:val="Hyperlink"/>
+            <w:bCs/>
+            <w:sz w:val="22"/>
+          </w:rPr>
+          <w:t xml:space="preserve">Link </w:t>
+        </w:r>
+      </w:hyperlink>
+      <w:r>
+        <w:rPr>
+          <w:bCs/>
+          <w:sz w:val="22"/>
+        </w:rPr>
+        <w:t xml:space="preserve">                                                                            </w:t>
+      </w:r>
+      <w:r>
+        <w:rPr>
+          <w:bCs/>
+          <w:sz w:val="22"/>
+        </w:rPr>
+        <w:t xml:space="preserve">                  </w:t>
+      </w:r>
+      <w:r>
+        <w:rPr>
+          <w:b/>
+          <w:sz w:val="22"/>
+        </w:rPr>
+        <w:t>November 2023</w:t>
+      </w:r>
+    </w:p>
+    <w:p>
+      <w:pPr>
+        <w:pStyle w:val="ListParagraph"/>
+        <w:numPr>
+          <w:ilvl w:val="0"/>
+          <w:numId w:val="31"/>
+        </w:numPr>
+        <w:tabs>
+          <w:tab w:val="right" w:pos="11376"/>
+        </w:tabs>
+        <w:spacing w:line="270" w:lineRule="auto"/>
+        <w:ind w:right="-15"/>
+        <w:jc w:val="both"/>
+        <w:rPr>
+          <w:bCs/>
+          <w:sz w:val="22"/>
+        </w:rPr>
+      </w:pPr>
+      <w:r>
+        <w:rPr>
+          <w:bCs/>
+          <w:sz w:val="22"/>
+        </w:rPr>
+        <w:t>Collaborated with a team of 5 to design a stock market price prediction model using decision tree and random forest algorithms.</w:t>
+      </w:r>
+    </w:p>
+    <w:p>
+      <w:pPr>
+        <w:pStyle w:val="ListParagraph"/>
+        <w:numPr>
+          <w:ilvl w:val="0"/>
+          <w:numId w:val="31"/>
+        </w:numPr>
+        <w:tabs>
+          <w:tab w:val="right" w:pos="11376"/>
+        </w:tabs>
+        <w:spacing w:line="270" w:lineRule="auto"/>
+        <w:ind w:right="-15"/>
+        <w:jc w:val="both"/>
+        <w:rPr>
+          <w:bCs/>
+          <w:sz w:val="22"/>
+        </w:rPr>
+      </w:pPr>
+      <w:r>
+        <w:rPr>
+          <w:bCs/>
+          <w:sz w:val="22"/>
+        </w:rPr>
+        <w:t>Employed Linear Regression, Random Forest, and Decision Tree techniques to enhance prediction accuracy.</w:t>
+      </w:r>
+    </w:p>
+    <w:p>
+      <w:pPr>
+        <w:pStyle w:val="ListParagraph"/>
+        <w:numPr>
+          <w:ilvl w:val="0"/>
+          <w:numId w:val="31"/>
+        </w:numPr>
+        <w:tabs>
+          <w:tab w:val="right" w:pos="11376"/>
+        </w:tabs>
+        <w:spacing w:line="270" w:lineRule="auto"/>
+        <w:ind w:right="-15"/>
+        <w:jc w:val="both"/>
+        <w:rPr>
+          <w:b/>
+          <w:sz w:val="22"/>
+        </w:rPr>
+      </w:pPr>
+      <w:r>
+        <w:rPr>
+          <w:bCs/>
+          <w:sz w:val="22"/>
+        </w:rPr>
+        <w:t xml:space="preserve">Successfully deployed a web application using </w:t>
+      </w:r>
+      <w:proofErr w:type="spellStart"/>
+      <w:r>
+        <w:rPr>
+          <w:bCs/>
+          <w:sz w:val="22"/>
+        </w:rPr>
+        <w:t>Streamlit</w:t>
+      </w:r>
+      <w:proofErr w:type="spellEnd"/>
+      <w:r>
+        <w:rPr>
+          <w:bCs/>
+          <w:sz w:val="22"/>
+        </w:rPr>
+        <w:t xml:space="preserve"> to the cloud for accessible user interaction.</w:t>
+      </w:r>
+    </w:p>
+    <w:p>
+      <w:pPr>
+        <w:pStyle w:val="ListParagraph"/>
+        <w:tabs>
+          <w:tab w:val="right" w:pos="11376"/>
+        </w:tabs>
+        <w:spacing w:line="270" w:lineRule="auto"/>
+        <w:ind w:left="360" w:right="-15" w:firstLine="0"/>
+        <w:jc w:val="both"/>
+        <w:rPr>
+          <w:b/>
+          <w:sz w:val="22"/>
+        </w:rPr>
+      </w:pPr>
+      <w:r>
+        <w:rPr>
+          <w:b/>
+          <w:sz w:val="22"/>
+        </w:rPr>
+        <w:tab/>
+      </w:r>
+    </w:p>
+    <w:p>
+      <w:pPr>
+        <w:tabs>
+          <w:tab w:val="right" w:pos="11376"/>
+        </w:tabs>
+        <w:spacing w:line="270" w:lineRule="auto"/>
+        <w:ind w:left="0" w:right="-15" w:firstLine="0"/>
+        <w:rPr>
+          <w:b/>
+          <w:color w:val="auto"/>
+          <w:sz w:val="22"/>
+        </w:rPr>
+      </w:pPr>
+      <w:r>
+        <w:rPr>
+          <w:b/>
+          <w:sz w:val="22"/>
+        </w:rPr>
+        <w:t>COVID</w:t>
+      </w:r>
+      <w:r>
+        <w:rPr>
+          <w:b/>
+          <w:sz w:val="22"/>
+        </w:rPr>
+        <w:t xml:space="preserve"> Data Analysis in Tableau </w:t>
+      </w:r>
+      <w:hyperlink r:id="rId15" w:history="1">
+        <w:r>
+          <w:rPr>
+            <w:rStyle w:val="Hyperlink"/>
+            <w:bCs/>
+            <w:sz w:val="22"/>
+          </w:rPr>
+          <w:t>Link</w:t>
+        </w:r>
+      </w:hyperlink>
+      <w:r>
+        <w:rPr>
+          <w:bCs/>
           <w:color w:val="4472C4" w:themeColor="accent1"/>
-          <w:sz w:val="24"/>
-          <w:szCs w:val="24"/>
+          <w:sz w:val="22"/>
         </w:rPr>
         <w:tab/>
       </w:r>
       <w:r>
         <w:rPr>
-          <w:b/>
-          <w:color w:val="auto"/>
-          <w:sz w:val="24"/>
-          <w:szCs w:val="24"/>
+          <w:bCs/>
+          <w:color w:val="4472C4" w:themeColor="accent1"/>
+          <w:sz w:val="22"/>
+        </w:rPr>
+        <w:t xml:space="preserve">    </w:t>
+      </w:r>
+      <w:r>
+        <w:rPr>
+          <w:b/>
+          <w:color w:val="auto"/>
+          <w:sz w:val="22"/>
         </w:rPr>
         <w:t>December 2023</w:t>
       </w:r>
@@ -2082,19 +3802,25 @@
         </w:tabs>
         <w:spacing w:line="270" w:lineRule="auto"/>
         <w:ind w:right="-15"/>
+        <w:jc w:val="both"/>
         <w:rPr>
           <w:bCs/>
-          <w:sz w:val="24"/>
-          <w:szCs w:val="24"/>
+          <w:sz w:val="22"/>
         </w:rPr>
       </w:pPr>
       <w:r>
         <w:rPr>
           <w:bCs/>
-          <w:sz w:val="24"/>
-          <w:szCs w:val="24"/>
-        </w:rPr>
-        <w:t>Created a dashboard analyzing the covid data globally and country wise.</w:t>
+          <w:sz w:val="22"/>
+        </w:rPr>
+        <w:t xml:space="preserve">Curated a dataset from various sources to study the intricate details and </w:t>
+      </w:r>
+      <w:r>
+        <w:rPr>
+          <w:bCs/>
+          <w:sz w:val="22"/>
+        </w:rPr>
+        <w:t>visualize the results in an effective way.</w:t>
       </w:r>
     </w:p>
     <w:p>
@@ -2109,112 +3835,80 @@
         </w:tabs>
         <w:spacing w:line="270" w:lineRule="auto"/>
         <w:ind w:right="-15"/>
+        <w:jc w:val="both"/>
         <w:rPr>
           <w:bCs/>
-          <w:sz w:val="24"/>
-          <w:szCs w:val="24"/>
+          <w:sz w:val="22"/>
         </w:rPr>
       </w:pPr>
       <w:r>
         <w:rPr>
           <w:bCs/>
-          <w:sz w:val="24"/>
-          <w:szCs w:val="24"/>
-        </w:rPr>
-        <w:t>Also compared the death tolls of all the pandemics in history with covid.</w:t>
-      </w:r>
-      <w:r>
-        <w:rPr>
-          <w:bCs/>
-          <w:sz w:val="24"/>
-          <w:szCs w:val="24"/>
-        </w:rPr>
-        <w:br/>
+          <w:sz w:val="22"/>
+        </w:rPr>
+        <w:t>Created a dashboard analyzing the covid data globally and country wise.</w:t>
       </w:r>
     </w:p>
     <w:p>
       <w:pPr>
+        <w:pStyle w:val="ListParagraph"/>
+        <w:numPr>
+          <w:ilvl w:val="0"/>
+          <w:numId w:val="22"/>
+        </w:numPr>
         <w:tabs>
           <w:tab w:val="right" w:pos="11376"/>
         </w:tabs>
         <w:spacing w:line="270" w:lineRule="auto"/>
-        <w:ind w:left="-15" w:right="-15" w:firstLine="0"/>
-        <w:rPr>
-          <w:sz w:val="24"/>
-          <w:szCs w:val="24"/>
-        </w:rPr>
-      </w:pPr>
-      <w:r>
-        <w:rPr>
-          <w:b/>
-          <w:sz w:val="24"/>
-          <w:szCs w:val="24"/>
-        </w:rPr>
-        <w:t>Object Avoiding Automatic Vehicle</w:t>
-      </w:r>
-      <w:r>
-        <w:rPr>
-          <w:b/>
-          <w:sz w:val="24"/>
-          <w:szCs w:val="24"/>
-        </w:rPr>
-        <w:t xml:space="preserve">| </w:t>
-      </w:r>
-      <w:r>
-        <w:rPr>
-          <w:i/>
-          <w:sz w:val="24"/>
-          <w:szCs w:val="24"/>
-        </w:rPr>
-        <w:t xml:space="preserve">Embedded C, </w:t>
-      </w:r>
-      <w:r>
-        <w:rPr>
-          <w:i/>
-          <w:sz w:val="24"/>
-          <w:szCs w:val="24"/>
-        </w:rPr>
-        <w:t>Arduino</w:t>
-      </w:r>
-      <w:r>
-        <w:rPr>
-          <w:i/>
-          <w:sz w:val="24"/>
-          <w:szCs w:val="24"/>
-        </w:rPr>
-        <w:t xml:space="preserve"> uno, </w:t>
-      </w:r>
-      <w:r>
-        <w:rPr>
-          <w:i/>
-          <w:sz w:val="24"/>
-          <w:szCs w:val="24"/>
-        </w:rPr>
-        <w:t>ultrasonic</w:t>
-      </w:r>
-      <w:r>
-        <w:rPr>
-          <w:i/>
-          <w:sz w:val="24"/>
-          <w:szCs w:val="24"/>
-        </w:rPr>
-        <w:t xml:space="preserve"> sensor.</w:t>
-      </w:r>
-      <w:r>
-        <w:rPr>
-          <w:i/>
-          <w:sz w:val="24"/>
-          <w:szCs w:val="24"/>
-        </w:rPr>
-        <w:tab/>
-      </w:r>
-      <w:r>
-        <w:rPr>
-          <w:b/>
-          <w:sz w:val="24"/>
-          <w:szCs w:val="24"/>
-        </w:rPr>
-        <w:t>April 2021</w:t>
+        <w:ind w:right="-15"/>
+        <w:jc w:val="both"/>
+        <w:rPr>
+          <w:bCs/>
+          <w:sz w:val="22"/>
+        </w:rPr>
+      </w:pPr>
+      <w:r>
+        <w:rPr>
+          <w:bCs/>
+          <w:sz w:val="22"/>
+        </w:rPr>
+        <w:t>As an additional step I have compared</w:t>
+      </w:r>
+      <w:r>
+        <w:rPr>
+          <w:bCs/>
+          <w:sz w:val="22"/>
+        </w:rPr>
+        <w:t xml:space="preserve"> the death tolls of all the pandemics in history with covid.</w:t>
+      </w:r>
+    </w:p>
+    <w:p>
+      <w:pPr>
+        <w:tabs>
+          <w:tab w:val="right" w:pos="11376"/>
+        </w:tabs>
+        <w:spacing w:line="270" w:lineRule="auto"/>
+        <w:ind w:right="-15"/>
+        <w:jc w:val="both"/>
+        <w:rPr>
+          <w:bCs/>
+          <w:sz w:val="22"/>
+        </w:rPr>
+      </w:pPr>
+    </w:p>
+    <w:p>
+      <w:pPr>
+        <w:pStyle w:val="Heading1"/>
+        <w:ind w:left="-5"/>
+        <w:rPr>
+          <w:sz w:val="22"/>
+        </w:rPr>
+      </w:pPr>
+      <w:r>
+        <w:rPr>
+          <w:sz w:val="22"/>
+        </w:rPr>
+        <w:t>PUBLICATIONS</w:t>
       </w:r>
     </w:p>
     <w:p>
@@ -2222,41 +3916,73 @@
         <w:pStyle w:val="ListParagraph"/>
         <w:numPr>
           <w:ilvl w:val="0"/>
-          <w:numId w:val="8"/>
+          <w:numId w:val="34"/>
         </w:numPr>
-        <w:spacing w:after="108"/>
-        <w:rPr>
-          <w:sz w:val="24"/>
-          <w:szCs w:val="24"/>
-        </w:rPr>
-      </w:pPr>
-      <w:r>
-        <w:rPr>
-          <w:sz w:val="24"/>
-          <w:szCs w:val="24"/>
-        </w:rPr>
-        <w:t>Designed an automatic obstacle avoiding vehicle</w:t>
-      </w:r>
-      <w:r>
-        <w:rPr>
-          <w:sz w:val="24"/>
-          <w:szCs w:val="24"/>
-        </w:rPr>
-        <w:t xml:space="preserve"> using ultrasonic sensor and an </w:t>
-      </w:r>
-      <w:r>
-        <w:rPr>
-          <w:sz w:val="24"/>
-          <w:szCs w:val="24"/>
-        </w:rPr>
-        <w:t>Arduino</w:t>
-      </w:r>
-      <w:r>
-        <w:rPr>
-          <w:sz w:val="24"/>
-          <w:szCs w:val="24"/>
-        </w:rPr>
-        <w:t xml:space="preserve"> board.</w:t>
+        <w:spacing w:line="276" w:lineRule="auto"/>
+        <w:rPr>
+          <w:rFonts w:asciiTheme="minorHAnsi" w:hAnsiTheme="minorHAnsi" w:cstheme="minorHAnsi"/>
+          <w:sz w:val="22"/>
+        </w:rPr>
+      </w:pPr>
+      <w:r>
+        <w:rPr>
+          <w:rFonts w:asciiTheme="minorHAnsi" w:hAnsiTheme="minorHAnsi" w:cstheme="minorHAnsi"/>
+          <w:b/>
+          <w:bCs/>
+          <w:color w:val="222222"/>
+          <w:sz w:val="22"/>
+          <w:shd w:val="clear" w:color="auto" w:fill="FFFFFF"/>
+        </w:rPr>
+        <w:t>Moses, P. A.</w:t>
+      </w:r>
+      <w:r>
+        <w:rPr>
+          <w:rFonts w:asciiTheme="minorHAnsi" w:hAnsiTheme="minorHAnsi" w:cstheme="minorHAnsi"/>
+          <w:color w:val="222222"/>
+          <w:sz w:val="22"/>
+          <w:shd w:val="clear" w:color="auto" w:fill="FFFFFF"/>
+        </w:rPr>
+        <w:t xml:space="preserve">, Sharma, S., Sharma, S., &amp; </w:t>
+      </w:r>
+      <w:proofErr w:type="spellStart"/>
+      <w:r>
+        <w:rPr>
+          <w:rFonts w:asciiTheme="minorHAnsi" w:hAnsiTheme="minorHAnsi" w:cstheme="minorHAnsi"/>
+          <w:color w:val="222222"/>
+          <w:sz w:val="22"/>
+          <w:shd w:val="clear" w:color="auto" w:fill="FFFFFF"/>
+        </w:rPr>
+        <w:t>Dahotre</w:t>
+      </w:r>
+      <w:proofErr w:type="spellEnd"/>
+      <w:r>
+        <w:rPr>
+          <w:rFonts w:asciiTheme="minorHAnsi" w:hAnsiTheme="minorHAnsi" w:cstheme="minorHAnsi"/>
+          <w:color w:val="222222"/>
+          <w:sz w:val="22"/>
+          <w:shd w:val="clear" w:color="auto" w:fill="FFFFFF"/>
+        </w:rPr>
+        <w:t>, N. (2026). A Review on the Role of Machine Learning in Enabling Digital Twins for Process–Structure Mapping and Alloy Design in Additive Manufacturing. </w:t>
+      </w:r>
+      <w:r>
+        <w:rPr>
+          <w:rFonts w:asciiTheme="minorHAnsi" w:hAnsiTheme="minorHAnsi" w:cstheme="minorHAnsi"/>
+          <w:i/>
+          <w:iCs/>
+          <w:color w:val="222222"/>
+          <w:sz w:val="22"/>
+          <w:shd w:val="clear" w:color="auto" w:fill="FFFFFF"/>
+        </w:rPr>
+        <w:t>Materials Today Communications</w:t>
+      </w:r>
+      <w:r>
+        <w:rPr>
+          <w:rFonts w:asciiTheme="minorHAnsi" w:hAnsiTheme="minorHAnsi" w:cstheme="minorHAnsi"/>
+          <w:color w:val="222222"/>
+          <w:sz w:val="22"/>
+          <w:shd w:val="clear" w:color="auto" w:fill="FFFFFF"/>
+        </w:rPr>
+        <w:t>, 115253.</w:t>
       </w:r>
     </w:p>
     <w:p>
@@ -2264,70 +3990,77 @@
         <w:pStyle w:val="ListParagraph"/>
         <w:numPr>
           <w:ilvl w:val="0"/>
-          <w:numId w:val="8"/>
+          <w:numId w:val="34"/>
         </w:numPr>
-        <w:spacing w:after="108"/>
-        <w:rPr>
-          <w:sz w:val="24"/>
-          <w:szCs w:val="24"/>
-        </w:rPr>
-      </w:pPr>
-      <w:r>
-        <w:rPr>
-          <w:sz w:val="24"/>
-          <w:szCs w:val="24"/>
-        </w:rPr>
-        <w:t xml:space="preserve">The device takes inputs from the ultrasonic sensor </w:t>
-      </w:r>
-      <w:r>
-        <w:rPr>
-          <w:sz w:val="24"/>
-          <w:szCs w:val="24"/>
-        </w:rPr>
-        <w:t xml:space="preserve">in </w:t>
-      </w:r>
-      <w:r>
-        <w:rPr>
-          <w:sz w:val="24"/>
-          <w:szCs w:val="24"/>
-        </w:rPr>
-        <w:t>real-time</w:t>
-      </w:r>
-      <w:r>
-        <w:rPr>
-          <w:sz w:val="24"/>
-          <w:szCs w:val="24"/>
-        </w:rPr>
-        <w:t xml:space="preserve"> and processes the data accordingly to avoid any obstacles in its path using a code written in </w:t>
-      </w:r>
-      <w:r>
-        <w:rPr>
-          <w:sz w:val="24"/>
-          <w:szCs w:val="24"/>
-        </w:rPr>
-        <w:t>embedded C.</w:t>
-      </w:r>
-      <w:r>
-        <w:rPr>
-          <w:sz w:val="24"/>
-          <w:szCs w:val="24"/>
-        </w:rPr>
-        <w:br/>
-      </w:r>
-    </w:p>
-    <w:p>
-      <w:pPr>
-        <w:pStyle w:val="Heading1"/>
-        <w:ind w:left="-5"/>
-        <w:rPr>
-          <w:szCs w:val="24"/>
-        </w:rPr>
-      </w:pPr>
-      <w:r>
-        <w:rPr>
-          <w:szCs w:val="24"/>
-        </w:rPr>
-        <w:t>AWARDS &amp; ACHIEVEMENTS</w:t>
+        <w:spacing w:line="276" w:lineRule="auto"/>
+        <w:rPr>
+          <w:rFonts w:asciiTheme="minorHAnsi" w:hAnsiTheme="minorHAnsi" w:cstheme="minorHAnsi"/>
+          <w:color w:val="222222"/>
+          <w:sz w:val="22"/>
+          <w:shd w:val="clear" w:color="auto" w:fill="FFFFFF"/>
+        </w:rPr>
+      </w:pPr>
+      <w:r>
+        <w:rPr>
+          <w:rFonts w:asciiTheme="minorHAnsi" w:hAnsiTheme="minorHAnsi" w:cstheme="minorHAnsi"/>
+          <w:color w:val="222222"/>
+          <w:sz w:val="22"/>
+          <w:shd w:val="clear" w:color="auto" w:fill="FFFFFF"/>
+        </w:rPr>
+        <w:t xml:space="preserve">Cherukuri, K. S., </w:t>
+      </w:r>
+      <w:r>
+        <w:rPr>
+          <w:rFonts w:asciiTheme="minorHAnsi" w:hAnsiTheme="minorHAnsi" w:cstheme="minorHAnsi"/>
+          <w:b/>
+          <w:bCs/>
+          <w:color w:val="222222"/>
+          <w:sz w:val="22"/>
+          <w:shd w:val="clear" w:color="auto" w:fill="FFFFFF"/>
+        </w:rPr>
+        <w:t>Moses, P. A.</w:t>
+      </w:r>
+      <w:r>
+        <w:rPr>
+          <w:rFonts w:asciiTheme="minorHAnsi" w:hAnsiTheme="minorHAnsi" w:cstheme="minorHAnsi"/>
+          <w:color w:val="222222"/>
+          <w:sz w:val="22"/>
+          <w:shd w:val="clear" w:color="auto" w:fill="FFFFFF"/>
+        </w:rPr>
+        <w:t>, Sakata, A., Chen, J., &amp; Chen, H. (2025). Large language models for oral history understanding with text classification and sentiment analysis. </w:t>
+      </w:r>
+      <w:proofErr w:type="spellStart"/>
+      <w:r>
+        <w:rPr>
+          <w:rFonts w:asciiTheme="minorHAnsi" w:hAnsiTheme="minorHAnsi" w:cstheme="minorHAnsi"/>
+          <w:i/>
+          <w:iCs/>
+          <w:color w:val="222222"/>
+          <w:sz w:val="22"/>
+          <w:shd w:val="clear" w:color="auto" w:fill="FFFFFF"/>
+        </w:rPr>
+        <w:t>arXiv</w:t>
+      </w:r>
+      <w:proofErr w:type="spellEnd"/>
+      <w:r>
+        <w:rPr>
+          <w:rFonts w:asciiTheme="minorHAnsi" w:hAnsiTheme="minorHAnsi" w:cstheme="minorHAnsi"/>
+          <w:i/>
+          <w:iCs/>
+          <w:color w:val="222222"/>
+          <w:sz w:val="22"/>
+          <w:shd w:val="clear" w:color="auto" w:fill="FFFFFF"/>
+        </w:rPr>
+        <w:t xml:space="preserve"> preprint arXiv:2508.06729</w:t>
+      </w:r>
+      <w:r>
+        <w:rPr>
+          <w:rFonts w:asciiTheme="minorHAnsi" w:hAnsiTheme="minorHAnsi" w:cstheme="minorHAnsi"/>
+          <w:color w:val="222222"/>
+          <w:sz w:val="22"/>
+          <w:shd w:val="clear" w:color="auto" w:fill="FFFFFF"/>
+        </w:rPr>
+        <w:t>.</w:t>
       </w:r>
     </w:p>
     <w:p>
@@ -2335,127 +4068,64 @@
         <w:pStyle w:val="ListParagraph"/>
         <w:numPr>
           <w:ilvl w:val="0"/>
-          <w:numId w:val="11"/>
+          <w:numId w:val="34"/>
         </w:numPr>
-        <w:rPr>
-          <w:sz w:val="24"/>
-          <w:szCs w:val="24"/>
-        </w:rPr>
-      </w:pPr>
-      <w:r>
-        <w:rPr>
-          <w:noProof/>
-          <w:sz w:val="24"/>
-          <w:szCs w:val="24"/>
-        </w:rPr>
-        <mc:AlternateContent>
-          <mc:Choice Requires="wpg">
-            <w:drawing>
-              <wp:anchor distT="0" distB="0" distL="114300" distR="114300" simplePos="0" relativeHeight="251672576" behindDoc="0" locked="0" layoutInCell="1" allowOverlap="1" wp14:anchorId="09C30D8E" wp14:editId="1AEBA84D">
-                <wp:simplePos x="0" y="0"/>
-                <wp:positionH relativeFrom="margin">
-                  <wp:posOffset>0</wp:posOffset>
-                </wp:positionH>
-                <wp:positionV relativeFrom="paragraph">
-                  <wp:posOffset>-635</wp:posOffset>
-                </wp:positionV>
-                <wp:extent cx="6858000" cy="45719"/>
-                <wp:effectExtent l="0" t="0" r="0" b="0"/>
-                <wp:wrapNone/>
-                <wp:docPr id="1485628471" name="Group 5"/>
-                <wp:cNvGraphicFramePr>
-                  <a:graphicFrameLocks xmlns:a="http://schemas.openxmlformats.org/drawingml/2006/main"/>
-                </wp:cNvGraphicFramePr>
-                <a:graphic xmlns:a="http://schemas.openxmlformats.org/drawingml/2006/main">
-                  <a:graphicData uri="http://schemas.microsoft.com/office/word/2010/wordprocessingGroup">
-                    <wpg:wgp>
-                      <wpg:cNvGrpSpPr>
-                        <a:grpSpLocks/>
-                      </wpg:cNvGrpSpPr>
-                      <wpg:grpSpPr>
-                        <a:xfrm>
-                          <a:off x="0" y="0"/>
-                          <a:ext cx="6858000" cy="45719"/>
-                          <a:chOff x="0" y="0"/>
-                          <a:chExt cx="7223760" cy="5055"/>
-                        </a:xfrm>
-                      </wpg:grpSpPr>
-                      <wps:wsp>
-                        <wps:cNvPr id="1015196752" name="Shape 13"/>
-                        <wps:cNvSpPr/>
-                        <wps:spPr>
-                          <a:xfrm>
-                            <a:off x="0" y="0"/>
-                            <a:ext cx="7223760" cy="0"/>
-                          </a:xfrm>
-                          <a:custGeom>
-                            <a:avLst/>
-                            <a:gdLst/>
-                            <a:ahLst/>
-                            <a:cxnLst/>
-                            <a:rect l="0" t="0" r="0" b="0"/>
-                            <a:pathLst>
-                              <a:path w="7223760">
-                                <a:moveTo>
-                                  <a:pt x="0" y="0"/>
-                                </a:moveTo>
-                                <a:lnTo>
-                                  <a:pt x="7223760" y="0"/>
-                                </a:lnTo>
-                              </a:path>
-                            </a:pathLst>
-                          </a:custGeom>
-                          <a:ln w="5055" cap="flat">
-                            <a:miter lim="127000"/>
-                          </a:ln>
-                        </wps:spPr>
-                        <wps:style>
-                          <a:lnRef idx="1">
-                            <a:srgbClr val="3D5A80"/>
-                          </a:lnRef>
-                          <a:fillRef idx="0">
-                            <a:srgbClr val="000000">
-                              <a:alpha val="0"/>
-                            </a:srgbClr>
-                          </a:fillRef>
-                          <a:effectRef idx="0">
-                            <a:scrgbClr r="0" g="0" b="0"/>
-                          </a:effectRef>
-                          <a:fontRef idx="none"/>
-                        </wps:style>
-                        <wps:bodyPr/>
-                      </wps:wsp>
-                    </wpg:wgp>
-                  </a:graphicData>
-                </a:graphic>
-                <wp14:sizeRelH relativeFrom="page">
-                  <wp14:pctWidth>0</wp14:pctWidth>
-                </wp14:sizeRelH>
-                <wp14:sizeRelV relativeFrom="page">
-                  <wp14:pctHeight>0</wp14:pctHeight>
-                </wp14:sizeRelV>
-              </wp:anchor>
-            </w:drawing>
-          </mc:Choice>
-          <mc:Fallback>
-            <w:pict>
-              <v:group w14:anchorId="58E00758" id="Group 5" o:spid="_x0000_s1026" style="position:absolute;margin-left:0;margin-top:-.05pt;width:540pt;height:3.6pt;z-index:251672576;mso-position-horizontal-relative:margin" coordsize="72237,50" o:gfxdata="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">
-                <v:shape id="Shape 13" o:spid="_x0000_s1027" style="position:absolute;width:72237;height:0;visibility:visible;mso-wrap-style:square;v-text-anchor:top" coordsize="7223760,0" o:gfxdata="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" path="m,l7223760,e" filled="f" strokecolor="#3d5a80" strokeweight=".14042mm">
-                  <v:stroke miterlimit="83231f" joinstyle="miter"/>
-                  <v:path arrowok="t" textboxrect="0,0,7223760,0"/>
-                </v:shape>
-                <w10:wrap anchorx="margin"/>
-              </v:group>
-            </w:pict>
-          </mc:Fallback>
-        </mc:AlternateContent>
-      </w:r>
-      <w:r>
-        <w:rPr>
-          <w:sz w:val="24"/>
-          <w:szCs w:val="24"/>
-        </w:rPr>
-        <w:t>AWS data certified course</w:t>
+        <w:spacing w:line="276" w:lineRule="auto"/>
+        <w:rPr>
+          <w:rFonts w:asciiTheme="minorHAnsi" w:hAnsiTheme="minorHAnsi" w:cstheme="minorHAnsi"/>
+          <w:color w:val="222222"/>
+          <w:sz w:val="22"/>
+          <w:shd w:val="clear" w:color="auto" w:fill="FFFFFF"/>
+        </w:rPr>
+      </w:pPr>
+      <w:r>
+        <w:rPr>
+          <w:rFonts w:asciiTheme="minorHAnsi" w:hAnsiTheme="minorHAnsi" w:cstheme="minorHAnsi"/>
+          <w:color w:val="222222"/>
+          <w:sz w:val="22"/>
+          <w:shd w:val="clear" w:color="auto" w:fill="FFFFFF"/>
+        </w:rPr>
+        <w:t xml:space="preserve">Sharma, S., &amp; </w:t>
+      </w:r>
+      <w:r>
+        <w:rPr>
+          <w:rFonts w:asciiTheme="minorHAnsi" w:hAnsiTheme="minorHAnsi" w:cstheme="minorHAnsi"/>
+          <w:b/>
+          <w:bCs/>
+          <w:color w:val="222222"/>
+          <w:sz w:val="22"/>
+          <w:shd w:val="clear" w:color="auto" w:fill="FFFFFF"/>
+        </w:rPr>
+        <w:t>Moses, P. A.</w:t>
+      </w:r>
+      <w:r>
+        <w:rPr>
+          <w:rFonts w:asciiTheme="minorHAnsi" w:hAnsiTheme="minorHAnsi" w:cstheme="minorHAnsi"/>
+          <w:color w:val="222222"/>
+          <w:sz w:val="22"/>
+          <w:shd w:val="clear" w:color="auto" w:fill="FFFFFF"/>
+        </w:rPr>
+        <w:t xml:space="preserve"> (2025, May). Immersive Active Shooter Response Training and Decision-Making Environment for a University Campus Building. In </w:t>
+      </w:r>
+      <w:r>
+        <w:rPr>
+          <w:rFonts w:asciiTheme="minorHAnsi" w:hAnsiTheme="minorHAnsi" w:cstheme="minorHAnsi"/>
+          <w:i/>
+          <w:iCs/>
+          <w:color w:val="222222"/>
+          <w:sz w:val="22"/>
+          <w:shd w:val="clear" w:color="auto" w:fill="FFFFFF"/>
+        </w:rPr>
+        <w:t>International Conference on Human-Computer Interaction</w:t>
+      </w:r>
+      <w:r>
+        <w:rPr>
+          <w:rFonts w:asciiTheme="minorHAnsi" w:hAnsiTheme="minorHAnsi" w:cstheme="minorHAnsi"/>
+          <w:color w:val="222222"/>
+          <w:sz w:val="22"/>
+          <w:shd w:val="clear" w:color="auto" w:fill="FFFFFF"/>
+        </w:rPr>
+        <w:t> (pp. 220-232). Cham: Springer Nature Switzerland.</w:t>
       </w:r>
     </w:p>
     <w:p>
@@ -2463,293 +4133,98 @@
         <w:pStyle w:val="ListParagraph"/>
         <w:numPr>
           <w:ilvl w:val="0"/>
-          <w:numId w:val="11"/>
+          <w:numId w:val="34"/>
         </w:numPr>
-        <w:rPr>
-          <w:sz w:val="24"/>
-          <w:szCs w:val="24"/>
-        </w:rPr>
-      </w:pPr>
-      <w:r>
-        <w:rPr>
-          <w:sz w:val="24"/>
-          <w:szCs w:val="24"/>
-        </w:rPr>
-        <w:t>AWS Cloud Practitioner certified course.</w:t>
+        <w:spacing w:line="276" w:lineRule="auto"/>
+        <w:rPr>
+          <w:rFonts w:asciiTheme="minorHAnsi" w:hAnsiTheme="minorHAnsi" w:cstheme="minorHAnsi"/>
+          <w:sz w:val="22"/>
+        </w:rPr>
+      </w:pPr>
+      <w:r>
+        <w:rPr>
+          <w:rFonts w:asciiTheme="minorHAnsi" w:hAnsiTheme="minorHAnsi" w:cstheme="minorHAnsi"/>
+          <w:color w:val="222222"/>
+          <w:sz w:val="22"/>
+          <w:shd w:val="clear" w:color="auto" w:fill="FFFFFF"/>
+        </w:rPr>
+        <w:t xml:space="preserve">Sharma, S., &amp; </w:t>
+      </w:r>
+      <w:r>
+        <w:rPr>
+          <w:rFonts w:asciiTheme="minorHAnsi" w:hAnsiTheme="minorHAnsi" w:cstheme="minorHAnsi"/>
+          <w:b/>
+          <w:bCs/>
+          <w:color w:val="222222"/>
+          <w:sz w:val="22"/>
+          <w:shd w:val="clear" w:color="auto" w:fill="FFFFFF"/>
+        </w:rPr>
+        <w:t>Moses, P.</w:t>
+      </w:r>
+      <w:r>
+        <w:rPr>
+          <w:rFonts w:asciiTheme="minorHAnsi" w:hAnsiTheme="minorHAnsi" w:cstheme="minorHAnsi"/>
+          <w:color w:val="222222"/>
+          <w:sz w:val="22"/>
+          <w:shd w:val="clear" w:color="auto" w:fill="FFFFFF"/>
+        </w:rPr>
+        <w:t xml:space="preserve"> (2025). A Collaborative Virtual Reality Environment Module for Active Shooter Response Training and Decision Making. </w:t>
+      </w:r>
+      <w:r>
+        <w:rPr>
+          <w:rFonts w:asciiTheme="minorHAnsi" w:hAnsiTheme="minorHAnsi" w:cstheme="minorHAnsi"/>
+          <w:i/>
+          <w:iCs/>
+          <w:color w:val="222222"/>
+          <w:sz w:val="22"/>
+          <w:shd w:val="clear" w:color="auto" w:fill="FFFFFF"/>
+        </w:rPr>
+        <w:t>Electronic Imaging</w:t>
+      </w:r>
+      <w:r>
+        <w:rPr>
+          <w:rFonts w:asciiTheme="minorHAnsi" w:hAnsiTheme="minorHAnsi" w:cstheme="minorHAnsi"/>
+          <w:color w:val="222222"/>
+          <w:sz w:val="22"/>
+          <w:shd w:val="clear" w:color="auto" w:fill="FFFFFF"/>
+        </w:rPr>
+        <w:t>, </w:t>
+      </w:r>
+      <w:r>
+        <w:rPr>
+          <w:rFonts w:asciiTheme="minorHAnsi" w:hAnsiTheme="minorHAnsi" w:cstheme="minorHAnsi"/>
+          <w:i/>
+          <w:iCs/>
+          <w:color w:val="222222"/>
+          <w:sz w:val="22"/>
+          <w:shd w:val="clear" w:color="auto" w:fill="FFFFFF"/>
+        </w:rPr>
+        <w:t>37</w:t>
+      </w:r>
+      <w:r>
+        <w:rPr>
+          <w:rFonts w:asciiTheme="minorHAnsi" w:hAnsiTheme="minorHAnsi" w:cstheme="minorHAnsi"/>
+          <w:color w:val="222222"/>
+          <w:sz w:val="22"/>
+          <w:shd w:val="clear" w:color="auto" w:fill="FFFFFF"/>
+        </w:rPr>
+        <w:t>, 1-7.</w:t>
       </w:r>
     </w:p>
+    <w:p/>
     <w:p>
       <w:pPr>
-        <w:pStyle w:val="ListParagraph"/>
-        <w:numPr>
-          <w:ilvl w:val="0"/>
-          <w:numId w:val="11"/>
-        </w:numPr>
-        <w:rPr>
-          <w:sz w:val="24"/>
-          <w:szCs w:val="24"/>
-        </w:rPr>
-      </w:pPr>
-      <w:r>
-        <w:rPr>
-          <w:sz w:val="24"/>
-          <w:szCs w:val="24"/>
-        </w:rPr>
-        <w:t xml:space="preserve">Received "On </w:t>
-      </w:r>
-      <w:r>
-        <w:rPr>
-          <w:sz w:val="24"/>
-          <w:szCs w:val="24"/>
-        </w:rPr>
-        <w:t>the</w:t>
-      </w:r>
-      <w:r>
-        <w:rPr>
-          <w:sz w:val="24"/>
-          <w:szCs w:val="24"/>
-        </w:rPr>
-        <w:t xml:space="preserve"> Spot Award" from TCS for playing a crucial part in </w:t>
-      </w:r>
-      <w:r>
-        <w:rPr>
-          <w:sz w:val="24"/>
-          <w:szCs w:val="24"/>
-        </w:rPr>
-        <w:t>team building and good performance</w:t>
-      </w:r>
-      <w:r>
-        <w:rPr>
-          <w:sz w:val="24"/>
-          <w:szCs w:val="24"/>
-        </w:rPr>
-        <w:t>.</w:t>
-      </w:r>
-    </w:p>
-    <w:p>
-      <w:pPr>
-        <w:rPr>
-          <w:sz w:val="24"/>
-          <w:szCs w:val="24"/>
-        </w:rPr>
-      </w:pPr>
-    </w:p>
-    <w:p>
-      <w:pPr>
-        <w:spacing w:after="160" w:line="259" w:lineRule="auto"/>
-        <w:ind w:left="0" w:firstLine="0"/>
-        <w:rPr>
-          <w:sz w:val="24"/>
-          <w:szCs w:val="24"/>
-        </w:rPr>
-      </w:pPr>
-    </w:p>
-    <w:p>
-      <w:pPr>
-        <w:pStyle w:val="Heading1"/>
-        <w:ind w:left="-5"/>
-        <w:rPr>
-          <w:szCs w:val="24"/>
-        </w:rPr>
-      </w:pPr>
-      <w:r>
-        <w:rPr>
-          <w:szCs w:val="24"/>
-        </w:rPr>
-        <w:t>HOBIES:</w:t>
-      </w:r>
-    </w:p>
-    <w:p>
-      <w:pPr>
-        <w:pStyle w:val="ListParagraph"/>
-        <w:numPr>
-          <w:ilvl w:val="0"/>
-          <w:numId w:val="23"/>
-        </w:numPr>
-        <w:spacing w:after="160" w:line="259" w:lineRule="auto"/>
-        <w:rPr>
-          <w:sz w:val="24"/>
-          <w:szCs w:val="24"/>
-        </w:rPr>
-      </w:pPr>
-      <w:r>
-        <w:rPr>
-          <w:noProof/>
-          <w:sz w:val="24"/>
-          <w:szCs w:val="24"/>
-        </w:rPr>
-        <mc:AlternateContent>
-          <mc:Choice Requires="wpg">
-            <w:drawing>
-              <wp:anchor distT="0" distB="0" distL="114300" distR="114300" simplePos="0" relativeHeight="251678720" behindDoc="0" locked="0" layoutInCell="1" allowOverlap="1" wp14:anchorId="380F404F" wp14:editId="3C22E9CC">
-                <wp:simplePos x="0" y="0"/>
-                <wp:positionH relativeFrom="margin">
-                  <wp:posOffset>0</wp:posOffset>
-                </wp:positionH>
-                <wp:positionV relativeFrom="paragraph">
-                  <wp:posOffset>-635</wp:posOffset>
-                </wp:positionV>
-                <wp:extent cx="6858000" cy="45719"/>
-                <wp:effectExtent l="0" t="0" r="0" b="0"/>
-                <wp:wrapNone/>
-                <wp:docPr id="1233164859" name="Group 5"/>
-                <wp:cNvGraphicFramePr>
-                  <a:graphicFrameLocks xmlns:a="http://schemas.openxmlformats.org/drawingml/2006/main"/>
-                </wp:cNvGraphicFramePr>
-                <a:graphic xmlns:a="http://schemas.openxmlformats.org/drawingml/2006/main">
-                  <a:graphicData uri="http://schemas.microsoft.com/office/word/2010/wordprocessingGroup">
-                    <wpg:wgp>
-                      <wpg:cNvGrpSpPr>
-                        <a:grpSpLocks/>
-                      </wpg:cNvGrpSpPr>
-                      <wpg:grpSpPr>
-                        <a:xfrm>
-                          <a:off x="0" y="0"/>
-                          <a:ext cx="6858000" cy="45719"/>
-                          <a:chOff x="0" y="0"/>
-                          <a:chExt cx="7223760" cy="5055"/>
-                        </a:xfrm>
-                      </wpg:grpSpPr>
-                      <wps:wsp>
-                        <wps:cNvPr id="1039645863" name="Shape 13"/>
-                        <wps:cNvSpPr/>
-                        <wps:spPr>
-                          <a:xfrm>
-                            <a:off x="0" y="0"/>
-                            <a:ext cx="7223760" cy="0"/>
-                          </a:xfrm>
-                          <a:custGeom>
-                            <a:avLst/>
-                            <a:gdLst/>
-                            <a:ahLst/>
-                            <a:cxnLst/>
-                            <a:rect l="0" t="0" r="0" b="0"/>
-                            <a:pathLst>
-                              <a:path w="7223760">
-                                <a:moveTo>
-                                  <a:pt x="0" y="0"/>
-                                </a:moveTo>
-                                <a:lnTo>
-                                  <a:pt x="7223760" y="0"/>
-                                </a:lnTo>
-                              </a:path>
-                            </a:pathLst>
-                          </a:custGeom>
-                          <a:ln w="5055" cap="flat">
-                            <a:miter lim="127000"/>
-                          </a:ln>
-                        </wps:spPr>
-                        <wps:style>
-                          <a:lnRef idx="1">
-                            <a:srgbClr val="3D5A80"/>
-                          </a:lnRef>
-                          <a:fillRef idx="0">
-                            <a:srgbClr val="000000">
-                              <a:alpha val="0"/>
-                            </a:srgbClr>
-                          </a:fillRef>
-                          <a:effectRef idx="0">
-                            <a:scrgbClr r="0" g="0" b="0"/>
-                          </a:effectRef>
-                          <a:fontRef idx="none"/>
-                        </wps:style>
-                        <wps:bodyPr/>
-                      </wps:wsp>
-                    </wpg:wgp>
-                  </a:graphicData>
-                </a:graphic>
-                <wp14:sizeRelH relativeFrom="page">
-                  <wp14:pctWidth>0</wp14:pctWidth>
-                </wp14:sizeRelH>
-                <wp14:sizeRelV relativeFrom="page">
-                  <wp14:pctHeight>0</wp14:pctHeight>
-                </wp14:sizeRelV>
-              </wp:anchor>
-            </w:drawing>
-          </mc:Choice>
-          <mc:Fallback>
-            <w:pict>
-              <v:group w14:anchorId="22ADAF1E" id="Group 5" o:spid="_x0000_s1026" style="position:absolute;margin-left:0;margin-top:-.05pt;width:540pt;height:3.6pt;z-index:251678720;mso-position-horizontal-relative:margin" coordsize="72237,50" o:gfxdata="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">
-                <v:shape id="Shape 13" o:spid="_x0000_s1027" style="position:absolute;width:72237;height:0;visibility:visible;mso-wrap-style:square;v-text-anchor:top" coordsize="7223760,0" o:gfxdata="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" path="m,l7223760,e" filled="f" strokecolor="#3d5a80" strokeweight=".14042mm">
-                  <v:stroke miterlimit="83231f" joinstyle="miter"/>
-                  <v:path arrowok="t" textboxrect="0,0,7223760,0"/>
-                </v:shape>
-                <w10:wrap anchorx="margin"/>
-              </v:group>
-            </w:pict>
-          </mc:Fallback>
-        </mc:AlternateContent>
-      </w:r>
-      <w:r>
-        <w:rPr>
-          <w:sz w:val="24"/>
-          <w:szCs w:val="24"/>
-        </w:rPr>
-        <w:t>Playing the piano.</w:t>
-      </w:r>
-    </w:p>
-    <w:p>
-      <w:pPr>
-        <w:pStyle w:val="ListParagraph"/>
-        <w:numPr>
-          <w:ilvl w:val="0"/>
-          <w:numId w:val="23"/>
-        </w:numPr>
-        <w:spacing w:after="160" w:line="259" w:lineRule="auto"/>
-        <w:rPr>
-          <w:sz w:val="24"/>
-          <w:szCs w:val="24"/>
-        </w:rPr>
-      </w:pPr>
-      <w:r>
-        <w:rPr>
-          <w:sz w:val="24"/>
-          <w:szCs w:val="24"/>
-        </w:rPr>
-        <w:t>Running.</w:t>
-      </w:r>
-    </w:p>
-    <w:p>
-      <w:pPr>
-        <w:pStyle w:val="ListParagraph"/>
-        <w:numPr>
-          <w:ilvl w:val="0"/>
-          <w:numId w:val="23"/>
-        </w:numPr>
-        <w:spacing w:after="160" w:line="259" w:lineRule="auto"/>
-        <w:rPr>
-          <w:sz w:val="24"/>
-          <w:szCs w:val="24"/>
-        </w:rPr>
-      </w:pPr>
-      <w:r>
-        <w:rPr>
-          <w:sz w:val="24"/>
-          <w:szCs w:val="24"/>
-        </w:rPr>
-        <w:t>Reading books.</w:t>
-      </w:r>
-    </w:p>
-    <w:p>
-      <w:pPr>
-        <w:pStyle w:val="ListParagraph"/>
-        <w:numPr>
-          <w:ilvl w:val="0"/>
-          <w:numId w:val="23"/>
-        </w:numPr>
-        <w:spacing w:after="160" w:line="259" w:lineRule="auto"/>
-        <w:rPr>
-          <w:sz w:val="24"/>
-          <w:szCs w:val="24"/>
-        </w:rPr>
-      </w:pPr>
-      <w:r>
-        <w:rPr>
-          <w:sz w:val="24"/>
-          <w:szCs w:val="24"/>
-        </w:rPr>
-        <w:t>Doodling.</w:t>
-      </w:r>
+        <w:tabs>
+          <w:tab w:val="right" w:pos="11376"/>
+        </w:tabs>
+        <w:spacing w:line="270" w:lineRule="auto"/>
+        <w:ind w:left="0" w:right="-15" w:firstLine="0"/>
+        <w:jc w:val="both"/>
+        <w:rPr>
+          <w:bCs/>
+          <w:sz w:val="22"/>
+        </w:rPr>
+      </w:pPr>
     </w:p>
     <w:sectPr>
       <w:pgSz w:w="12240" w:h="15840"/>
@@ -2762,7 +4237,7 @@
 </file>
 
 <file path=word/numbering.xml><?xml version="1.0" encoding="utf-8"?>
-<w:numbering xmlns:wpc="http://schemas.microsoft.com/office/word/2010/wordprocessingCanvas" xmlns:cx="http://schemas.microsoft.com/office/drawing/2014/chartex" xmlns:cx1="http://schemas.microsoft.com/office/drawing/2015/9/8/chartex" xmlns:cx2="http://schemas.microsoft.com/office/drawing/2015/10/21/chartex" xmlns:cx3="http://schemas.microsoft.com/office/drawing/2016/5/9/chartex" xmlns:cx4="http://schemas.microsoft.com/office/drawing/2016/5/10/chartex" xmlns:cx5="http://schemas.microsoft.com/office/drawing/2016/5/11/chartex" xmlns:cx6="http://schemas.microsoft.com/office/drawing/2016/5/12/chartex" xmlns:cx7="http://schemas.microsoft.com/office/drawing/2016/5/13/chartex" xmlns:cx8="http://schemas.microsoft.com/office/drawing/2016/5/14/chartex" xmlns:mc="http://schemas.openxmlformats.org/markup-compatibility/2006" xmlns:aink="http://schemas.microsoft.com/office/drawing/2016/ink" xmlns:am3d="http://schemas.microsoft.com/office/drawing/2017/model3d" xmlns:o="urn:schemas-microsoft-com:office:office" xmlns:oel="http://schemas.microsoft.com/office/2019/extlst" xmlns:r="http://schemas.openxmlformats.org/officeDocument/2006/relationships" xmlns:m="http://schemas.openxmlformats.org/officeDocument/2006/math" xmlns:v="urn:schemas-microsoft-com:vml" xmlns:wp14="http://schemas.microsoft.com/office/word/2010/wordprocessingDrawing" xmlns:wp="http://schemas.openxmlformats.org/drawingml/2006/wordprocessingDrawing" xmlns:w10="urn:schemas-microsoft-com:office:word" xmlns:w="http://schemas.openxmlformats.org/wordprocessingml/2006/main" xmlns:w14="http://schemas.microsoft.com/office/word/2010/wordml" xmlns:w15="http://schemas.microsoft.com/office/word/2012/wordml" xmlns:w16cex="http://schemas.microsoft.com/office/word/2018/wordml/cex" xmlns:w16cid="http://schemas.microsoft.com/office/word/2016/wordml/cid" xmlns:w16="http://schemas.microsoft.com/office/word/2018/wordml" xmlns:w16sdtdh="http://schemas.microsoft.com/office/word/2020/wordml/sdtdatahash" xmlns:w16se="http://schemas.microsoft.com/office/word/2015/wordml/symex" xmlns:wpg="http://schemas.microsoft.com/office/word/2010/wordprocessingGroup" xmlns:wpi="http://schemas.microsoft.com/office/word/2010/wordprocessingInk" xmlns:wne="http://schemas.microsoft.com/office/word/2006/wordml" xmlns:wps="http://schemas.microsoft.com/office/word/2010/wordprocessingShape" mc:Ignorable="w14 w15 w16se w16cid w16 w16cex w16sdtdh wp14">
+<w:numbering xmlns:wpc="http://schemas.microsoft.com/office/word/2010/wordprocessingCanvas" xmlns:cx="http://schemas.microsoft.com/office/drawing/2014/chartex" xmlns:cx1="http://schemas.microsoft.com/office/drawing/2015/9/8/chartex" xmlns:cx2="http://schemas.microsoft.com/office/drawing/2015/10/21/chartex" xmlns:cx3="http://schemas.microsoft.com/office/drawing/2016/5/9/chartex" xmlns:cx4="http://schemas.microsoft.com/office/drawing/2016/5/10/chartex" xmlns:cx5="http://schemas.microsoft.com/office/drawing/2016/5/11/chartex" xmlns:cx6="http://schemas.microsoft.com/office/drawing/2016/5/12/chartex" xmlns:cx7="http://schemas.microsoft.com/office/drawing/2016/5/13/chartex" xmlns:cx8="http://schemas.microsoft.com/office/drawing/2016/5/14/chartex" xmlns:mc="http://schemas.openxmlformats.org/markup-compatibility/2006" xmlns:aink="http://schemas.microsoft.com/office/drawing/2016/ink" xmlns:am3d="http://schemas.microsoft.com/office/drawing/2017/model3d" xmlns:o="urn:schemas-microsoft-com:office:office" xmlns:oel="http://schemas.microsoft.com/office/2019/extlst" xmlns:r="http://schemas.openxmlformats.org/officeDocument/2006/relationships" xmlns:m="http://schemas.openxmlformats.org/officeDocument/2006/math" xmlns:v="urn:schemas-microsoft-com:vml" xmlns:wp14="http://schemas.microsoft.com/office/word/2010/wordprocessingDrawing" xmlns:wp="http://schemas.openxmlformats.org/drawingml/2006/wordprocessingDrawing" xmlns:w10="urn:schemas-microsoft-com:office:word" xmlns:w="http://schemas.openxmlformats.org/wordprocessingml/2006/main" xmlns:w14="http://schemas.microsoft.com/office/word/2010/wordml" xmlns:w15="http://schemas.microsoft.com/office/word/2012/wordml" xmlns:w16cex="http://schemas.microsoft.com/office/word/2018/wordml/cex" xmlns:w16cid="http://schemas.microsoft.com/office/word/2016/wordml/cid" xmlns:w16="http://schemas.microsoft.com/office/word/2018/wordml" xmlns:w16du="http://schemas.microsoft.com/office/word/2023/wordml/word16du" xmlns:w16sdtdh="http://schemas.microsoft.com/office/word/2020/wordml/sdtdatahash" xmlns:w16sdtfl="http://schemas.microsoft.com/office/word/2024/wordml/sdtformatlock" xmlns:w16se="http://schemas.microsoft.com/office/word/2015/wordml/symex" xmlns:wpg="http://schemas.microsoft.com/office/word/2010/wordprocessingGroup" xmlns:wpi="http://schemas.microsoft.com/office/word/2010/wordprocessingInk" xmlns:wne="http://schemas.microsoft.com/office/word/2006/wordml" xmlns:wps="http://schemas.microsoft.com/office/word/2010/wordprocessingShape" mc:Ignorable="w14 w15 w16se w16cid w16 w16cex w16sdtdh w16sdtfl w16du wp14">
   <w:abstractNum w:abstractNumId="0" w15:restartNumberingAfterBreak="0">
     <w:nsid w:val="02E70B78"/>
     <w:multiLevelType w:val="hybridMultilevel"/>
@@ -3314,6 +4789,119 @@
     </w:lvl>
   </w:abstractNum>
   <w:abstractNum w:abstractNumId="4" w15:restartNumberingAfterBreak="0">
+    <w:nsid w:val="0BC5469C"/>
+    <w:multiLevelType w:val="hybridMultilevel"/>
+    <w:tmpl w:val="590A3BFE"/>
+    <w:lvl w:ilvl="0" w:tplc="04090001">
+      <w:start w:val="1"/>
+      <w:numFmt w:val="bullet"/>
+      <w:lvlText w:val=""/>
+      <w:lvlJc w:val="left"/>
+      <w:pPr>
+        <w:ind w:left="360" w:hanging="360"/>
+      </w:pPr>
+      <w:rPr>
+        <w:rFonts w:ascii="Symbol" w:hAnsi="Symbol" w:hint="default"/>
+      </w:rPr>
+    </w:lvl>
+    <w:lvl w:ilvl="1" w:tplc="04090003" w:tentative="1">
+      <w:start w:val="1"/>
+      <w:numFmt w:val="bullet"/>
+      <w:lvlText w:val="o"/>
+      <w:lvlJc w:val="left"/>
+      <w:pPr>
+        <w:ind w:left="1080" w:hanging="360"/>
+      </w:pPr>
+      <w:rPr>
+        <w:rFonts w:ascii="Courier New" w:hAnsi="Courier New" w:cs="Courier New" w:hint="default"/>
+      </w:rPr>
+    </w:lvl>
+    <w:lvl w:ilvl="2" w:tplc="04090005" w:tentative="1">
+      <w:start w:val="1"/>
+      <w:numFmt w:val="bullet"/>
+      <w:lvlText w:val=""/>
+      <w:lvlJc w:val="left"/>
+      <w:pPr>
+        <w:ind w:left="1800" w:hanging="360"/>
+      </w:pPr>
+      <w:rPr>
+        <w:rFonts w:ascii="Wingdings" w:hAnsi="Wingdings" w:hint="default"/>
+      </w:rPr>
+    </w:lvl>
+    <w:lvl w:ilvl="3" w:tplc="04090001" w:tentative="1">
+      <w:start w:val="1"/>
+      <w:numFmt w:val="bullet"/>
+      <w:lvlText w:val=""/>
+      <w:lvlJc w:val="left"/>
+      <w:pPr>
+        <w:ind w:left="2520" w:hanging="360"/>
+      </w:pPr>
+      <w:rPr>
+        <w:rFonts w:ascii="Symbol" w:hAnsi="Symbol" w:hint="default"/>
+      </w:rPr>
+    </w:lvl>
+    <w:lvl w:ilvl="4" w:tplc="04090003" w:tentative="1">
+      <w:start w:val="1"/>
+      <w:numFmt w:val="bullet"/>
+      <w:lvlText w:val="o"/>
+      <w:lvlJc w:val="left"/>
+      <w:pPr>
+        <w:ind w:left="3240" w:hanging="360"/>
+      </w:pPr>
+      <w:rPr>
+        <w:rFonts w:ascii="Courier New" w:hAnsi="Courier New" w:cs="Courier New" w:hint="default"/>
+      </w:rPr>
+    </w:lvl>
+    <w:lvl w:ilvl="5" w:tplc="04090005" w:tentative="1">
+      <w:start w:val="1"/>
+      <w:numFmt w:val="bullet"/>
+      <w:lvlText w:val=""/>
+      <w:lvlJc w:val="left"/>
+      <w:pPr>
+        <w:ind w:left="3960" w:hanging="360"/>
+      </w:pPr>
+      <w:rPr>
+        <w:rFonts w:ascii="Wingdings" w:hAnsi="Wingdings" w:hint="default"/>
+      </w:rPr>
+    </w:lvl>
+    <w:lvl w:ilvl="6" w:tplc="04090001" w:tentative="1">
+      <w:start w:val="1"/>
+      <w:numFmt w:val="bullet"/>
+      <w:lvlText w:val=""/>
+      <w:lvlJc w:val="left"/>
+      <w:pPr>
+        <w:ind w:left="4680" w:hanging="360"/>
+      </w:pPr>
+      <w:rPr>
+        <w:rFonts w:ascii="Symbol" w:hAnsi="Symbol" w:hint="default"/>
+      </w:rPr>
+    </w:lvl>
+    <w:lvl w:ilvl="7" w:tplc="04090003" w:tentative="1">
+      <w:start w:val="1"/>
+      <w:numFmt w:val="bullet"/>
+      <w:lvlText w:val="o"/>
+      <w:lvlJc w:val="left"/>
+      <w:pPr>
+        <w:ind w:left="5400" w:hanging="360"/>
+      </w:pPr>
+      <w:rPr>
+        <w:rFonts w:ascii="Courier New" w:hAnsi="Courier New" w:cs="Courier New" w:hint="default"/>
+      </w:rPr>
+    </w:lvl>
+    <w:lvl w:ilvl="8" w:tplc="04090005" w:tentative="1">
+      <w:start w:val="1"/>
+      <w:numFmt w:val="bullet"/>
+      <w:lvlText w:val=""/>
+      <w:lvlJc w:val="left"/>
+      <w:pPr>
+        <w:ind w:left="6120" w:hanging="360"/>
+      </w:pPr>
+      <w:rPr>
+        <w:rFonts w:ascii="Wingdings" w:hAnsi="Wingdings" w:hint="default"/>
+      </w:rPr>
+    </w:lvl>
+  </w:abstractNum>
+  <w:abstractNum w:abstractNumId="5" w15:restartNumberingAfterBreak="0">
     <w:nsid w:val="0CBD5CEA"/>
     <w:multiLevelType w:val="hybridMultilevel"/>
     <w:tmpl w:val="77C890B4"/>
@@ -3426,7 +5014,346 @@
       </w:rPr>
     </w:lvl>
   </w:abstractNum>
-  <w:abstractNum w:abstractNumId="5" w15:restartNumberingAfterBreak="0">
+  <w:abstractNum w:abstractNumId="6" w15:restartNumberingAfterBreak="0">
+    <w:nsid w:val="0DB808CB"/>
+    <w:multiLevelType w:val="hybridMultilevel"/>
+    <w:tmpl w:val="0916E962"/>
+    <w:lvl w:ilvl="0" w:tplc="04090001">
+      <w:start w:val="1"/>
+      <w:numFmt w:val="bullet"/>
+      <w:lvlText w:val=""/>
+      <w:lvlJc w:val="left"/>
+      <w:pPr>
+        <w:ind w:left="360" w:hanging="360"/>
+      </w:pPr>
+      <w:rPr>
+        <w:rFonts w:ascii="Symbol" w:hAnsi="Symbol" w:hint="default"/>
+      </w:rPr>
+    </w:lvl>
+    <w:lvl w:ilvl="1" w:tplc="04090003" w:tentative="1">
+      <w:start w:val="1"/>
+      <w:numFmt w:val="bullet"/>
+      <w:lvlText w:val="o"/>
+      <w:lvlJc w:val="left"/>
+      <w:pPr>
+        <w:ind w:left="1080" w:hanging="360"/>
+      </w:pPr>
+      <w:rPr>
+        <w:rFonts w:ascii="Courier New" w:hAnsi="Courier New" w:cs="Courier New" w:hint="default"/>
+      </w:rPr>
+    </w:lvl>
+    <w:lvl w:ilvl="2" w:tplc="04090005" w:tentative="1">
+      <w:start w:val="1"/>
+      <w:numFmt w:val="bullet"/>
+      <w:lvlText w:val=""/>
+      <w:lvlJc w:val="left"/>
+      <w:pPr>
+        <w:ind w:left="1800" w:hanging="360"/>
+      </w:pPr>
+      <w:rPr>
+        <w:rFonts w:ascii="Wingdings" w:hAnsi="Wingdings" w:hint="default"/>
+      </w:rPr>
+    </w:lvl>
+    <w:lvl w:ilvl="3" w:tplc="04090001" w:tentative="1">
+      <w:start w:val="1"/>
+      <w:numFmt w:val="bullet"/>
+      <w:lvlText w:val=""/>
+      <w:lvlJc w:val="left"/>
+      <w:pPr>
+        <w:ind w:left="2520" w:hanging="360"/>
+      </w:pPr>
+      <w:rPr>
+        <w:rFonts w:ascii="Symbol" w:hAnsi="Symbol" w:hint="default"/>
+      </w:rPr>
+    </w:lvl>
+    <w:lvl w:ilvl="4" w:tplc="04090003" w:tentative="1">
+      <w:start w:val="1"/>
+      <w:numFmt w:val="bullet"/>
+      <w:lvlText w:val="o"/>
+      <w:lvlJc w:val="left"/>
+      <w:pPr>
+        <w:ind w:left="3240" w:hanging="360"/>
+      </w:pPr>
+      <w:rPr>
+        <w:rFonts w:ascii="Courier New" w:hAnsi="Courier New" w:cs="Courier New" w:hint="default"/>
+      </w:rPr>
+    </w:lvl>
+    <w:lvl w:ilvl="5" w:tplc="04090005" w:tentative="1">
+      <w:start w:val="1"/>
+      <w:numFmt w:val="bullet"/>
+      <w:lvlText w:val=""/>
+      <w:lvlJc w:val="left"/>
+      <w:pPr>
+        <w:ind w:left="3960" w:hanging="360"/>
+      </w:pPr>
+      <w:rPr>
+        <w:rFonts w:ascii="Wingdings" w:hAnsi="Wingdings" w:hint="default"/>
+      </w:rPr>
+    </w:lvl>
+    <w:lvl w:ilvl="6" w:tplc="04090001" w:tentative="1">
+      <w:start w:val="1"/>
+      <w:numFmt w:val="bullet"/>
+      <w:lvlText w:val=""/>
+      <w:lvlJc w:val="left"/>
+      <w:pPr>
+        <w:ind w:left="4680" w:hanging="360"/>
+      </w:pPr>
+      <w:rPr>
+        <w:rFonts w:ascii="Symbol" w:hAnsi="Symbol" w:hint="default"/>
+      </w:rPr>
+    </w:lvl>
+    <w:lvl w:ilvl="7" w:tplc="04090003" w:tentative="1">
+      <w:start w:val="1"/>
+      <w:numFmt w:val="bullet"/>
+      <w:lvlText w:val="o"/>
+      <w:lvlJc w:val="left"/>
+      <w:pPr>
+        <w:ind w:left="5400" w:hanging="360"/>
+      </w:pPr>
+      <w:rPr>
+        <w:rFonts w:ascii="Courier New" w:hAnsi="Courier New" w:cs="Courier New" w:hint="default"/>
+      </w:rPr>
+    </w:lvl>
+    <w:lvl w:ilvl="8" w:tplc="04090005" w:tentative="1">
+      <w:start w:val="1"/>
+      <w:numFmt w:val="bullet"/>
+      <w:lvlText w:val=""/>
+      <w:lvlJc w:val="left"/>
+      <w:pPr>
+        <w:ind w:left="6120" w:hanging="360"/>
+      </w:pPr>
+      <w:rPr>
+        <w:rFonts w:ascii="Wingdings" w:hAnsi="Wingdings" w:hint="default"/>
+      </w:rPr>
+    </w:lvl>
+  </w:abstractNum>
+  <w:abstractNum w:abstractNumId="7" w15:restartNumberingAfterBreak="0">
+    <w:nsid w:val="0F0603B7"/>
+    <w:multiLevelType w:val="hybridMultilevel"/>
+    <w:tmpl w:val="8B966934"/>
+    <w:lvl w:ilvl="0" w:tplc="04090001">
+      <w:start w:val="1"/>
+      <w:numFmt w:val="bullet"/>
+      <w:lvlText w:val=""/>
+      <w:lvlJc w:val="left"/>
+      <w:pPr>
+        <w:ind w:left="360" w:hanging="360"/>
+      </w:pPr>
+      <w:rPr>
+        <w:rFonts w:ascii="Symbol" w:hAnsi="Symbol" w:hint="default"/>
+      </w:rPr>
+    </w:lvl>
+    <w:lvl w:ilvl="1" w:tplc="04090003" w:tentative="1">
+      <w:start w:val="1"/>
+      <w:numFmt w:val="bullet"/>
+      <w:lvlText w:val="o"/>
+      <w:lvlJc w:val="left"/>
+      <w:pPr>
+        <w:ind w:left="1080" w:hanging="360"/>
+      </w:pPr>
+      <w:rPr>
+        <w:rFonts w:ascii="Courier New" w:hAnsi="Courier New" w:cs="Courier New" w:hint="default"/>
+      </w:rPr>
+    </w:lvl>
+    <w:lvl w:ilvl="2" w:tplc="04090005" w:tentative="1">
+      <w:start w:val="1"/>
+      <w:numFmt w:val="bullet"/>
+      <w:lvlText w:val=""/>
+      <w:lvlJc w:val="left"/>
+      <w:pPr>
+        <w:ind w:left="1800" w:hanging="360"/>
+      </w:pPr>
+      <w:rPr>
+        <w:rFonts w:ascii="Wingdings" w:hAnsi="Wingdings" w:hint="default"/>
+      </w:rPr>
+    </w:lvl>
+    <w:lvl w:ilvl="3" w:tplc="04090001" w:tentative="1">
+      <w:start w:val="1"/>
+      <w:numFmt w:val="bullet"/>
+      <w:lvlText w:val=""/>
+      <w:lvlJc w:val="left"/>
+      <w:pPr>
+        <w:ind w:left="2520" w:hanging="360"/>
+      </w:pPr>
+      <w:rPr>
+        <w:rFonts w:ascii="Symbol" w:hAnsi="Symbol" w:hint="default"/>
+      </w:rPr>
+    </w:lvl>
+    <w:lvl w:ilvl="4" w:tplc="04090003" w:tentative="1">
+      <w:start w:val="1"/>
+      <w:numFmt w:val="bullet"/>
+      <w:lvlText w:val="o"/>
+      <w:lvlJc w:val="left"/>
+      <w:pPr>
+        <w:ind w:left="3240" w:hanging="360"/>
+      </w:pPr>
+      <w:rPr>
+        <w:rFonts w:ascii="Courier New" w:hAnsi="Courier New" w:cs="Courier New" w:hint="default"/>
+      </w:rPr>
+    </w:lvl>
+    <w:lvl w:ilvl="5" w:tplc="04090005" w:tentative="1">
+      <w:start w:val="1"/>
+      <w:numFmt w:val="bullet"/>
+      <w:lvlText w:val=""/>
+      <w:lvlJc w:val="left"/>
+      <w:pPr>
+        <w:ind w:left="3960" w:hanging="360"/>
+      </w:pPr>
+      <w:rPr>
+        <w:rFonts w:ascii="Wingdings" w:hAnsi="Wingdings" w:hint="default"/>
+      </w:rPr>
+    </w:lvl>
+    <w:lvl w:ilvl="6" w:tplc="04090001" w:tentative="1">
+      <w:start w:val="1"/>
+      <w:numFmt w:val="bullet"/>
+      <w:lvlText w:val=""/>
+      <w:lvlJc w:val="left"/>
+      <w:pPr>
+        <w:ind w:left="4680" w:hanging="360"/>
+      </w:pPr>
+      <w:rPr>
+        <w:rFonts w:ascii="Symbol" w:hAnsi="Symbol" w:hint="default"/>
+      </w:rPr>
+    </w:lvl>
+    <w:lvl w:ilvl="7" w:tplc="04090003" w:tentative="1">
+      <w:start w:val="1"/>
+      <w:numFmt w:val="bullet"/>
+      <w:lvlText w:val="o"/>
+      <w:lvlJc w:val="left"/>
+      <w:pPr>
+        <w:ind w:left="5400" w:hanging="360"/>
+      </w:pPr>
+      <w:rPr>
+        <w:rFonts w:ascii="Courier New" w:hAnsi="Courier New" w:cs="Courier New" w:hint="default"/>
+      </w:rPr>
+    </w:lvl>
+    <w:lvl w:ilvl="8" w:tplc="04090005" w:tentative="1">
+      <w:start w:val="1"/>
+      <w:numFmt w:val="bullet"/>
+      <w:lvlText w:val=""/>
+      <w:lvlJc w:val="left"/>
+      <w:pPr>
+        <w:ind w:left="6120" w:hanging="360"/>
+      </w:pPr>
+      <w:rPr>
+        <w:rFonts w:ascii="Wingdings" w:hAnsi="Wingdings" w:hint="default"/>
+      </w:rPr>
+    </w:lvl>
+  </w:abstractNum>
+  <w:abstractNum w:abstractNumId="8" w15:restartNumberingAfterBreak="0">
+    <w:nsid w:val="110118B2"/>
+    <w:multiLevelType w:val="hybridMultilevel"/>
+    <w:tmpl w:val="1FE886F2"/>
+    <w:lvl w:ilvl="0" w:tplc="04090001">
+      <w:start w:val="1"/>
+      <w:numFmt w:val="bullet"/>
+      <w:lvlText w:val=""/>
+      <w:lvlJc w:val="left"/>
+      <w:pPr>
+        <w:ind w:left="370" w:hanging="360"/>
+      </w:pPr>
+      <w:rPr>
+        <w:rFonts w:ascii="Symbol" w:hAnsi="Symbol" w:hint="default"/>
+      </w:rPr>
+    </w:lvl>
+    <w:lvl w:ilvl="1" w:tplc="04090003" w:tentative="1">
+      <w:start w:val="1"/>
+      <w:numFmt w:val="bullet"/>
+      <w:lvlText w:val="o"/>
+      <w:lvlJc w:val="left"/>
+      <w:pPr>
+        <w:ind w:left="1090" w:hanging="360"/>
+      </w:pPr>
+      <w:rPr>
+        <w:rFonts w:ascii="Courier New" w:hAnsi="Courier New" w:cs="Courier New" w:hint="default"/>
+      </w:rPr>
+    </w:lvl>
+    <w:lvl w:ilvl="2" w:tplc="04090005" w:tentative="1">
+      <w:start w:val="1"/>
+      <w:numFmt w:val="bullet"/>
+      <w:lvlText w:val=""/>
+      <w:lvlJc w:val="left"/>
+      <w:pPr>
+        <w:ind w:left="1810" w:hanging="360"/>
+      </w:pPr>
+      <w:rPr>
+        <w:rFonts w:ascii="Wingdings" w:hAnsi="Wingdings" w:hint="default"/>
+      </w:rPr>
+    </w:lvl>
+    <w:lvl w:ilvl="3" w:tplc="04090001" w:tentative="1">
+      <w:start w:val="1"/>
+      <w:numFmt w:val="bullet"/>
+      <w:lvlText w:val=""/>
+      <w:lvlJc w:val="left"/>
+      <w:pPr>
+        <w:ind w:left="2530" w:hanging="360"/>
+      </w:pPr>
+      <w:rPr>
+        <w:rFonts w:ascii="Symbol" w:hAnsi="Symbol" w:hint="default"/>
+      </w:rPr>
+    </w:lvl>
+    <w:lvl w:ilvl="4" w:tplc="04090003" w:tentative="1">
+      <w:start w:val="1"/>
+      <w:numFmt w:val="bullet"/>
+      <w:lvlText w:val="o"/>
+      <w:lvlJc w:val="left"/>
+      <w:pPr>
+        <w:ind w:left="3250" w:hanging="360"/>
+      </w:pPr>
+      <w:rPr>
+        <w:rFonts w:ascii="Courier New" w:hAnsi="Courier New" w:cs="Courier New" w:hint="default"/>
+      </w:rPr>
+    </w:lvl>
+    <w:lvl w:ilvl="5" w:tplc="04090005" w:tentative="1">
+      <w:start w:val="1"/>
+      <w:numFmt w:val="bullet"/>
+      <w:lvlText w:val=""/>
+      <w:lvlJc w:val="left"/>
+      <w:pPr>
+        <w:ind w:left="3970" w:hanging="360"/>
+      </w:pPr>
+      <w:rPr>
+        <w:rFonts w:ascii="Wingdings" w:hAnsi="Wingdings" w:hint="default"/>
+      </w:rPr>
+    </w:lvl>
+    <w:lvl w:ilvl="6" w:tplc="04090001" w:tentative="1">
+      <w:start w:val="1"/>
+      <w:numFmt w:val="bullet"/>
+      <w:lvlText w:val=""/>
+      <w:lvlJc w:val="left"/>
+      <w:pPr>
+        <w:ind w:left="4690" w:hanging="360"/>
+      </w:pPr>
+      <w:rPr>
+        <w:rFonts w:ascii="Symbol" w:hAnsi="Symbol" w:hint="default"/>
+      </w:rPr>
+    </w:lvl>
+    <w:lvl w:ilvl="7" w:tplc="04090003" w:tentative="1">
+      <w:start w:val="1"/>
+      <w:numFmt w:val="bullet"/>
+      <w:lvlText w:val="o"/>
+      <w:lvlJc w:val="left"/>
+      <w:pPr>
+        <w:ind w:left="5410" w:hanging="360"/>
+      </w:pPr>
+      <w:rPr>
+        <w:rFonts w:ascii="Courier New" w:hAnsi="Courier New" w:cs="Courier New" w:hint="default"/>
+      </w:rPr>
+    </w:lvl>
+    <w:lvl w:ilvl="8" w:tplc="04090005" w:tentative="1">
+      <w:start w:val="1"/>
+      <w:numFmt w:val="bullet"/>
+      <w:lvlText w:val=""/>
+      <w:lvlJc w:val="left"/>
+      <w:pPr>
+        <w:ind w:left="6130" w:hanging="360"/>
+      </w:pPr>
+      <w:rPr>
+        <w:rFonts w:ascii="Wingdings" w:hAnsi="Wingdings" w:hint="default"/>
+      </w:rPr>
+    </w:lvl>
+  </w:abstractNum>
+  <w:abstractNum w:abstractNumId="9" w15:restartNumberingAfterBreak="0">
     <w:nsid w:val="19396869"/>
     <w:multiLevelType w:val="hybridMultilevel"/>
     <w:tmpl w:val="85B84436"/>
@@ -3539,7 +5466,7 @@
       </w:rPr>
     </w:lvl>
   </w:abstractNum>
-  <w:abstractNum w:abstractNumId="6" w15:restartNumberingAfterBreak="0">
+  <w:abstractNum w:abstractNumId="10" w15:restartNumberingAfterBreak="0">
     <w:nsid w:val="21D76C86"/>
     <w:multiLevelType w:val="hybridMultilevel"/>
     <w:tmpl w:val="3246F202"/>
@@ -3652,7 +5579,233 @@
       </w:rPr>
     </w:lvl>
   </w:abstractNum>
-  <w:abstractNum w:abstractNumId="7" w15:restartNumberingAfterBreak="0">
+  <w:abstractNum w:abstractNumId="11" w15:restartNumberingAfterBreak="0">
+    <w:nsid w:val="29DB7DE6"/>
+    <w:multiLevelType w:val="hybridMultilevel"/>
+    <w:tmpl w:val="607CCA94"/>
+    <w:lvl w:ilvl="0" w:tplc="04090001">
+      <w:start w:val="1"/>
+      <w:numFmt w:val="bullet"/>
+      <w:lvlText w:val=""/>
+      <w:lvlJc w:val="left"/>
+      <w:pPr>
+        <w:ind w:left="370" w:hanging="360"/>
+      </w:pPr>
+      <w:rPr>
+        <w:rFonts w:ascii="Symbol" w:hAnsi="Symbol" w:hint="default"/>
+      </w:rPr>
+    </w:lvl>
+    <w:lvl w:ilvl="1" w:tplc="04090003" w:tentative="1">
+      <w:start w:val="1"/>
+      <w:numFmt w:val="bullet"/>
+      <w:lvlText w:val="o"/>
+      <w:lvlJc w:val="left"/>
+      <w:pPr>
+        <w:ind w:left="1090" w:hanging="360"/>
+      </w:pPr>
+      <w:rPr>
+        <w:rFonts w:ascii="Courier New" w:hAnsi="Courier New" w:cs="Courier New" w:hint="default"/>
+      </w:rPr>
+    </w:lvl>
+    <w:lvl w:ilvl="2" w:tplc="04090005" w:tentative="1">
+      <w:start w:val="1"/>
+      <w:numFmt w:val="bullet"/>
+      <w:lvlText w:val=""/>
+      <w:lvlJc w:val="left"/>
+      <w:pPr>
+        <w:ind w:left="1810" w:hanging="360"/>
+      </w:pPr>
+      <w:rPr>
+        <w:rFonts w:ascii="Wingdings" w:hAnsi="Wingdings" w:hint="default"/>
+      </w:rPr>
+    </w:lvl>
+    <w:lvl w:ilvl="3" w:tplc="04090001" w:tentative="1">
+      <w:start w:val="1"/>
+      <w:numFmt w:val="bullet"/>
+      <w:lvlText w:val=""/>
+      <w:lvlJc w:val="left"/>
+      <w:pPr>
+        <w:ind w:left="2530" w:hanging="360"/>
+      </w:pPr>
+      <w:rPr>
+        <w:rFonts w:ascii="Symbol" w:hAnsi="Symbol" w:hint="default"/>
+      </w:rPr>
+    </w:lvl>
+    <w:lvl w:ilvl="4" w:tplc="04090003" w:tentative="1">
+      <w:start w:val="1"/>
+      <w:numFmt w:val="bullet"/>
+      <w:lvlText w:val="o"/>
+      <w:lvlJc w:val="left"/>
+      <w:pPr>
+        <w:ind w:left="3250" w:hanging="360"/>
+      </w:pPr>
+      <w:rPr>
+        <w:rFonts w:ascii="Courier New" w:hAnsi="Courier New" w:cs="Courier New" w:hint="default"/>
+      </w:rPr>
+    </w:lvl>
+    <w:lvl w:ilvl="5" w:tplc="04090005" w:tentative="1">
+      <w:start w:val="1"/>
+      <w:numFmt w:val="bullet"/>
+      <w:lvlText w:val=""/>
+      <w:lvlJc w:val="left"/>
+      <w:pPr>
+        <w:ind w:left="3970" w:hanging="360"/>
+      </w:pPr>
+      <w:rPr>
+        <w:rFonts w:ascii="Wingdings" w:hAnsi="Wingdings" w:hint="default"/>
+      </w:rPr>
+    </w:lvl>
+    <w:lvl w:ilvl="6" w:tplc="04090001" w:tentative="1">
+      <w:start w:val="1"/>
+      <w:numFmt w:val="bullet"/>
+      <w:lvlText w:val=""/>
+      <w:lvlJc w:val="left"/>
+      <w:pPr>
+        <w:ind w:left="4690" w:hanging="360"/>
+      </w:pPr>
+      <w:rPr>
+        <w:rFonts w:ascii="Symbol" w:hAnsi="Symbol" w:hint="default"/>
+      </w:rPr>
+    </w:lvl>
+    <w:lvl w:ilvl="7" w:tplc="04090003" w:tentative="1">
+      <w:start w:val="1"/>
+      <w:numFmt w:val="bullet"/>
+      <w:lvlText w:val="o"/>
+      <w:lvlJc w:val="left"/>
+      <w:pPr>
+        <w:ind w:left="5410" w:hanging="360"/>
+      </w:pPr>
+      <w:rPr>
+        <w:rFonts w:ascii="Courier New" w:hAnsi="Courier New" w:cs="Courier New" w:hint="default"/>
+      </w:rPr>
+    </w:lvl>
+    <w:lvl w:ilvl="8" w:tplc="04090005" w:tentative="1">
+      <w:start w:val="1"/>
+      <w:numFmt w:val="bullet"/>
+      <w:lvlText w:val=""/>
+      <w:lvlJc w:val="left"/>
+      <w:pPr>
+        <w:ind w:left="6130" w:hanging="360"/>
+      </w:pPr>
+      <w:rPr>
+        <w:rFonts w:ascii="Wingdings" w:hAnsi="Wingdings" w:hint="default"/>
+      </w:rPr>
+    </w:lvl>
+  </w:abstractNum>
+  <w:abstractNum w:abstractNumId="12" w15:restartNumberingAfterBreak="0">
+    <w:nsid w:val="2CBE33D7"/>
+    <w:multiLevelType w:val="hybridMultilevel"/>
+    <w:tmpl w:val="F52E6D8C"/>
+    <w:lvl w:ilvl="0" w:tplc="04090001">
+      <w:start w:val="1"/>
+      <w:numFmt w:val="bullet"/>
+      <w:lvlText w:val=""/>
+      <w:lvlJc w:val="left"/>
+      <w:pPr>
+        <w:ind w:left="360" w:hanging="360"/>
+      </w:pPr>
+      <w:rPr>
+        <w:rFonts w:ascii="Symbol" w:hAnsi="Symbol" w:hint="default"/>
+      </w:rPr>
+    </w:lvl>
+    <w:lvl w:ilvl="1" w:tplc="04090003" w:tentative="1">
+      <w:start w:val="1"/>
+      <w:numFmt w:val="bullet"/>
+      <w:lvlText w:val="o"/>
+      <w:lvlJc w:val="left"/>
+      <w:pPr>
+        <w:ind w:left="1080" w:hanging="360"/>
+      </w:pPr>
+      <w:rPr>
+        <w:rFonts w:ascii="Courier New" w:hAnsi="Courier New" w:cs="Courier New" w:hint="default"/>
+      </w:rPr>
+    </w:lvl>
+    <w:lvl w:ilvl="2" w:tplc="04090005" w:tentative="1">
+      <w:start w:val="1"/>
+      <w:numFmt w:val="bullet"/>
+      <w:lvlText w:val=""/>
+      <w:lvlJc w:val="left"/>
+      <w:pPr>
+        <w:ind w:left="1800" w:hanging="360"/>
+      </w:pPr>
+      <w:rPr>
+        <w:rFonts w:ascii="Wingdings" w:hAnsi="Wingdings" w:hint="default"/>
+      </w:rPr>
+    </w:lvl>
+    <w:lvl w:ilvl="3" w:tplc="04090001" w:tentative="1">
+      <w:start w:val="1"/>
+      <w:numFmt w:val="bullet"/>
+      <w:lvlText w:val=""/>
+      <w:lvlJc w:val="left"/>
+      <w:pPr>
+        <w:ind w:left="2520" w:hanging="360"/>
+      </w:pPr>
+      <w:rPr>
+        <w:rFonts w:ascii="Symbol" w:hAnsi="Symbol" w:hint="default"/>
+      </w:rPr>
+    </w:lvl>
+    <w:lvl w:ilvl="4" w:tplc="04090003" w:tentative="1">
+      <w:start w:val="1"/>
+      <w:numFmt w:val="bullet"/>
+      <w:lvlText w:val="o"/>
+      <w:lvlJc w:val="left"/>
+      <w:pPr>
+        <w:ind w:left="3240" w:hanging="360"/>
+      </w:pPr>
+      <w:rPr>
+        <w:rFonts w:ascii="Courier New" w:hAnsi="Courier New" w:cs="Courier New" w:hint="default"/>
+      </w:rPr>
+    </w:lvl>
+    <w:lvl w:ilvl="5" w:tplc="04090005" w:tentative="1">
+      <w:start w:val="1"/>
+      <w:numFmt w:val="bullet"/>
+      <w:lvlText w:val=""/>
+      <w:lvlJc w:val="left"/>
+      <w:pPr>
+        <w:ind w:left="3960" w:hanging="360"/>
+      </w:pPr>
+      <w:rPr>
+        <w:rFonts w:ascii="Wingdings" w:hAnsi="Wingdings" w:hint="default"/>
+      </w:rPr>
+    </w:lvl>
+    <w:lvl w:ilvl="6" w:tplc="04090001" w:tentative="1">
+      <w:start w:val="1"/>
+      <w:numFmt w:val="bullet"/>
+      <w:lvlText w:val=""/>
+      <w:lvlJc w:val="left"/>
+      <w:pPr>
+        <w:ind w:left="4680" w:hanging="360"/>
+      </w:pPr>
+      <w:rPr>
+        <w:rFonts w:ascii="Symbol" w:hAnsi="Symbol" w:hint="default"/>
+      </w:rPr>
+    </w:lvl>
+    <w:lvl w:ilvl="7" w:tplc="04090003" w:tentative="1">
+      <w:start w:val="1"/>
+      <w:numFmt w:val="bullet"/>
+      <w:lvlText w:val="o"/>
+      <w:lvlJc w:val="left"/>
+      <w:pPr>
+        <w:ind w:left="5400" w:hanging="360"/>
+      </w:pPr>
+      <w:rPr>
+        <w:rFonts w:ascii="Courier New" w:hAnsi="Courier New" w:cs="Courier New" w:hint="default"/>
+      </w:rPr>
+    </w:lvl>
+    <w:lvl w:ilvl="8" w:tplc="04090005" w:tentative="1">
+      <w:start w:val="1"/>
+      <w:numFmt w:val="bullet"/>
+      <w:lvlText w:val=""/>
+      <w:lvlJc w:val="left"/>
+      <w:pPr>
+        <w:ind w:left="6120" w:hanging="360"/>
+      </w:pPr>
+      <w:rPr>
+        <w:rFonts w:ascii="Wingdings" w:hAnsi="Wingdings" w:hint="default"/>
+      </w:rPr>
+    </w:lvl>
+  </w:abstractNum>
+  <w:abstractNum w:abstractNumId="13" w15:restartNumberingAfterBreak="0">
     <w:nsid w:val="34851887"/>
     <w:multiLevelType w:val="hybridMultilevel"/>
     <w:tmpl w:val="3D847126"/>
@@ -3765,7 +5918,346 @@
       </w:rPr>
     </w:lvl>
   </w:abstractNum>
-  <w:abstractNum w:abstractNumId="8" w15:restartNumberingAfterBreak="0">
+  <w:abstractNum w:abstractNumId="14" w15:restartNumberingAfterBreak="0">
+    <w:nsid w:val="36076205"/>
+    <w:multiLevelType w:val="hybridMultilevel"/>
+    <w:tmpl w:val="425E66F0"/>
+    <w:lvl w:ilvl="0" w:tplc="04090001">
+      <w:start w:val="1"/>
+      <w:numFmt w:val="bullet"/>
+      <w:lvlText w:val=""/>
+      <w:lvlJc w:val="left"/>
+      <w:pPr>
+        <w:ind w:left="360" w:hanging="360"/>
+      </w:pPr>
+      <w:rPr>
+        <w:rFonts w:ascii="Symbol" w:hAnsi="Symbol" w:hint="default"/>
+      </w:rPr>
+    </w:lvl>
+    <w:lvl w:ilvl="1" w:tplc="04090003" w:tentative="1">
+      <w:start w:val="1"/>
+      <w:numFmt w:val="bullet"/>
+      <w:lvlText w:val="o"/>
+      <w:lvlJc w:val="left"/>
+      <w:pPr>
+        <w:ind w:left="1080" w:hanging="360"/>
+      </w:pPr>
+      <w:rPr>
+        <w:rFonts w:ascii="Courier New" w:hAnsi="Courier New" w:cs="Courier New" w:hint="default"/>
+      </w:rPr>
+    </w:lvl>
+    <w:lvl w:ilvl="2" w:tplc="04090005" w:tentative="1">
+      <w:start w:val="1"/>
+      <w:numFmt w:val="bullet"/>
+      <w:lvlText w:val=""/>
+      <w:lvlJc w:val="left"/>
+      <w:pPr>
+        <w:ind w:left="1800" w:hanging="360"/>
+      </w:pPr>
+      <w:rPr>
+        <w:rFonts w:ascii="Wingdings" w:hAnsi="Wingdings" w:hint="default"/>
+      </w:rPr>
+    </w:lvl>
+    <w:lvl w:ilvl="3" w:tplc="04090001" w:tentative="1">
+      <w:start w:val="1"/>
+      <w:numFmt w:val="bullet"/>
+      <w:lvlText w:val=""/>
+      <w:lvlJc w:val="left"/>
+      <w:pPr>
+        <w:ind w:left="2520" w:hanging="360"/>
+      </w:pPr>
+      <w:rPr>
+        <w:rFonts w:ascii="Symbol" w:hAnsi="Symbol" w:hint="default"/>
+      </w:rPr>
+    </w:lvl>
+    <w:lvl w:ilvl="4" w:tplc="04090003" w:tentative="1">
+      <w:start w:val="1"/>
+      <w:numFmt w:val="bullet"/>
+      <w:lvlText w:val="o"/>
+      <w:lvlJc w:val="left"/>
+      <w:pPr>
+        <w:ind w:left="3240" w:hanging="360"/>
+      </w:pPr>
+      <w:rPr>
+        <w:rFonts w:ascii="Courier New" w:hAnsi="Courier New" w:cs="Courier New" w:hint="default"/>
+      </w:rPr>
+    </w:lvl>
+    <w:lvl w:ilvl="5" w:tplc="04090005" w:tentative="1">
+      <w:start w:val="1"/>
+      <w:numFmt w:val="bullet"/>
+      <w:lvlText w:val=""/>
+      <w:lvlJc w:val="left"/>
+      <w:pPr>
+        <w:ind w:left="3960" w:hanging="360"/>
+      </w:pPr>
+      <w:rPr>
+        <w:rFonts w:ascii="Wingdings" w:hAnsi="Wingdings" w:hint="default"/>
+      </w:rPr>
+    </w:lvl>
+    <w:lvl w:ilvl="6" w:tplc="04090001" w:tentative="1">
+      <w:start w:val="1"/>
+      <w:numFmt w:val="bullet"/>
+      <w:lvlText w:val=""/>
+      <w:lvlJc w:val="left"/>
+      <w:pPr>
+        <w:ind w:left="4680" w:hanging="360"/>
+      </w:pPr>
+      <w:rPr>
+        <w:rFonts w:ascii="Symbol" w:hAnsi="Symbol" w:hint="default"/>
+      </w:rPr>
+    </w:lvl>
+    <w:lvl w:ilvl="7" w:tplc="04090003" w:tentative="1">
+      <w:start w:val="1"/>
+      <w:numFmt w:val="bullet"/>
+      <w:lvlText w:val="o"/>
+      <w:lvlJc w:val="left"/>
+      <w:pPr>
+        <w:ind w:left="5400" w:hanging="360"/>
+      </w:pPr>
+      <w:rPr>
+        <w:rFonts w:ascii="Courier New" w:hAnsi="Courier New" w:cs="Courier New" w:hint="default"/>
+      </w:rPr>
+    </w:lvl>
+    <w:lvl w:ilvl="8" w:tplc="04090005" w:tentative="1">
+      <w:start w:val="1"/>
+      <w:numFmt w:val="bullet"/>
+      <w:lvlText w:val=""/>
+      <w:lvlJc w:val="left"/>
+      <w:pPr>
+        <w:ind w:left="6120" w:hanging="360"/>
+      </w:pPr>
+      <w:rPr>
+        <w:rFonts w:ascii="Wingdings" w:hAnsi="Wingdings" w:hint="default"/>
+      </w:rPr>
+    </w:lvl>
+  </w:abstractNum>
+  <w:abstractNum w:abstractNumId="15" w15:restartNumberingAfterBreak="0">
+    <w:nsid w:val="376260A7"/>
+    <w:multiLevelType w:val="hybridMultilevel"/>
+    <w:tmpl w:val="8604E4CA"/>
+    <w:lvl w:ilvl="0" w:tplc="04090001">
+      <w:start w:val="1"/>
+      <w:numFmt w:val="bullet"/>
+      <w:lvlText w:val=""/>
+      <w:lvlJc w:val="left"/>
+      <w:pPr>
+        <w:ind w:left="370" w:hanging="360"/>
+      </w:pPr>
+      <w:rPr>
+        <w:rFonts w:ascii="Symbol" w:hAnsi="Symbol" w:hint="default"/>
+      </w:rPr>
+    </w:lvl>
+    <w:lvl w:ilvl="1" w:tplc="04090003" w:tentative="1">
+      <w:start w:val="1"/>
+      <w:numFmt w:val="bullet"/>
+      <w:lvlText w:val="o"/>
+      <w:lvlJc w:val="left"/>
+      <w:pPr>
+        <w:ind w:left="1090" w:hanging="360"/>
+      </w:pPr>
+      <w:rPr>
+        <w:rFonts w:ascii="Courier New" w:hAnsi="Courier New" w:cs="Courier New" w:hint="default"/>
+      </w:rPr>
+    </w:lvl>
+    <w:lvl w:ilvl="2" w:tplc="04090005" w:tentative="1">
+      <w:start w:val="1"/>
+      <w:numFmt w:val="bullet"/>
+      <w:lvlText w:val=""/>
+      <w:lvlJc w:val="left"/>
+      <w:pPr>
+        <w:ind w:left="1810" w:hanging="360"/>
+      </w:pPr>
+      <w:rPr>
+        <w:rFonts w:ascii="Wingdings" w:hAnsi="Wingdings" w:hint="default"/>
+      </w:rPr>
+    </w:lvl>
+    <w:lvl w:ilvl="3" w:tplc="04090001" w:tentative="1">
+      <w:start w:val="1"/>
+      <w:numFmt w:val="bullet"/>
+      <w:lvlText w:val=""/>
+      <w:lvlJc w:val="left"/>
+      <w:pPr>
+        <w:ind w:left="2530" w:hanging="360"/>
+      </w:pPr>
+      <w:rPr>
+        <w:rFonts w:ascii="Symbol" w:hAnsi="Symbol" w:hint="default"/>
+      </w:rPr>
+    </w:lvl>
+    <w:lvl w:ilvl="4" w:tplc="04090003" w:tentative="1">
+      <w:start w:val="1"/>
+      <w:numFmt w:val="bullet"/>
+      <w:lvlText w:val="o"/>
+      <w:lvlJc w:val="left"/>
+      <w:pPr>
+        <w:ind w:left="3250" w:hanging="360"/>
+      </w:pPr>
+      <w:rPr>
+        <w:rFonts w:ascii="Courier New" w:hAnsi="Courier New" w:cs="Courier New" w:hint="default"/>
+      </w:rPr>
+    </w:lvl>
+    <w:lvl w:ilvl="5" w:tplc="04090005" w:tentative="1">
+      <w:start w:val="1"/>
+      <w:numFmt w:val="bullet"/>
+      <w:lvlText w:val=""/>
+      <w:lvlJc w:val="left"/>
+      <w:pPr>
+        <w:ind w:left="3970" w:hanging="360"/>
+      </w:pPr>
+      <w:rPr>
+        <w:rFonts w:ascii="Wingdings" w:hAnsi="Wingdings" w:hint="default"/>
+      </w:rPr>
+    </w:lvl>
+    <w:lvl w:ilvl="6" w:tplc="04090001" w:tentative="1">
+      <w:start w:val="1"/>
+      <w:numFmt w:val="bullet"/>
+      <w:lvlText w:val=""/>
+      <w:lvlJc w:val="left"/>
+      <w:pPr>
+        <w:ind w:left="4690" w:hanging="360"/>
+      </w:pPr>
+      <w:rPr>
+        <w:rFonts w:ascii="Symbol" w:hAnsi="Symbol" w:hint="default"/>
+      </w:rPr>
+    </w:lvl>
+    <w:lvl w:ilvl="7" w:tplc="04090003" w:tentative="1">
+      <w:start w:val="1"/>
+      <w:numFmt w:val="bullet"/>
+      <w:lvlText w:val="o"/>
+      <w:lvlJc w:val="left"/>
+      <w:pPr>
+        <w:ind w:left="5410" w:hanging="360"/>
+      </w:pPr>
+      <w:rPr>
+        <w:rFonts w:ascii="Courier New" w:hAnsi="Courier New" w:cs="Courier New" w:hint="default"/>
+      </w:rPr>
+    </w:lvl>
+    <w:lvl w:ilvl="8" w:tplc="04090005" w:tentative="1">
+      <w:start w:val="1"/>
+      <w:numFmt w:val="bullet"/>
+      <w:lvlText w:val=""/>
+      <w:lvlJc w:val="left"/>
+      <w:pPr>
+        <w:ind w:left="6130" w:hanging="360"/>
+      </w:pPr>
+      <w:rPr>
+        <w:rFonts w:ascii="Wingdings" w:hAnsi="Wingdings" w:hint="default"/>
+      </w:rPr>
+    </w:lvl>
+  </w:abstractNum>
+  <w:abstractNum w:abstractNumId="16" w15:restartNumberingAfterBreak="0">
+    <w:nsid w:val="3E4E005A"/>
+    <w:multiLevelType w:val="hybridMultilevel"/>
+    <w:tmpl w:val="7C1A6A80"/>
+    <w:lvl w:ilvl="0" w:tplc="04090001">
+      <w:start w:val="1"/>
+      <w:numFmt w:val="bullet"/>
+      <w:lvlText w:val=""/>
+      <w:lvlJc w:val="left"/>
+      <w:pPr>
+        <w:ind w:left="360" w:hanging="360"/>
+      </w:pPr>
+      <w:rPr>
+        <w:rFonts w:ascii="Symbol" w:hAnsi="Symbol" w:hint="default"/>
+      </w:rPr>
+    </w:lvl>
+    <w:lvl w:ilvl="1" w:tplc="04090003" w:tentative="1">
+      <w:start w:val="1"/>
+      <w:numFmt w:val="bullet"/>
+      <w:lvlText w:val="o"/>
+      <w:lvlJc w:val="left"/>
+      <w:pPr>
+        <w:ind w:left="1080" w:hanging="360"/>
+      </w:pPr>
+      <w:rPr>
+        <w:rFonts w:ascii="Courier New" w:hAnsi="Courier New" w:cs="Courier New" w:hint="default"/>
+      </w:rPr>
+    </w:lvl>
+    <w:lvl w:ilvl="2" w:tplc="04090005" w:tentative="1">
+      <w:start w:val="1"/>
+      <w:numFmt w:val="bullet"/>
+      <w:lvlText w:val=""/>
+      <w:lvlJc w:val="left"/>
+      <w:pPr>
+        <w:ind w:left="1800" w:hanging="360"/>
+      </w:pPr>
+      <w:rPr>
+        <w:rFonts w:ascii="Wingdings" w:hAnsi="Wingdings" w:hint="default"/>
+      </w:rPr>
+    </w:lvl>
+    <w:lvl w:ilvl="3" w:tplc="04090001" w:tentative="1">
+      <w:start w:val="1"/>
+      <w:numFmt w:val="bullet"/>
+      <w:lvlText w:val=""/>
+      <w:lvlJc w:val="left"/>
+      <w:pPr>
+        <w:ind w:left="2520" w:hanging="360"/>
+      </w:pPr>
+      <w:rPr>
+        <w:rFonts w:ascii="Symbol" w:hAnsi="Symbol" w:hint="default"/>
+      </w:rPr>
+    </w:lvl>
+    <w:lvl w:ilvl="4" w:tplc="04090003" w:tentative="1">
+      <w:start w:val="1"/>
+      <w:numFmt w:val="bullet"/>
+      <w:lvlText w:val="o"/>
+      <w:lvlJc w:val="left"/>
+      <w:pPr>
+        <w:ind w:left="3240" w:hanging="360"/>
+      </w:pPr>
+      <w:rPr>
+        <w:rFonts w:ascii="Courier New" w:hAnsi="Courier New" w:cs="Courier New" w:hint="default"/>
+      </w:rPr>
+    </w:lvl>
+    <w:lvl w:ilvl="5" w:tplc="04090005" w:tentative="1">
+      <w:start w:val="1"/>
+      <w:numFmt w:val="bullet"/>
+      <w:lvlText w:val=""/>
+      <w:lvlJc w:val="left"/>
+      <w:pPr>
+        <w:ind w:left="3960" w:hanging="360"/>
+      </w:pPr>
+      <w:rPr>
+        <w:rFonts w:ascii="Wingdings" w:hAnsi="Wingdings" w:hint="default"/>
+      </w:rPr>
+    </w:lvl>
+    <w:lvl w:ilvl="6" w:tplc="04090001" w:tentative="1">
+      <w:start w:val="1"/>
+      <w:numFmt w:val="bullet"/>
+      <w:lvlText w:val=""/>
+      <w:lvlJc w:val="left"/>
+      <w:pPr>
+        <w:ind w:left="4680" w:hanging="360"/>
+      </w:pPr>
+      <w:rPr>
+        <w:rFonts w:ascii="Symbol" w:hAnsi="Symbol" w:hint="default"/>
+      </w:rPr>
+    </w:lvl>
+    <w:lvl w:ilvl="7" w:tplc="04090003" w:tentative="1">
+      <w:start w:val="1"/>
+      <w:numFmt w:val="bullet"/>
+      <w:lvlText w:val="o"/>
+      <w:lvlJc w:val="left"/>
+      <w:pPr>
+        <w:ind w:left="5400" w:hanging="360"/>
+      </w:pPr>
+      <w:rPr>
+        <w:rFonts w:ascii="Courier New" w:hAnsi="Courier New" w:cs="Courier New" w:hint="default"/>
+      </w:rPr>
+    </w:lvl>
+    <w:lvl w:ilvl="8" w:tplc="04090005" w:tentative="1">
+      <w:start w:val="1"/>
+      <w:numFmt w:val="bullet"/>
+      <w:lvlText w:val=""/>
+      <w:lvlJc w:val="left"/>
+      <w:pPr>
+        <w:ind w:left="6120" w:hanging="360"/>
+      </w:pPr>
+      <w:rPr>
+        <w:rFonts w:ascii="Wingdings" w:hAnsi="Wingdings" w:hint="default"/>
+      </w:rPr>
+    </w:lvl>
+  </w:abstractNum>
+  <w:abstractNum w:abstractNumId="17" w15:restartNumberingAfterBreak="0">
     <w:nsid w:val="3F8A5E55"/>
     <w:multiLevelType w:val="hybridMultilevel"/>
     <w:tmpl w:val="631822D8"/>
@@ -3977,10 +6469,10 @@
       </w:rPr>
     </w:lvl>
   </w:abstractNum>
-  <w:abstractNum w:abstractNumId="9" w15:restartNumberingAfterBreak="0">
+  <w:abstractNum w:abstractNumId="18" w15:restartNumberingAfterBreak="0">
     <w:nsid w:val="41DC5922"/>
     <w:multiLevelType w:val="hybridMultilevel"/>
-    <w:tmpl w:val="573875FA"/>
+    <w:tmpl w:val="CD9C9544"/>
     <w:lvl w:ilvl="0" w:tplc="04090001">
       <w:start w:val="1"/>
       <w:numFmt w:val="bullet"/>
@@ -4090,7 +6582,7 @@
       </w:rPr>
     </w:lvl>
   </w:abstractNum>
-  <w:abstractNum w:abstractNumId="10" w15:restartNumberingAfterBreak="0">
+  <w:abstractNum w:abstractNumId="19" w15:restartNumberingAfterBreak="0">
     <w:nsid w:val="45FD3830"/>
     <w:multiLevelType w:val="hybridMultilevel"/>
     <w:tmpl w:val="A9E6869C"/>
@@ -4203,7 +6695,7 @@
       </w:rPr>
     </w:lvl>
   </w:abstractNum>
-  <w:abstractNum w:abstractNumId="11" w15:restartNumberingAfterBreak="0">
+  <w:abstractNum w:abstractNumId="20" w15:restartNumberingAfterBreak="0">
     <w:nsid w:val="462C5BC1"/>
     <w:multiLevelType w:val="hybridMultilevel"/>
     <w:tmpl w:val="8A0A2202"/>
@@ -4415,7 +6907,7 @@
       </w:rPr>
     </w:lvl>
   </w:abstractNum>
-  <w:abstractNum w:abstractNumId="12" w15:restartNumberingAfterBreak="0">
+  <w:abstractNum w:abstractNumId="21" w15:restartNumberingAfterBreak="0">
     <w:nsid w:val="465E4A86"/>
     <w:multiLevelType w:val="hybridMultilevel"/>
     <w:tmpl w:val="61321E26"/>
@@ -4528,7 +7020,7 @@
       </w:rPr>
     </w:lvl>
   </w:abstractNum>
-  <w:abstractNum w:abstractNumId="13" w15:restartNumberingAfterBreak="0">
+  <w:abstractNum w:abstractNumId="22" w15:restartNumberingAfterBreak="0">
     <w:nsid w:val="4B9A14AC"/>
     <w:multiLevelType w:val="hybridMultilevel"/>
     <w:tmpl w:val="9E4E7F20"/>
@@ -4641,7 +7133,7 @@
       </w:rPr>
     </w:lvl>
   </w:abstractNum>
-  <w:abstractNum w:abstractNumId="14" w15:restartNumberingAfterBreak="0">
+  <w:abstractNum w:abstractNumId="23" w15:restartNumberingAfterBreak="0">
     <w:nsid w:val="4D993D6C"/>
     <w:multiLevelType w:val="hybridMultilevel"/>
     <w:tmpl w:val="446E993C"/>
@@ -4754,7 +7246,120 @@
       </w:rPr>
     </w:lvl>
   </w:abstractNum>
-  <w:abstractNum w:abstractNumId="15" w15:restartNumberingAfterBreak="0">
+  <w:abstractNum w:abstractNumId="24" w15:restartNumberingAfterBreak="0">
+    <w:nsid w:val="54260B1F"/>
+    <w:multiLevelType w:val="hybridMultilevel"/>
+    <w:tmpl w:val="9A7C0358"/>
+    <w:lvl w:ilvl="0" w:tplc="04090001">
+      <w:start w:val="1"/>
+      <w:numFmt w:val="bullet"/>
+      <w:lvlText w:val=""/>
+      <w:lvlJc w:val="left"/>
+      <w:pPr>
+        <w:ind w:left="360" w:hanging="360"/>
+      </w:pPr>
+      <w:rPr>
+        <w:rFonts w:ascii="Symbol" w:hAnsi="Symbol" w:hint="default"/>
+      </w:rPr>
+    </w:lvl>
+    <w:lvl w:ilvl="1" w:tplc="04090003" w:tentative="1">
+      <w:start w:val="1"/>
+      <w:numFmt w:val="bullet"/>
+      <w:lvlText w:val="o"/>
+      <w:lvlJc w:val="left"/>
+      <w:pPr>
+        <w:ind w:left="1080" w:hanging="360"/>
+      </w:pPr>
+      <w:rPr>
+        <w:rFonts w:ascii="Courier New" w:hAnsi="Courier New" w:cs="Courier New" w:hint="default"/>
+      </w:rPr>
+    </w:lvl>
+    <w:lvl w:ilvl="2" w:tplc="04090005" w:tentative="1">
+      <w:start w:val="1"/>
+      <w:numFmt w:val="bullet"/>
+      <w:lvlText w:val=""/>
+      <w:lvlJc w:val="left"/>
+      <w:pPr>
+        <w:ind w:left="1800" w:hanging="360"/>
+      </w:pPr>
+      <w:rPr>
+        <w:rFonts w:ascii="Wingdings" w:hAnsi="Wingdings" w:hint="default"/>
+      </w:rPr>
+    </w:lvl>
+    <w:lvl w:ilvl="3" w:tplc="04090001" w:tentative="1">
+      <w:start w:val="1"/>
+      <w:numFmt w:val="bullet"/>
+      <w:lvlText w:val=""/>
+      <w:lvlJc w:val="left"/>
+      <w:pPr>
+        <w:ind w:left="2520" w:hanging="360"/>
+      </w:pPr>
+      <w:rPr>
+        <w:rFonts w:ascii="Symbol" w:hAnsi="Symbol" w:hint="default"/>
+      </w:rPr>
+    </w:lvl>
+    <w:lvl w:ilvl="4" w:tplc="04090003" w:tentative="1">
+      <w:start w:val="1"/>
+      <w:numFmt w:val="bullet"/>
+      <w:lvlText w:val="o"/>
+      <w:lvlJc w:val="left"/>
+      <w:pPr>
+        <w:ind w:left="3240" w:hanging="360"/>
+      </w:pPr>
+      <w:rPr>
+        <w:rFonts w:ascii="Courier New" w:hAnsi="Courier New" w:cs="Courier New" w:hint="default"/>
+      </w:rPr>
+    </w:lvl>
+    <w:lvl w:ilvl="5" w:tplc="04090005" w:tentative="1">
+      <w:start w:val="1"/>
+      <w:numFmt w:val="bullet"/>
+      <w:lvlText w:val=""/>
+      <w:lvlJc w:val="left"/>
+      <w:pPr>
+        <w:ind w:left="3960" w:hanging="360"/>
+      </w:pPr>
+      <w:rPr>
+        <w:rFonts w:ascii="Wingdings" w:hAnsi="Wingdings" w:hint="default"/>
+      </w:rPr>
+    </w:lvl>
+    <w:lvl w:ilvl="6" w:tplc="04090001" w:tentative="1">
+      <w:start w:val="1"/>
+      <w:numFmt w:val="bullet"/>
+      <w:lvlText w:val=""/>
+      <w:lvlJc w:val="left"/>
+      <w:pPr>
+        <w:ind w:left="4680" w:hanging="360"/>
+      </w:pPr>
+      <w:rPr>
+        <w:rFonts w:ascii="Symbol" w:hAnsi="Symbol" w:hint="default"/>
+      </w:rPr>
+    </w:lvl>
+    <w:lvl w:ilvl="7" w:tplc="04090003" w:tentative="1">
+      <w:start w:val="1"/>
+      <w:numFmt w:val="bullet"/>
+      <w:lvlText w:val="o"/>
+      <w:lvlJc w:val="left"/>
+      <w:pPr>
+        <w:ind w:left="5400" w:hanging="360"/>
+      </w:pPr>
+      <w:rPr>
+        <w:rFonts w:ascii="Courier New" w:hAnsi="Courier New" w:cs="Courier New" w:hint="default"/>
+      </w:rPr>
+    </w:lvl>
+    <w:lvl w:ilvl="8" w:tplc="04090005" w:tentative="1">
+      <w:start w:val="1"/>
+      <w:numFmt w:val="bullet"/>
+      <w:lvlText w:val=""/>
+      <w:lvlJc w:val="left"/>
+      <w:pPr>
+        <w:ind w:left="6120" w:hanging="360"/>
+      </w:pPr>
+      <w:rPr>
+        <w:rFonts w:ascii="Wingdings" w:hAnsi="Wingdings" w:hint="default"/>
+      </w:rPr>
+    </w:lvl>
+  </w:abstractNum>
+  <w:abstractNum w:abstractNumId="25" w15:restartNumberingAfterBreak="0">
     <w:nsid w:val="57F17CA2"/>
     <w:multiLevelType w:val="hybridMultilevel"/>
     <w:tmpl w:val="6FD4788E"/>
@@ -4867,7 +7472,7 @@
       </w:rPr>
     </w:lvl>
   </w:abstractNum>
-  <w:abstractNum w:abstractNumId="16" w15:restartNumberingAfterBreak="0">
+  <w:abstractNum w:abstractNumId="26" w15:restartNumberingAfterBreak="0">
     <w:nsid w:val="59E57D34"/>
     <w:multiLevelType w:val="hybridMultilevel"/>
     <w:tmpl w:val="274257D4"/>
@@ -4980,7 +7585,7 @@
       </w:rPr>
     </w:lvl>
   </w:abstractNum>
-  <w:abstractNum w:abstractNumId="17" w15:restartNumberingAfterBreak="0">
+  <w:abstractNum w:abstractNumId="27" w15:restartNumberingAfterBreak="0">
     <w:nsid w:val="5AE43800"/>
     <w:multiLevelType w:val="hybridMultilevel"/>
     <w:tmpl w:val="36C239D6"/>
@@ -5093,7 +7698,120 @@
       </w:rPr>
     </w:lvl>
   </w:abstractNum>
-  <w:abstractNum w:abstractNumId="18" w15:restartNumberingAfterBreak="0">
+  <w:abstractNum w:abstractNumId="28" w15:restartNumberingAfterBreak="0">
+    <w:nsid w:val="5C492562"/>
+    <w:multiLevelType w:val="hybridMultilevel"/>
+    <w:tmpl w:val="BE9E25C4"/>
+    <w:lvl w:ilvl="0" w:tplc="04090001">
+      <w:start w:val="1"/>
+      <w:numFmt w:val="bullet"/>
+      <w:lvlText w:val=""/>
+      <w:lvlJc w:val="left"/>
+      <w:pPr>
+        <w:ind w:left="360" w:hanging="360"/>
+      </w:pPr>
+      <w:rPr>
+        <w:rFonts w:ascii="Symbol" w:hAnsi="Symbol" w:hint="default"/>
+      </w:rPr>
+    </w:lvl>
+    <w:lvl w:ilvl="1" w:tplc="04090003" w:tentative="1">
+      <w:start w:val="1"/>
+      <w:numFmt w:val="bullet"/>
+      <w:lvlText w:val="o"/>
+      <w:lvlJc w:val="left"/>
+      <w:pPr>
+        <w:ind w:left="1080" w:hanging="360"/>
+      </w:pPr>
+      <w:rPr>
+        <w:rFonts w:ascii="Courier New" w:hAnsi="Courier New" w:cs="Courier New" w:hint="default"/>
+      </w:rPr>
+    </w:lvl>
+    <w:lvl w:ilvl="2" w:tplc="04090005" w:tentative="1">
+      <w:start w:val="1"/>
+      <w:numFmt w:val="bullet"/>
+      <w:lvlText w:val=""/>
+      <w:lvlJc w:val="left"/>
+      <w:pPr>
+        <w:ind w:left="1800" w:hanging="360"/>
+      </w:pPr>
+      <w:rPr>
+        <w:rFonts w:ascii="Wingdings" w:hAnsi="Wingdings" w:hint="default"/>
+      </w:rPr>
+    </w:lvl>
+    <w:lvl w:ilvl="3" w:tplc="04090001" w:tentative="1">
+      <w:start w:val="1"/>
+      <w:numFmt w:val="bullet"/>
+      <w:lvlText w:val=""/>
+      <w:lvlJc w:val="left"/>
+      <w:pPr>
+        <w:ind w:left="2520" w:hanging="360"/>
+      </w:pPr>
+      <w:rPr>
+        <w:rFonts w:ascii="Symbol" w:hAnsi="Symbol" w:hint="default"/>
+      </w:rPr>
+    </w:lvl>
+    <w:lvl w:ilvl="4" w:tplc="04090003" w:tentative="1">
+      <w:start w:val="1"/>
+      <w:numFmt w:val="bullet"/>
+      <w:lvlText w:val="o"/>
+      <w:lvlJc w:val="left"/>
+      <w:pPr>
+        <w:ind w:left="3240" w:hanging="360"/>
+      </w:pPr>
+      <w:rPr>
+        <w:rFonts w:ascii="Courier New" w:hAnsi="Courier New" w:cs="Courier New" w:hint="default"/>
+      </w:rPr>
+    </w:lvl>
+    <w:lvl w:ilvl="5" w:tplc="04090005" w:tentative="1">
+      <w:start w:val="1"/>
+      <w:numFmt w:val="bullet"/>
+      <w:lvlText w:val=""/>
+      <w:lvlJc w:val="left"/>
+      <w:pPr>
+        <w:ind w:left="3960" w:hanging="360"/>
+      </w:pPr>
+      <w:rPr>
+        <w:rFonts w:ascii="Wingdings" w:hAnsi="Wingdings" w:hint="default"/>
+      </w:rPr>
+    </w:lvl>
+    <w:lvl w:ilvl="6" w:tplc="04090001" w:tentative="1">
+      <w:start w:val="1"/>
+      <w:numFmt w:val="bullet"/>
+      <w:lvlText w:val=""/>
+      <w:lvlJc w:val="left"/>
+      <w:pPr>
+        <w:ind w:left="4680" w:hanging="360"/>
+      </w:pPr>
+      <w:rPr>
+        <w:rFonts w:ascii="Symbol" w:hAnsi="Symbol" w:hint="default"/>
+      </w:rPr>
+    </w:lvl>
+    <w:lvl w:ilvl="7" w:tplc="04090003" w:tentative="1">
+      <w:start w:val="1"/>
+      <w:numFmt w:val="bullet"/>
+      <w:lvlText w:val="o"/>
+      <w:lvlJc w:val="left"/>
+      <w:pPr>
+        <w:ind w:left="5400" w:hanging="360"/>
+      </w:pPr>
+      <w:rPr>
+        <w:rFonts w:ascii="Courier New" w:hAnsi="Courier New" w:cs="Courier New" w:hint="default"/>
+      </w:rPr>
+    </w:lvl>
+    <w:lvl w:ilvl="8" w:tplc="04090005" w:tentative="1">
+      <w:start w:val="1"/>
+      <w:numFmt w:val="bullet"/>
+      <w:lvlText w:val=""/>
+      <w:lvlJc w:val="left"/>
+      <w:pPr>
+        <w:ind w:left="6120" w:hanging="360"/>
+      </w:pPr>
+      <w:rPr>
+        <w:rFonts w:ascii="Wingdings" w:hAnsi="Wingdings" w:hint="default"/>
+      </w:rPr>
+    </w:lvl>
+  </w:abstractNum>
+  <w:abstractNum w:abstractNumId="29" w15:restartNumberingAfterBreak="0">
     <w:nsid w:val="5DD332C4"/>
     <w:multiLevelType w:val="hybridMultilevel"/>
     <w:tmpl w:val="A9D4BF22"/>
@@ -5206,7 +7924,120 @@
       </w:rPr>
     </w:lvl>
   </w:abstractNum>
-  <w:abstractNum w:abstractNumId="19" w15:restartNumberingAfterBreak="0">
+  <w:abstractNum w:abstractNumId="30" w15:restartNumberingAfterBreak="0">
+    <w:nsid w:val="5E342E97"/>
+    <w:multiLevelType w:val="multilevel"/>
+    <w:tmpl w:val="104E05B8"/>
+    <w:lvl w:ilvl="0">
+      <w:start w:val="1"/>
+      <w:numFmt w:val="decimal"/>
+      <w:lvlText w:val="%1."/>
+      <w:lvlJc w:val="left"/>
+      <w:pPr>
+        <w:tabs>
+          <w:tab w:val="num" w:pos="720"/>
+        </w:tabs>
+        <w:ind w:left="720" w:hanging="360"/>
+      </w:pPr>
+    </w:lvl>
+    <w:lvl w:ilvl="1" w:tentative="1">
+      <w:start w:val="1"/>
+      <w:numFmt w:val="decimal"/>
+      <w:lvlText w:val="%2."/>
+      <w:lvlJc w:val="left"/>
+      <w:pPr>
+        <w:tabs>
+          <w:tab w:val="num" w:pos="1440"/>
+        </w:tabs>
+        <w:ind w:left="1440" w:hanging="360"/>
+      </w:pPr>
+    </w:lvl>
+    <w:lvl w:ilvl="2" w:tentative="1">
+      <w:start w:val="1"/>
+      <w:numFmt w:val="decimal"/>
+      <w:lvlText w:val="%3."/>
+      <w:lvlJc w:val="left"/>
+      <w:pPr>
+        <w:tabs>
+          <w:tab w:val="num" w:pos="2160"/>
+        </w:tabs>
+        <w:ind w:left="2160" w:hanging="360"/>
+      </w:pPr>
+    </w:lvl>
+    <w:lvl w:ilvl="3" w:tentative="1">
+      <w:start w:val="1"/>
+      <w:numFmt w:val="decimal"/>
+      <w:lvlText w:val="%4."/>
+      <w:lvlJc w:val="left"/>
+      <w:pPr>
+        <w:tabs>
+          <w:tab w:val="num" w:pos="2880"/>
+        </w:tabs>
+        <w:ind w:left="2880" w:hanging="360"/>
+      </w:pPr>
+    </w:lvl>
+    <w:lvl w:ilvl="4" w:tentative="1">
+      <w:start w:val="1"/>
+      <w:numFmt w:val="decimal"/>
+      <w:lvlText w:val="%5."/>
+      <w:lvlJc w:val="left"/>
+      <w:pPr>
+        <w:tabs>
+          <w:tab w:val="num" w:pos="3600"/>
+        </w:tabs>
+        <w:ind w:left="3600" w:hanging="360"/>
+      </w:pPr>
+    </w:lvl>
+    <w:lvl w:ilvl="5" w:tentative="1">
+      <w:start w:val="1"/>
+      <w:numFmt w:val="decimal"/>
+      <w:lvlText w:val="%6."/>
+      <w:lvlJc w:val="left"/>
+      <w:pPr>
+        <w:tabs>
+          <w:tab w:val="num" w:pos="4320"/>
+        </w:tabs>
+        <w:ind w:left="4320" w:hanging="360"/>
+      </w:pPr>
+    </w:lvl>
+    <w:lvl w:ilvl="6" w:tentative="1">
+      <w:start w:val="1"/>
+      <w:numFmt w:val="decimal"/>
+      <w:lvlText w:val="%7."/>
+      <w:lvlJc w:val="left"/>
+      <w:pPr>
+        <w:tabs>
+          <w:tab w:val="num" w:pos="5040"/>
+        </w:tabs>
+        <w:ind w:left="5040" w:hanging="360"/>
+      </w:pPr>
+    </w:lvl>
+    <w:lvl w:ilvl="7" w:tentative="1">
+      <w:start w:val="1"/>
+      <w:numFmt w:val="decimal"/>
+      <w:lvlText w:val="%8."/>
+      <w:lvlJc w:val="left"/>
+      <w:pPr>
+        <w:tabs>
+          <w:tab w:val="num" w:pos="5760"/>
+        </w:tabs>
+        <w:ind w:left="5760" w:hanging="360"/>
+      </w:pPr>
+    </w:lvl>
+    <w:lvl w:ilvl="8" w:tentative="1">
+      <w:start w:val="1"/>
+      <w:numFmt w:val="decimal"/>
+      <w:lvlText w:val="%9."/>
+      <w:lvlJc w:val="left"/>
+      <w:pPr>
+        <w:tabs>
+          <w:tab w:val="num" w:pos="6480"/>
+        </w:tabs>
+        <w:ind w:left="6480" w:hanging="360"/>
+      </w:pPr>
+    </w:lvl>
+  </w:abstractNum>
+  <w:abstractNum w:abstractNumId="31" w15:restartNumberingAfterBreak="0">
     <w:nsid w:val="60170DCA"/>
     <w:multiLevelType w:val="hybridMultilevel"/>
     <w:tmpl w:val="3E3E421E"/>
@@ -5319,7 +8150,7 @@
       </w:rPr>
     </w:lvl>
   </w:abstractNum>
-  <w:abstractNum w:abstractNumId="20" w15:restartNumberingAfterBreak="0">
+  <w:abstractNum w:abstractNumId="32" w15:restartNumberingAfterBreak="0">
     <w:nsid w:val="6BE20B4B"/>
     <w:multiLevelType w:val="hybridMultilevel"/>
     <w:tmpl w:val="E63AFBE4"/>
@@ -5432,7 +8263,7 @@
       </w:rPr>
     </w:lvl>
   </w:abstractNum>
-  <w:abstractNum w:abstractNumId="21" w15:restartNumberingAfterBreak="0">
+  <w:abstractNum w:abstractNumId="33" w15:restartNumberingAfterBreak="0">
     <w:nsid w:val="6CED1323"/>
     <w:multiLevelType w:val="hybridMultilevel"/>
     <w:tmpl w:val="A3405DA0"/>
@@ -5544,7 +8375,7 @@
       </w:rPr>
     </w:lvl>
   </w:abstractNum>
-  <w:abstractNum w:abstractNumId="22" w15:restartNumberingAfterBreak="0">
+  <w:abstractNum w:abstractNumId="34" w15:restartNumberingAfterBreak="0">
     <w:nsid w:val="6D2919F1"/>
     <w:multiLevelType w:val="hybridMultilevel"/>
     <w:tmpl w:val="ADC6367C"/>
@@ -5656,7 +8487,233 @@
       </w:rPr>
     </w:lvl>
   </w:abstractNum>
-  <w:abstractNum w:abstractNumId="23" w15:restartNumberingAfterBreak="0">
+  <w:abstractNum w:abstractNumId="35" w15:restartNumberingAfterBreak="0">
+    <w:nsid w:val="6D6D4187"/>
+    <w:multiLevelType w:val="hybridMultilevel"/>
+    <w:tmpl w:val="441696F2"/>
+    <w:lvl w:ilvl="0" w:tplc="04090001">
+      <w:start w:val="1"/>
+      <w:numFmt w:val="bullet"/>
+      <w:lvlText w:val=""/>
+      <w:lvlJc w:val="left"/>
+      <w:pPr>
+        <w:ind w:left="370" w:hanging="360"/>
+      </w:pPr>
+      <w:rPr>
+        <w:rFonts w:ascii="Symbol" w:hAnsi="Symbol" w:hint="default"/>
+      </w:rPr>
+    </w:lvl>
+    <w:lvl w:ilvl="1" w:tplc="04090003" w:tentative="1">
+      <w:start w:val="1"/>
+      <w:numFmt w:val="bullet"/>
+      <w:lvlText w:val="o"/>
+      <w:lvlJc w:val="left"/>
+      <w:pPr>
+        <w:ind w:left="1090" w:hanging="360"/>
+      </w:pPr>
+      <w:rPr>
+        <w:rFonts w:ascii="Courier New" w:hAnsi="Courier New" w:cs="Courier New" w:hint="default"/>
+      </w:rPr>
+    </w:lvl>
+    <w:lvl w:ilvl="2" w:tplc="04090005" w:tentative="1">
+      <w:start w:val="1"/>
+      <w:numFmt w:val="bullet"/>
+      <w:lvlText w:val=""/>
+      <w:lvlJc w:val="left"/>
+      <w:pPr>
+        <w:ind w:left="1810" w:hanging="360"/>
+      </w:pPr>
+      <w:rPr>
+        <w:rFonts w:ascii="Wingdings" w:hAnsi="Wingdings" w:hint="default"/>
+      </w:rPr>
+    </w:lvl>
+    <w:lvl w:ilvl="3" w:tplc="04090001" w:tentative="1">
+      <w:start w:val="1"/>
+      <w:numFmt w:val="bullet"/>
+      <w:lvlText w:val=""/>
+      <w:lvlJc w:val="left"/>
+      <w:pPr>
+        <w:ind w:left="2530" w:hanging="360"/>
+      </w:pPr>
+      <w:rPr>
+        <w:rFonts w:ascii="Symbol" w:hAnsi="Symbol" w:hint="default"/>
+      </w:rPr>
+    </w:lvl>
+    <w:lvl w:ilvl="4" w:tplc="04090003" w:tentative="1">
+      <w:start w:val="1"/>
+      <w:numFmt w:val="bullet"/>
+      <w:lvlText w:val="o"/>
+      <w:lvlJc w:val="left"/>
+      <w:pPr>
+        <w:ind w:left="3250" w:hanging="360"/>
+      </w:pPr>
+      <w:rPr>
+        <w:rFonts w:ascii="Courier New" w:hAnsi="Courier New" w:cs="Courier New" w:hint="default"/>
+      </w:rPr>
+    </w:lvl>
+    <w:lvl w:ilvl="5" w:tplc="04090005" w:tentative="1">
+      <w:start w:val="1"/>
+      <w:numFmt w:val="bullet"/>
+      <w:lvlText w:val=""/>
+      <w:lvlJc w:val="left"/>
+      <w:pPr>
+        <w:ind w:left="3970" w:hanging="360"/>
+      </w:pPr>
+      <w:rPr>
+        <w:rFonts w:ascii="Wingdings" w:hAnsi="Wingdings" w:hint="default"/>
+      </w:rPr>
+    </w:lvl>
+    <w:lvl w:ilvl="6" w:tplc="04090001" w:tentative="1">
+      <w:start w:val="1"/>
+      <w:numFmt w:val="bullet"/>
+      <w:lvlText w:val=""/>
+      <w:lvlJc w:val="left"/>
+      <w:pPr>
+        <w:ind w:left="4690" w:hanging="360"/>
+      </w:pPr>
+      <w:rPr>
+        <w:rFonts w:ascii="Symbol" w:hAnsi="Symbol" w:hint="default"/>
+      </w:rPr>
+    </w:lvl>
+    <w:lvl w:ilvl="7" w:tplc="04090003" w:tentative="1">
+      <w:start w:val="1"/>
+      <w:numFmt w:val="bullet"/>
+      <w:lvlText w:val="o"/>
+      <w:lvlJc w:val="left"/>
+      <w:pPr>
+        <w:ind w:left="5410" w:hanging="360"/>
+      </w:pPr>
+      <w:rPr>
+        <w:rFonts w:ascii="Courier New" w:hAnsi="Courier New" w:cs="Courier New" w:hint="default"/>
+      </w:rPr>
+    </w:lvl>
+    <w:lvl w:ilvl="8" w:tplc="04090005" w:tentative="1">
+      <w:start w:val="1"/>
+      <w:numFmt w:val="bullet"/>
+      <w:lvlText w:val=""/>
+      <w:lvlJc w:val="left"/>
+      <w:pPr>
+        <w:ind w:left="6130" w:hanging="360"/>
+      </w:pPr>
+      <w:rPr>
+        <w:rFonts w:ascii="Wingdings" w:hAnsi="Wingdings" w:hint="default"/>
+      </w:rPr>
+    </w:lvl>
+  </w:abstractNum>
+  <w:abstractNum w:abstractNumId="36" w15:restartNumberingAfterBreak="0">
+    <w:nsid w:val="6F7B1E53"/>
+    <w:multiLevelType w:val="hybridMultilevel"/>
+    <w:tmpl w:val="109A4144"/>
+    <w:lvl w:ilvl="0" w:tplc="04090001">
+      <w:start w:val="1"/>
+      <w:numFmt w:val="bullet"/>
+      <w:lvlText w:val=""/>
+      <w:lvlJc w:val="left"/>
+      <w:pPr>
+        <w:ind w:left="360" w:hanging="360"/>
+      </w:pPr>
+      <w:rPr>
+        <w:rFonts w:ascii="Symbol" w:hAnsi="Symbol" w:hint="default"/>
+      </w:rPr>
+    </w:lvl>
+    <w:lvl w:ilvl="1" w:tplc="04090003" w:tentative="1">
+      <w:start w:val="1"/>
+      <w:numFmt w:val="bullet"/>
+      <w:lvlText w:val="o"/>
+      <w:lvlJc w:val="left"/>
+      <w:pPr>
+        <w:ind w:left="1080" w:hanging="360"/>
+      </w:pPr>
+      <w:rPr>
+        <w:rFonts w:ascii="Courier New" w:hAnsi="Courier New" w:cs="Courier New" w:hint="default"/>
+      </w:rPr>
+    </w:lvl>
+    <w:lvl w:ilvl="2" w:tplc="04090005" w:tentative="1">
+      <w:start w:val="1"/>
+      <w:numFmt w:val="bullet"/>
+      <w:lvlText w:val=""/>
+      <w:lvlJc w:val="left"/>
+      <w:pPr>
+        <w:ind w:left="1800" w:hanging="360"/>
+      </w:pPr>
+      <w:rPr>
+        <w:rFonts w:ascii="Wingdings" w:hAnsi="Wingdings" w:hint="default"/>
+      </w:rPr>
+    </w:lvl>
+    <w:lvl w:ilvl="3" w:tplc="04090001" w:tentative="1">
+      <w:start w:val="1"/>
+      <w:numFmt w:val="bullet"/>
+      <w:lvlText w:val=""/>
+      <w:lvlJc w:val="left"/>
+      <w:pPr>
+        <w:ind w:left="2520" w:hanging="360"/>
+      </w:pPr>
+      <w:rPr>
+        <w:rFonts w:ascii="Symbol" w:hAnsi="Symbol" w:hint="default"/>
+      </w:rPr>
+    </w:lvl>
+    <w:lvl w:ilvl="4" w:tplc="04090003" w:tentative="1">
+      <w:start w:val="1"/>
+      <w:numFmt w:val="bullet"/>
+      <w:lvlText w:val="o"/>
+      <w:lvlJc w:val="left"/>
+      <w:pPr>
+        <w:ind w:left="3240" w:hanging="360"/>
+      </w:pPr>
+      <w:rPr>
+        <w:rFonts w:ascii="Courier New" w:hAnsi="Courier New" w:cs="Courier New" w:hint="default"/>
+      </w:rPr>
+    </w:lvl>
+    <w:lvl w:ilvl="5" w:tplc="04090005" w:tentative="1">
+      <w:start w:val="1"/>
+      <w:numFmt w:val="bullet"/>
+      <w:lvlText w:val=""/>
+      <w:lvlJc w:val="left"/>
+      <w:pPr>
+        <w:ind w:left="3960" w:hanging="360"/>
+      </w:pPr>
+      <w:rPr>
+        <w:rFonts w:ascii="Wingdings" w:hAnsi="Wingdings" w:hint="default"/>
+      </w:rPr>
+    </w:lvl>
+    <w:lvl w:ilvl="6" w:tplc="04090001" w:tentative="1">
+      <w:start w:val="1"/>
+      <w:numFmt w:val="bullet"/>
+      <w:lvlText w:val=""/>
+      <w:lvlJc w:val="left"/>
+      <w:pPr>
+        <w:ind w:left="4680" w:hanging="360"/>
+      </w:pPr>
+      <w:rPr>
+        <w:rFonts w:ascii="Symbol" w:hAnsi="Symbol" w:hint="default"/>
+      </w:rPr>
+    </w:lvl>
+    <w:lvl w:ilvl="7" w:tplc="04090003" w:tentative="1">
+      <w:start w:val="1"/>
+      <w:numFmt w:val="bullet"/>
+      <w:lvlText w:val="o"/>
+      <w:lvlJc w:val="left"/>
+      <w:pPr>
+        <w:ind w:left="5400" w:hanging="360"/>
+      </w:pPr>
+      <w:rPr>
+        <w:rFonts w:ascii="Courier New" w:hAnsi="Courier New" w:cs="Courier New" w:hint="default"/>
+      </w:rPr>
+    </w:lvl>
+    <w:lvl w:ilvl="8" w:tplc="04090005" w:tentative="1">
+      <w:start w:val="1"/>
+      <w:numFmt w:val="bullet"/>
+      <w:lvlText w:val=""/>
+      <w:lvlJc w:val="left"/>
+      <w:pPr>
+        <w:ind w:left="6120" w:hanging="360"/>
+      </w:pPr>
+      <w:rPr>
+        <w:rFonts w:ascii="Wingdings" w:hAnsi="Wingdings" w:hint="default"/>
+      </w:rPr>
+    </w:lvl>
+  </w:abstractNum>
+  <w:abstractNum w:abstractNumId="37" w15:restartNumberingAfterBreak="0">
     <w:nsid w:val="77083D9F"/>
     <w:multiLevelType w:val="hybridMultilevel"/>
     <w:tmpl w:val="8116AE9A"/>
@@ -5769,83 +8826,241 @@
       </w:rPr>
     </w:lvl>
   </w:abstractNum>
+  <w:abstractNum w:abstractNumId="38" w15:restartNumberingAfterBreak="0">
+    <w:nsid w:val="78CB60D9"/>
+    <w:multiLevelType w:val="hybridMultilevel"/>
+    <w:tmpl w:val="468E1528"/>
+    <w:lvl w:ilvl="0" w:tplc="04090001">
+      <w:start w:val="1"/>
+      <w:numFmt w:val="bullet"/>
+      <w:lvlText w:val=""/>
+      <w:lvlJc w:val="left"/>
+      <w:pPr>
+        <w:ind w:left="360" w:hanging="360"/>
+      </w:pPr>
+      <w:rPr>
+        <w:rFonts w:ascii="Symbol" w:hAnsi="Symbol" w:hint="default"/>
+      </w:rPr>
+    </w:lvl>
+    <w:lvl w:ilvl="1" w:tplc="04090003" w:tentative="1">
+      <w:start w:val="1"/>
+      <w:numFmt w:val="bullet"/>
+      <w:lvlText w:val="o"/>
+      <w:lvlJc w:val="left"/>
+      <w:pPr>
+        <w:ind w:left="1080" w:hanging="360"/>
+      </w:pPr>
+      <w:rPr>
+        <w:rFonts w:ascii="Courier New" w:hAnsi="Courier New" w:cs="Courier New" w:hint="default"/>
+      </w:rPr>
+    </w:lvl>
+    <w:lvl w:ilvl="2" w:tplc="04090005" w:tentative="1">
+      <w:start w:val="1"/>
+      <w:numFmt w:val="bullet"/>
+      <w:lvlText w:val=""/>
+      <w:lvlJc w:val="left"/>
+      <w:pPr>
+        <w:ind w:left="1800" w:hanging="360"/>
+      </w:pPr>
+      <w:rPr>
+        <w:rFonts w:ascii="Wingdings" w:hAnsi="Wingdings" w:hint="default"/>
+      </w:rPr>
+    </w:lvl>
+    <w:lvl w:ilvl="3" w:tplc="04090001" w:tentative="1">
+      <w:start w:val="1"/>
+      <w:numFmt w:val="bullet"/>
+      <w:lvlText w:val=""/>
+      <w:lvlJc w:val="left"/>
+      <w:pPr>
+        <w:ind w:left="2520" w:hanging="360"/>
+      </w:pPr>
+      <w:rPr>
+        <w:rFonts w:ascii="Symbol" w:hAnsi="Symbol" w:hint="default"/>
+      </w:rPr>
+    </w:lvl>
+    <w:lvl w:ilvl="4" w:tplc="04090003" w:tentative="1">
+      <w:start w:val="1"/>
+      <w:numFmt w:val="bullet"/>
+      <w:lvlText w:val="o"/>
+      <w:lvlJc w:val="left"/>
+      <w:pPr>
+        <w:ind w:left="3240" w:hanging="360"/>
+      </w:pPr>
+      <w:rPr>
+        <w:rFonts w:ascii="Courier New" w:hAnsi="Courier New" w:cs="Courier New" w:hint="default"/>
+      </w:rPr>
+    </w:lvl>
+    <w:lvl w:ilvl="5" w:tplc="04090005" w:tentative="1">
+      <w:start w:val="1"/>
+      <w:numFmt w:val="bullet"/>
+      <w:lvlText w:val=""/>
+      <w:lvlJc w:val="left"/>
+      <w:pPr>
+        <w:ind w:left="3960" w:hanging="360"/>
+      </w:pPr>
+      <w:rPr>
+        <w:rFonts w:ascii="Wingdings" w:hAnsi="Wingdings" w:hint="default"/>
+      </w:rPr>
+    </w:lvl>
+    <w:lvl w:ilvl="6" w:tplc="04090001" w:tentative="1">
+      <w:start w:val="1"/>
+      <w:numFmt w:val="bullet"/>
+      <w:lvlText w:val=""/>
+      <w:lvlJc w:val="left"/>
+      <w:pPr>
+        <w:ind w:left="4680" w:hanging="360"/>
+      </w:pPr>
+      <w:rPr>
+        <w:rFonts w:ascii="Symbol" w:hAnsi="Symbol" w:hint="default"/>
+      </w:rPr>
+    </w:lvl>
+    <w:lvl w:ilvl="7" w:tplc="04090003" w:tentative="1">
+      <w:start w:val="1"/>
+      <w:numFmt w:val="bullet"/>
+      <w:lvlText w:val="o"/>
+      <w:lvlJc w:val="left"/>
+      <w:pPr>
+        <w:ind w:left="5400" w:hanging="360"/>
+      </w:pPr>
+      <w:rPr>
+        <w:rFonts w:ascii="Courier New" w:hAnsi="Courier New" w:cs="Courier New" w:hint="default"/>
+      </w:rPr>
+    </w:lvl>
+    <w:lvl w:ilvl="8" w:tplc="04090005" w:tentative="1">
+      <w:start w:val="1"/>
+      <w:numFmt w:val="bullet"/>
+      <w:lvlText w:val=""/>
+      <w:lvlJc w:val="left"/>
+      <w:pPr>
+        <w:ind w:left="6120" w:hanging="360"/>
+      </w:pPr>
+      <w:rPr>
+        <w:rFonts w:ascii="Wingdings" w:hAnsi="Wingdings" w:hint="default"/>
+      </w:rPr>
+    </w:lvl>
+  </w:abstractNum>
   <w:num w:numId="1" w16cid:durableId="83034931">
-    <w:abstractNumId w:val="11"/>
+    <w:abstractNumId w:val="20"/>
   </w:num>
   <w:num w:numId="2" w16cid:durableId="370690339">
-    <w:abstractNumId w:val="8"/>
+    <w:abstractNumId w:val="17"/>
   </w:num>
   <w:num w:numId="3" w16cid:durableId="1318730505">
     <w:abstractNumId w:val="0"/>
   </w:num>
   <w:num w:numId="4" w16cid:durableId="1633442322">
-    <w:abstractNumId w:val="7"/>
+    <w:abstractNumId w:val="13"/>
   </w:num>
   <w:num w:numId="5" w16cid:durableId="805927018">
-    <w:abstractNumId w:val="16"/>
+    <w:abstractNumId w:val="26"/>
   </w:num>
   <w:num w:numId="6" w16cid:durableId="1926956441">
-    <w:abstractNumId w:val="13"/>
+    <w:abstractNumId w:val="22"/>
   </w:num>
   <w:num w:numId="7" w16cid:durableId="1974169894">
-    <w:abstractNumId w:val="4"/>
+    <w:abstractNumId w:val="5"/>
   </w:num>
   <w:num w:numId="8" w16cid:durableId="54206036">
-    <w:abstractNumId w:val="6"/>
+    <w:abstractNumId w:val="10"/>
   </w:num>
   <w:num w:numId="9" w16cid:durableId="1147359949">
-    <w:abstractNumId w:val="14"/>
+    <w:abstractNumId w:val="23"/>
   </w:num>
   <w:num w:numId="10" w16cid:durableId="1072850285">
-    <w:abstractNumId w:val="10"/>
+    <w:abstractNumId w:val="19"/>
   </w:num>
   <w:num w:numId="11" w16cid:durableId="1591809660">
-    <w:abstractNumId w:val="12"/>
+    <w:abstractNumId w:val="21"/>
   </w:num>
   <w:num w:numId="12" w16cid:durableId="2113089581">
-    <w:abstractNumId w:val="20"/>
+    <w:abstractNumId w:val="32"/>
   </w:num>
   <w:num w:numId="13" w16cid:durableId="1314219591">
     <w:abstractNumId w:val="2"/>
   </w:num>
   <w:num w:numId="14" w16cid:durableId="1602027755">
-    <w:abstractNumId w:val="19"/>
+    <w:abstractNumId w:val="31"/>
   </w:num>
   <w:num w:numId="15" w16cid:durableId="2058970981">
-    <w:abstractNumId w:val="18"/>
+    <w:abstractNumId w:val="29"/>
   </w:num>
   <w:num w:numId="16" w16cid:durableId="1499271021">
     <w:abstractNumId w:val="3"/>
   </w:num>
   <w:num w:numId="17" w16cid:durableId="1894389022">
-    <w:abstractNumId w:val="15"/>
+    <w:abstractNumId w:val="25"/>
   </w:num>
   <w:num w:numId="18" w16cid:durableId="729158193">
     <w:abstractNumId w:val="1"/>
   </w:num>
   <w:num w:numId="19" w16cid:durableId="78724149">
-    <w:abstractNumId w:val="21"/>
+    <w:abstractNumId w:val="33"/>
   </w:num>
   <w:num w:numId="20" w16cid:durableId="447092189">
-    <w:abstractNumId w:val="22"/>
+    <w:abstractNumId w:val="34"/>
   </w:num>
   <w:num w:numId="21" w16cid:durableId="270210975">
-    <w:abstractNumId w:val="17"/>
+    <w:abstractNumId w:val="27"/>
   </w:num>
   <w:num w:numId="22" w16cid:durableId="1726829920">
-    <w:abstractNumId w:val="5"/>
+    <w:abstractNumId w:val="9"/>
   </w:num>
   <w:num w:numId="23" w16cid:durableId="1660882083">
-    <w:abstractNumId w:val="23"/>
+    <w:abstractNumId w:val="37"/>
   </w:num>
   <w:num w:numId="24" w16cid:durableId="1244333981">
-    <w:abstractNumId w:val="9"/>
+    <w:abstractNumId w:val="18"/>
+  </w:num>
+  <w:num w:numId="25" w16cid:durableId="1485702117">
+    <w:abstractNumId w:val="4"/>
+  </w:num>
+  <w:num w:numId="26" w16cid:durableId="1942881588">
+    <w:abstractNumId w:val="16"/>
+  </w:num>
+  <w:num w:numId="27" w16cid:durableId="1290353577">
+    <w:abstractNumId w:val="8"/>
+  </w:num>
+  <w:num w:numId="28" w16cid:durableId="1344630772">
+    <w:abstractNumId w:val="11"/>
+  </w:num>
+  <w:num w:numId="29" w16cid:durableId="1363095950">
+    <w:abstractNumId w:val="24"/>
+  </w:num>
+  <w:num w:numId="30" w16cid:durableId="1166239735">
+    <w:abstractNumId w:val="12"/>
+  </w:num>
+  <w:num w:numId="31" w16cid:durableId="677080958">
+    <w:abstractNumId w:val="6"/>
+  </w:num>
+  <w:num w:numId="32" w16cid:durableId="514538274">
+    <w:abstractNumId w:val="15"/>
+  </w:num>
+  <w:num w:numId="33" w16cid:durableId="594217309">
+    <w:abstractNumId w:val="28"/>
+  </w:num>
+  <w:num w:numId="34" w16cid:durableId="1856528496">
+    <w:abstractNumId w:val="38"/>
+  </w:num>
+  <w:num w:numId="35" w16cid:durableId="1654986468">
+    <w:abstractNumId w:val="36"/>
+  </w:num>
+  <w:num w:numId="36" w16cid:durableId="1877619811">
+    <w:abstractNumId w:val="30"/>
+  </w:num>
+  <w:num w:numId="37" w16cid:durableId="1093089261">
+    <w:abstractNumId w:val="14"/>
+  </w:num>
+  <w:num w:numId="38" w16cid:durableId="2116250043">
+    <w:abstractNumId w:val="35"/>
+  </w:num>
+  <w:num w:numId="39" w16cid:durableId="1544637114">
+    <w:abstractNumId w:val="7"/>
   </w:num>
 </w:numbering>
 </file>
 
 <file path=word/styles.xml><?xml version="1.0" encoding="utf-8"?>
-<w:styles xmlns:mc="http://schemas.openxmlformats.org/markup-compatibility/2006" xmlns:r="http://schemas.openxmlformats.org/officeDocument/2006/relationships" xmlns:w="http://schemas.openxmlformats.org/wordprocessingml/2006/main" xmlns:w14="http://schemas.microsoft.com/office/word/2010/wordml" xmlns:w15="http://schemas.microsoft.com/office/word/2012/wordml" xmlns:w16cex="http://schemas.microsoft.com/office/word/2018/wordml/cex" xmlns:w16cid="http://schemas.microsoft.com/office/word/2016/wordml/cid" xmlns:w16="http://schemas.microsoft.com/office/word/2018/wordml" xmlns:w16sdtdh="http://schemas.microsoft.com/office/word/2020/wordml/sdtdatahash" xmlns:w16se="http://schemas.microsoft.com/office/word/2015/wordml/symex" mc:Ignorable="w14 w15 w16se w16cid w16 w16cex w16sdtdh">
+<w:styles xmlns:mc="http://schemas.openxmlformats.org/markup-compatibility/2006" xmlns:r="http://schemas.openxmlformats.org/officeDocument/2006/relationships" xmlns:w="http://schemas.openxmlformats.org/wordprocessingml/2006/main" xmlns:w14="http://schemas.microsoft.com/office/word/2010/wordml" xmlns:w15="http://schemas.microsoft.com/office/word/2012/wordml" xmlns:w16cex="http://schemas.microsoft.com/office/word/2018/wordml/cex" xmlns:w16cid="http://schemas.microsoft.com/office/word/2016/wordml/cid" xmlns:w16="http://schemas.microsoft.com/office/word/2018/wordml" xmlns:w16du="http://schemas.microsoft.com/office/word/2023/wordml/word16du" xmlns:w16sdtdh="http://schemas.microsoft.com/office/word/2020/wordml/sdtdatahash" xmlns:w16sdtfl="http://schemas.microsoft.com/office/word/2024/wordml/sdtformatlock" xmlns:w16se="http://schemas.microsoft.com/office/word/2015/wordml/symex" mc:Ignorable="w14 w15 w16se w16cid w16 w16cex w16sdtdh w16sdtfl w16du">
   <w:docDefaults>
     <w:rPrDefault>
       <w:rPr>
@@ -6404,6 +9619,47 @@
       <w:u w:val="single"/>
     </w:rPr>
   </w:style>
+  <w:style w:type="paragraph" w:customStyle="1" w:styleId="whitespace-normal">
+    <w:name w:val="whitespace-normal"/>
+    <w:basedOn w:val="Normal"/>
+    <w:rsid w:val="00BF4887"/>
+    <w:pPr>
+      <w:spacing w:before="100" w:beforeAutospacing="1" w:after="100" w:afterAutospacing="1" w:line="240" w:lineRule="auto"/>
+      <w:ind w:left="0" w:firstLine="0"/>
+    </w:pPr>
+    <w:rPr>
+      <w:rFonts w:ascii="Times New Roman" w:eastAsia="Times New Roman" w:hAnsi="Times New Roman" w:cs="Times New Roman"/>
+      <w:color w:val="auto"/>
+      <w:kern w:val="0"/>
+      <w:sz w:val="24"/>
+      <w:szCs w:val="24"/>
+      <w14:ligatures w14:val="none"/>
+    </w:rPr>
+  </w:style>
+  <w:style w:type="character" w:styleId="Strong">
+    <w:name w:val="Strong"/>
+    <w:basedOn w:val="DefaultParagraphFont"/>
+    <w:uiPriority w:val="22"/>
+    <w:qFormat/>
+    <w:rsid w:val="00BF4887"/>
+    <w:rPr>
+      <w:b/>
+      <w:bCs/>
+    </w:rPr>
+  </w:style>
+  <w:style w:type="character" w:styleId="HTMLCode">
+    <w:name w:val="HTML Code"/>
+    <w:basedOn w:val="DefaultParagraphFont"/>
+    <w:uiPriority w:val="99"/>
+    <w:semiHidden/>
+    <w:unhideWhenUsed/>
+    <w:rsid w:val="00176246"/>
+    <w:rPr>
+      <w:rFonts w:ascii="Courier New" w:eastAsia="Times New Roman" w:hAnsi="Courier New" w:cs="Courier New"/>
+      <w:sz w:val="20"/>
+      <w:szCs w:val="20"/>
+    </w:rPr>
+  </w:style>
 </w:styles>
 </file>
 
@@ -6700,4 +9956,22 @@
     </a:ext>
   </a:extLst>
 </a:theme>
+</file>
+
+<file path=customXml/item1.xml><?xml version="1.0" encoding="utf-8"?>
+<b:Sources xmlns:b="http://schemas.openxmlformats.org/officeDocument/2006/bibliography" xmlns="http://schemas.openxmlformats.org/officeDocument/2006/bibliography" SelectedStyle="/APASixthEditionOfficeOnline.xsl" StyleName="APA" Version="6"/>
+</file>
+
+<file path=customXml/itemProps1.xml><?xml version="1.0" encoding="utf-8"?>
+<ds:datastoreItem xmlns:ds="http://schemas.openxmlformats.org/officeDocument/2006/customXml" ds:itemID="{E74530A9-A1D7-494D-955E-A8F0E8E4A185}">
+  <ds:schemaRefs>
+    <ds:schemaRef ds:uri="http://schemas.openxmlformats.org/officeDocument/2006/bibliography"/>
+  </ds:schemaRefs>
+</ds:datastoreItem>
+</file>
+
+<file path=docMetadata/LabelInfo.xml><?xml version="1.0" encoding="utf-8"?>
+<clbl:labelList xmlns:clbl="http://schemas.microsoft.com/office/2020/mipLabelMetadata">
+  <clbl:label id="{37f4b8a2-ad4f-41b5-9a91-284d2cc38f56}" enabled="1" method="Standard" siteId="{70de1992-07c6-480f-a318-a1afcba03983}" contentBits="0" removed="0"/>
+</clbl:labelList>
 </file>